--- a/Self-study/Chapter 4/Lab4.docx
+++ b/Self-study/Chapter 4/Lab4.docx
@@ -209,9 +209,9 @@
         <w:rPr>
           <w:b/>
           <w:sz w:val="36"/>
-          <w:lang w:val="ru-RU"/>
-        </w:rPr>
-        <w:t>3</w:t>
+          <w:lang w:val="en-US"/>
+        </w:rPr>
+        <w:t>4</w:t>
       </w:r>
     </w:p>
     <w:p>
@@ -364,9 +364,9 @@
                           <a:avLst/>
                           <a:gdLst>
                             <a:gd name="textAreaLeft" fmla="*/ 0 w 2722680"/>
-                            <a:gd name="textAreaRight" fmla="*/ 2723400 w 2722680"/>
+                            <a:gd name="textAreaRight" fmla="*/ 2723760 w 2722680"/>
                             <a:gd name="textAreaTop" fmla="*/ 0 h 720"/>
-                            <a:gd name="textAreaBottom" fmla="*/ 1440 h 720"/>
+                            <a:gd name="textAreaBottom" fmla="*/ 2160 h 720"/>
                           </a:gdLst>
                           <a:ahLst/>
                           <a:rect l="textAreaLeft" t="textAreaTop" r="textAreaRight" b="textAreaBottom"/>
@@ -418,7 +418,7 @@
           <w:szCs w:val="28"/>
           <w:lang w:val="uk-UA"/>
         </w:rPr>
-        <w:t>K-Means Clustering у Excel та Python</w:t>
+        <w:t xml:space="preserve">Linear Discriminant Analysis (LDA) </w:t>
         <w:tab/>
       </w:r>
     </w:p>
@@ -664,9 +664,9 @@
                           <a:avLst/>
                           <a:gdLst>
                             <a:gd name="textAreaLeft" fmla="*/ 0 w 1617120"/>
-                            <a:gd name="textAreaRight" fmla="*/ 1617840 w 1617120"/>
+                            <a:gd name="textAreaRight" fmla="*/ 1618200 w 1617120"/>
                             <a:gd name="textAreaTop" fmla="*/ 0 h 25560"/>
-                            <a:gd name="textAreaBottom" fmla="*/ 26280 h 25560"/>
+                            <a:gd name="textAreaBottom" fmla="*/ 26640 h 25560"/>
                           </a:gdLst>
                           <a:ahLst/>
                           <a:rect l="textAreaLeft" t="textAreaTop" r="textAreaRight" b="textAreaBottom"/>
@@ -808,9 +808,9 @@
                           <a:avLst/>
                           <a:gdLst>
                             <a:gd name="textAreaLeft" fmla="*/ 0 w 1178280"/>
-                            <a:gd name="textAreaRight" fmla="*/ 1179000 w 1178280"/>
+                            <a:gd name="textAreaRight" fmla="*/ 1179360 w 1178280"/>
                             <a:gd name="textAreaTop" fmla="*/ 0 h 25560"/>
-                            <a:gd name="textAreaBottom" fmla="*/ 26280 h 25560"/>
+                            <a:gd name="textAreaBottom" fmla="*/ 26640 h 25560"/>
                           </a:gdLst>
                           <a:ahLst/>
                           <a:rect l="textAreaLeft" t="textAreaTop" r="textAreaRight" b="textAreaBottom"/>
@@ -1132,7 +1132,7 @@
         <w:pStyle w:val="ListParagraph"/>
         <w:numPr>
           <w:ilvl w:val="0"/>
-          <w:numId w:val="2"/>
+          <w:numId w:val="1"/>
         </w:numPr>
         <w:spacing w:lineRule="auto" w:line="290" w:before="0" w:after="0"/>
         <w:ind w:hanging="360" w:left="362" w:right="70"/>
@@ -1170,7 +1170,7 @@
           <w:lang w:val="uk-UA"/>
         </w:rPr>
         <w:tab/>
-        <w:t>Виконати кластеризацію даних за допомогою алгоритму K-Means у Microsoft Excel та Python. Реалізувати обчислення евклідових відстаней, призначення кластерів, перерахунок центроїдів та перевірку збіжності алгоритму.</w:t>
+        <w:t xml:space="preserve">Ознайомитися з методом лінійного дискримінантного аналізу (LDA), навчитися будувати модель класифікації на основі багатовимірних даних, реалізувати метод у середовищах Microsoft Excel та Python, а також провести класифікацію невідомих об’єктів на основі отриманої моделі. </w:t>
       </w:r>
     </w:p>
     <w:p>
@@ -1201,7 +1201,7 @@
         <w:pStyle w:val="ListParagraph"/>
         <w:numPr>
           <w:ilvl w:val="0"/>
-          <w:numId w:val="2"/>
+          <w:numId w:val="1"/>
         </w:numPr>
         <w:spacing w:lineRule="auto" w:line="290" w:before="0" w:after="0"/>
         <w:ind w:hanging="360" w:left="362" w:right="70"/>
@@ -1241,16 +1241,7 @@
           <w:lang w:val="uk-UA"/>
         </w:rPr>
         <w:tab/>
-      </w:r>
-      <w:r>
-        <w:rPr>
-          <w:b/>
-          <w:bCs/>
-          <w:sz w:val="28"/>
-          <w:szCs w:val="28"/>
-          <w:lang w:val="uk-UA"/>
-        </w:rPr>
-        <w:t>Початкові центроїди</w:t>
+        <w:t>Linear Discriminant Analysis (LDA) — це метод контрольованого машинного навчання, який використовується для класифікації об’єктів.</w:t>
       </w:r>
     </w:p>
     <w:p>
@@ -1270,7 +1261,63 @@
           <w:szCs w:val="28"/>
           <w:lang w:val="uk-UA"/>
         </w:rPr>
-        <w:t>На першому аркуші були задані початкові центроїди кластерів.</w:t>
+        <w:t>На відміну від:</w:t>
+      </w:r>
+    </w:p>
+    <w:p>
+      <w:pPr>
+        <w:pStyle w:val="Normal"/>
+        <w:numPr>
+          <w:ilvl w:val="0"/>
+          <w:numId w:val="3"/>
+        </w:numPr>
+        <w:tabs>
+          <w:tab w:val="clear" w:pos="720"/>
+          <w:tab w:val="left" w:pos="0" w:leader="none"/>
+        </w:tabs>
+        <w:spacing w:lineRule="auto" w:line="290"/>
+        <w:ind w:hanging="283" w:left="721" w:right="70"/>
+        <w:rPr>
+          <w:sz w:val="28"/>
+          <w:szCs w:val="28"/>
+          <w:lang w:val="uk-UA"/>
+        </w:rPr>
+      </w:pPr>
+      <w:r>
+        <w:rPr>
+          <w:sz w:val="28"/>
+          <w:szCs w:val="28"/>
+          <w:lang w:val="uk-UA"/>
+        </w:rPr>
+        <w:t xml:space="preserve">K-means clustering — неконтрольованого навчання, </w:t>
+      </w:r>
+    </w:p>
+    <w:p>
+      <w:pPr>
+        <w:pStyle w:val="Normal"/>
+        <w:numPr>
+          <w:ilvl w:val="0"/>
+          <w:numId w:val="3"/>
+        </w:numPr>
+        <w:tabs>
+          <w:tab w:val="clear" w:pos="720"/>
+          <w:tab w:val="left" w:pos="0" w:leader="none"/>
+        </w:tabs>
+        <w:spacing w:lineRule="auto" w:line="290"/>
+        <w:ind w:hanging="283" w:left="721" w:right="70"/>
+        <w:rPr>
+          <w:sz w:val="28"/>
+          <w:szCs w:val="28"/>
+          <w:lang w:val="uk-UA"/>
+        </w:rPr>
+      </w:pPr>
+      <w:r>
+        <w:rPr>
+          <w:sz w:val="28"/>
+          <w:szCs w:val="28"/>
+          <w:lang w:val="uk-UA"/>
+        </w:rPr>
+        <w:t xml:space="preserve">лінійної регресії — прогнозування числових значень, </w:t>
       </w:r>
     </w:p>
     <w:p>
@@ -1290,7 +1337,7 @@
           <w:szCs w:val="28"/>
           <w:lang w:val="uk-UA"/>
         </w:rPr>
-        <w:t>Для кожного кластера задавалися значення семи генів.</w:t>
+        <w:t>LDA виконує саме класифікацію об’єктів за класами.</w:t>
       </w:r>
     </w:p>
     <w:p>
@@ -1310,7 +1357,7 @@
           <w:szCs w:val="28"/>
           <w:lang w:val="uk-UA"/>
         </w:rPr>
-        <w:t>Для кожного пацієнта обчислювалися відстані до всіх чотирьох центроїдів.</w:t>
+        <w:t>Метод намагається знайти таку лінійну функцію:</w:t>
       </w:r>
     </w:p>
     <w:p>
@@ -1318,40 +1365,20 @@
         <w:pStyle w:val="Normal"/>
         <w:spacing w:lineRule="auto" w:line="290"/>
         <w:ind w:left="12" w:right="70"/>
-        <w:rPr>
-          <w:sz w:val="28"/>
-          <w:szCs w:val="28"/>
-          <w:lang w:val="uk-UA"/>
-        </w:rPr>
-      </w:pPr>
-      <w:r>
-        <w:rPr>
-          <w:sz w:val="28"/>
-          <w:szCs w:val="28"/>
-          <w:lang w:val="uk-UA"/>
-        </w:rPr>
-        <w:t>У Excel використовувалася формула:</w:t>
-      </w:r>
-    </w:p>
-    <w:p>
-      <w:pPr>
-        <w:pStyle w:val="Normal"/>
-        <w:spacing w:lineRule="auto" w:line="290"/>
-        <w:ind w:left="12" w:right="70"/>
-        <w:rPr>
-          <w:sz w:val="28"/>
-          <w:szCs w:val="28"/>
-          <w:lang w:val="uk-UA"/>
-        </w:rPr>
-      </w:pPr>
-      <w:r>
-        <w:rPr>
-          <w:sz w:val="28"/>
-          <w:szCs w:val="28"/>
-          <w:lang w:val="uk-UA"/>
-        </w:rPr>
-        <w:tab/>
-        <w:t>=КОРЕНЬ(СУММКВРАЗН($B2:$H2;L$2:L$8))</w:t>
+        <w:jc w:val="center"/>
+        <w:rPr>
+          <w:sz w:val="28"/>
+          <w:szCs w:val="28"/>
+          <w:lang w:val="uk-UA"/>
+        </w:rPr>
+      </w:pPr>
+      <w:r>
+        <w:rPr>
+          <w:sz w:val="28"/>
+          <w:szCs w:val="28"/>
+          <w:lang w:val="uk-UA"/>
+        </w:rPr>
+        <w:t>P = w1*x1 + w2*x2 + w3*x3 + ... + wn*xn + b</w:t>
       </w:r>
     </w:p>
     <w:p>
@@ -1399,7 +1426,7 @@
           <w:szCs w:val="28"/>
           <w:lang w:val="uk-UA"/>
         </w:rPr>
-        <w:t>B2:H2 — значення генів пацієнта;</w:t>
+        <w:t xml:space="preserve">xi — ознаки об’єкта, </w:t>
       </w:r>
     </w:p>
     <w:p>
@@ -1427,69 +1454,7 @@
           <w:szCs w:val="28"/>
           <w:lang w:val="uk-UA"/>
         </w:rPr>
-        <w:t>L2:L8 — координати центроїда.</w:t>
-      </w:r>
-    </w:p>
-    <w:p>
-      <w:pPr>
-        <w:pStyle w:val="Normal"/>
-        <w:spacing w:lineRule="auto" w:line="290"/>
-        <w:ind w:left="12" w:right="70"/>
-        <w:rPr>
-          <w:sz w:val="28"/>
-          <w:szCs w:val="28"/>
-          <w:lang w:val="uk-UA"/>
-        </w:rPr>
-      </w:pPr>
-      <w:r>
-        <w:rPr>
-          <w:sz w:val="28"/>
-          <w:szCs w:val="28"/>
-          <w:lang w:val="uk-UA"/>
-        </w:rPr>
-        <w:tab/>
-        <w:t>Функція СУММКВРАЗН обчислювала суму квадратів різниць між координатами.</w:t>
-      </w:r>
-    </w:p>
-    <w:p>
-      <w:pPr>
-        <w:pStyle w:val="Normal"/>
-        <w:spacing w:lineRule="auto" w:line="290"/>
-        <w:ind w:left="12" w:right="70"/>
-        <w:rPr>
-          <w:sz w:val="28"/>
-          <w:szCs w:val="28"/>
-          <w:lang w:val="uk-UA"/>
-        </w:rPr>
-      </w:pPr>
-      <w:r>
-        <w:rPr>
-          <w:sz w:val="28"/>
-          <w:szCs w:val="28"/>
-          <w:lang w:val="uk-UA"/>
-        </w:rPr>
-        <w:tab/>
-        <w:t>Функція КОРЕНЬ обчислювала квадратний корінь.</w:t>
-      </w:r>
-    </w:p>
-    <w:p>
-      <w:pPr>
-        <w:pStyle w:val="Normal"/>
-        <w:spacing w:lineRule="auto" w:line="290"/>
-        <w:ind w:left="12" w:right="70"/>
-        <w:rPr>
-          <w:sz w:val="28"/>
-          <w:szCs w:val="28"/>
-          <w:lang w:val="uk-UA"/>
-        </w:rPr>
-      </w:pPr>
-      <w:r>
-        <w:rPr>
-          <w:sz w:val="28"/>
-          <w:szCs w:val="28"/>
-          <w:lang w:val="uk-UA"/>
-        </w:rPr>
-        <w:t>Після цього формула копіювалася:</w:t>
+        <w:t xml:space="preserve">wi— вагові коефіцієнти, </w:t>
       </w:r>
     </w:p>
     <w:p>
@@ -1497,7 +1462,7 @@
         <w:pStyle w:val="Normal"/>
         <w:numPr>
           <w:ilvl w:val="0"/>
-          <w:numId w:val="5"/>
+          <w:numId w:val="4"/>
         </w:numPr>
         <w:tabs>
           <w:tab w:val="clear" w:pos="720"/>
@@ -1517,7 +1482,7 @@
           <w:szCs w:val="28"/>
           <w:lang w:val="uk-UA"/>
         </w:rPr>
-        <w:t>вправо для всіх кластерів;</w:t>
+        <w:t xml:space="preserve">b — вільний член, </w:t>
       </w:r>
     </w:p>
     <w:p>
@@ -1525,7 +1490,7 @@
         <w:pStyle w:val="Normal"/>
         <w:numPr>
           <w:ilvl w:val="0"/>
-          <w:numId w:val="5"/>
+          <w:numId w:val="4"/>
         </w:numPr>
         <w:tabs>
           <w:tab w:val="clear" w:pos="720"/>
@@ -1545,7 +1510,7 @@
           <w:szCs w:val="28"/>
           <w:lang w:val="uk-UA"/>
         </w:rPr>
-        <w:t>вниз для всіх пацієнтів.</w:t>
+        <w:t xml:space="preserve">P — числовий прогноз. </w:t>
       </w:r>
     </w:p>
     <w:p>
@@ -1553,19 +1518,16 @@
         <w:pStyle w:val="Normal"/>
         <w:spacing w:lineRule="auto" w:line="290"/>
         <w:ind w:left="12" w:right="70"/>
-        <w:rPr>
-          <w:sz w:val="28"/>
-          <w:szCs w:val="28"/>
-          <w:lang w:val="uk-UA"/>
-        </w:rPr>
-      </w:pPr>
-      <w:r>
-        <w:rPr>
-          <w:sz w:val="28"/>
-          <w:szCs w:val="28"/>
-          <w:lang w:val="uk-UA"/>
-        </w:rPr>
-        <w:t>У результаті була отримана таблиця відстаней.</w:t>
+        <w:rPr/>
+      </w:pPr>
+      <w:r>
+        <w:rPr>
+          <w:sz w:val="28"/>
+          <w:szCs w:val="28"/>
+          <w:lang w:val="uk-UA"/>
+        </w:rPr>
+        <w:tab/>
+        <w:t>Після отримання числового значення P воно порівнюється з пороговими значеннями (cutoff), після чого об’єкт відноситься до певного класу.</w:t>
       </w:r>
     </w:p>
     <w:p>
@@ -1585,8 +1547,107 @@
           <w:szCs w:val="28"/>
           <w:lang w:val="uk-UA"/>
         </w:rPr>
-        <w:tab/>
-      </w:r>
+      </w:r>
+    </w:p>
+    <w:p>
+      <w:pPr>
+        <w:pStyle w:val="Normal"/>
+        <w:spacing w:lineRule="auto" w:line="290"/>
+        <w:ind w:left="12" w:right="70"/>
+        <w:rPr>
+          <w:sz w:val="28"/>
+          <w:szCs w:val="28"/>
+          <w:lang w:val="uk-UA"/>
+        </w:rPr>
+      </w:pPr>
+      <w:r>
+        <w:rPr>
+          <w:sz w:val="28"/>
+          <w:szCs w:val="28"/>
+          <w:lang w:val="uk-UA"/>
+        </w:rPr>
+        <w:t>LDA прагне:</w:t>
+      </w:r>
+    </w:p>
+    <w:p>
+      <w:pPr>
+        <w:pStyle w:val="Normal"/>
+        <w:numPr>
+          <w:ilvl w:val="0"/>
+          <w:numId w:val="0"/>
+        </w:numPr>
+        <w:spacing w:lineRule="auto" w:line="290"/>
+        <w:ind w:hanging="0" w:left="12" w:right="70"/>
+        <w:rPr>
+          <w:sz w:val="28"/>
+          <w:szCs w:val="28"/>
+          <w:lang w:val="uk-UA"/>
+        </w:rPr>
+      </w:pPr>
+      <w:r>
+        <w:rPr>
+          <w:sz w:val="28"/>
+          <w:szCs w:val="28"/>
+          <w:lang w:val="uk-UA"/>
+        </w:rPr>
+        <w:t xml:space="preserve">максимально збільшити відстань між класами; </w:t>
+      </w:r>
+    </w:p>
+    <w:p>
+      <w:pPr>
+        <w:pStyle w:val="Normal"/>
+        <w:numPr>
+          <w:ilvl w:val="0"/>
+          <w:numId w:val="0"/>
+        </w:numPr>
+        <w:spacing w:lineRule="auto" w:line="290"/>
+        <w:ind w:hanging="0" w:left="12" w:right="70"/>
+        <w:rPr>
+          <w:sz w:val="28"/>
+          <w:szCs w:val="28"/>
+          <w:lang w:val="uk-UA"/>
+        </w:rPr>
+      </w:pPr>
+      <w:r>
+        <w:rPr>
+          <w:sz w:val="28"/>
+          <w:szCs w:val="28"/>
+          <w:lang w:val="uk-UA"/>
+        </w:rPr>
+        <w:t xml:space="preserve">мінімізувати розкид значень всередині кожного класу. </w:t>
+      </w:r>
+    </w:p>
+    <w:p>
+      <w:pPr>
+        <w:pStyle w:val="Normal"/>
+        <w:spacing w:lineRule="auto" w:line="290"/>
+        <w:ind w:left="12" w:right="70"/>
+        <w:rPr>
+          <w:sz w:val="28"/>
+          <w:szCs w:val="28"/>
+          <w:lang w:val="uk-UA"/>
+        </w:rPr>
+      </w:pPr>
+      <w:r>
+        <w:rPr>
+          <w:sz w:val="28"/>
+          <w:szCs w:val="28"/>
+          <w:lang w:val="uk-UA"/>
+        </w:rPr>
+        <w:t>Для цього використовуються:</w:t>
+      </w:r>
+    </w:p>
+    <w:p>
+      <w:pPr>
+        <w:pStyle w:val="Normal"/>
+        <w:spacing w:lineRule="auto" w:line="290"/>
+        <w:ind w:left="12" w:right="70"/>
+        <w:rPr>
+          <w:sz w:val="28"/>
+          <w:szCs w:val="28"/>
+          <w:lang w:val="uk-UA"/>
+        </w:rPr>
+      </w:pPr>
       <w:r>
         <w:rPr>
           <w:b/>
@@ -1595,7 +1656,8 @@
           <w:szCs w:val="28"/>
           <w:lang w:val="uk-UA"/>
         </w:rPr>
-        <w:t>Призначення кластерів</w:t>
+        <w:tab/>
+        <w:t>Міжгрупова дисперсія</w:t>
       </w:r>
     </w:p>
     <w:p>
@@ -1615,8 +1677,32 @@
           <w:szCs w:val="28"/>
           <w:lang w:val="uk-UA"/>
         </w:rPr>
+        <w:t>Відображає, наскільки далеко розташовані середні значення класів.</w:t>
+      </w:r>
+    </w:p>
+    <w:p>
+      <w:pPr>
+        <w:pStyle w:val="Normal"/>
+        <w:spacing w:lineRule="auto" w:line="290"/>
+        <w:ind w:left="12" w:right="70"/>
+        <w:rPr>
+          <w:b/>
+          <w:bCs/>
+          <w:sz w:val="28"/>
+          <w:szCs w:val="28"/>
+          <w:lang w:val="uk-UA"/>
+        </w:rPr>
+      </w:pPr>
+      <w:r>
+        <w:rPr>
+          <w:b/>
+          <w:bCs/>
+          <w:sz w:val="28"/>
+          <w:szCs w:val="28"/>
+          <w:lang w:val="uk-UA"/>
+        </w:rPr>
         <w:tab/>
-        <w:t>Після обчислення відстаней кожен пацієнт відносився до найближчого кластера.</w:t>
+        <w:t>Внутрішньогрупова дисперсія</w:t>
       </w:r>
     </w:p>
     <w:p>
@@ -1636,7 +1722,7 @@
           <w:szCs w:val="28"/>
           <w:lang w:val="uk-UA"/>
         </w:rPr>
-        <w:t>Для цього використовувалась формула:</w:t>
+        <w:t>Показує, наскільки сильно об’єкти розкидані всередині класів.</w:t>
       </w:r>
     </w:p>
     <w:p>
@@ -1652,12 +1738,14 @@
       </w:pPr>
       <w:r>
         <w:rPr>
+          <w:b/>
+          <w:bCs/>
           <w:sz w:val="28"/>
           <w:szCs w:val="28"/>
           <w:lang w:val="uk-UA"/>
         </w:rPr>
         <w:tab/>
-        <w:t>=ИНДЕКС($Q$1:$T$1;1;ПОИСКПОЗ(МИН(Q2:T2);Q2:T2;0))</w:t>
+        <w:t>Критерій оптимізації</w:t>
       </w:r>
     </w:p>
     <w:p>
@@ -1677,7 +1765,7 @@
           <w:szCs w:val="28"/>
           <w:lang w:val="uk-UA"/>
         </w:rPr>
-        <w:t>де:</w:t>
+        <w:t>Чим більше це значення:</w:t>
       </w:r>
     </w:p>
     <w:p>
@@ -1685,27 +1773,23 @@
         <w:pStyle w:val="Normal"/>
         <w:numPr>
           <w:ilvl w:val="0"/>
-          <w:numId w:val="6"/>
+          <w:numId w:val="0"/>
         </w:numPr>
-        <w:tabs>
-          <w:tab w:val="clear" w:pos="720"/>
-          <w:tab w:val="left" w:pos="0" w:leader="none"/>
-        </w:tabs>
-        <w:spacing w:lineRule="auto" w:line="290"/>
-        <w:ind w:hanging="283" w:left="721" w:right="70"/>
-        <w:rPr>
-          <w:sz w:val="28"/>
-          <w:szCs w:val="28"/>
-          <w:lang w:val="uk-UA"/>
-        </w:rPr>
-      </w:pPr>
-      <w:r>
-        <w:rPr>
-          <w:sz w:val="28"/>
-          <w:szCs w:val="28"/>
-          <w:lang w:val="uk-UA"/>
-        </w:rPr>
-        <w:t>МИН знаходила мінімальну відстань;</w:t>
+        <w:spacing w:lineRule="auto" w:line="290"/>
+        <w:ind w:hanging="0" w:left="12" w:right="70"/>
+        <w:rPr>
+          <w:sz w:val="28"/>
+          <w:szCs w:val="28"/>
+          <w:lang w:val="uk-UA"/>
+        </w:rPr>
+      </w:pPr>
+      <w:r>
+        <w:rPr>
+          <w:sz w:val="28"/>
+          <w:szCs w:val="28"/>
+          <w:lang w:val="uk-UA"/>
+        </w:rPr>
+        <w:t xml:space="preserve">тим краще розділені класи; </w:t>
       </w:r>
     </w:p>
     <w:p>
@@ -1713,27 +1797,38 @@
         <w:pStyle w:val="Normal"/>
         <w:numPr>
           <w:ilvl w:val="0"/>
-          <w:numId w:val="6"/>
+          <w:numId w:val="0"/>
         </w:numPr>
-        <w:tabs>
-          <w:tab w:val="clear" w:pos="720"/>
-          <w:tab w:val="left" w:pos="0" w:leader="none"/>
-        </w:tabs>
-        <w:spacing w:lineRule="auto" w:line="290"/>
-        <w:ind w:hanging="283" w:left="721" w:right="70"/>
-        <w:rPr>
-          <w:sz w:val="28"/>
-          <w:szCs w:val="28"/>
-          <w:lang w:val="uk-UA"/>
-        </w:rPr>
-      </w:pPr>
-      <w:r>
-        <w:rPr>
-          <w:sz w:val="28"/>
-          <w:szCs w:val="28"/>
-          <w:lang w:val="uk-UA"/>
-        </w:rPr>
-        <w:t>ПОИСКПОЗ знаходила позицію мінімального значення;</w:t>
+        <w:spacing w:lineRule="auto" w:line="290"/>
+        <w:ind w:hanging="0" w:left="12" w:right="70"/>
+        <w:rPr>
+          <w:sz w:val="28"/>
+          <w:szCs w:val="28"/>
+          <w:lang w:val="uk-UA"/>
+        </w:rPr>
+      </w:pPr>
+      <w:r>
+        <w:rPr>
+          <w:sz w:val="28"/>
+          <w:szCs w:val="28"/>
+          <w:lang w:val="uk-UA"/>
+        </w:rPr>
+        <w:t>тим якісніше працює модель.</w:t>
+      </w:r>
+    </w:p>
+    <w:p>
+      <w:pPr>
+        <w:pStyle w:val="Normal"/>
+        <w:spacing w:lineRule="auto" w:line="290"/>
+        <w:ind w:left="12" w:right="70"/>
+        <w:jc w:val="left"/>
+        <w:rPr/>
+      </w:pPr>
+      <w:r>
+        <w:rPr/>
+      </w:r>
+      <w:r>
+        <w:br w:type="page"/>
       </w:r>
     </w:p>
     <w:p>
@@ -1741,110 +1836,10 @@
         <w:pStyle w:val="Normal"/>
         <w:numPr>
           <w:ilvl w:val="0"/>
-          <w:numId w:val="6"/>
+          <w:numId w:val="0"/>
         </w:numPr>
-        <w:tabs>
-          <w:tab w:val="clear" w:pos="720"/>
-          <w:tab w:val="left" w:pos="0" w:leader="none"/>
-        </w:tabs>
-        <w:spacing w:lineRule="auto" w:line="290"/>
-        <w:ind w:hanging="283" w:left="721" w:right="70"/>
-        <w:rPr>
-          <w:sz w:val="28"/>
-          <w:szCs w:val="28"/>
-          <w:lang w:val="uk-UA"/>
-        </w:rPr>
-      </w:pPr>
-      <w:r>
-        <w:rPr>
-          <w:sz w:val="28"/>
-          <w:szCs w:val="28"/>
-          <w:lang w:val="uk-UA"/>
-        </w:rPr>
-        <w:t>ИНДЕКС повертала назву кластера.</w:t>
-      </w:r>
-    </w:p>
-    <w:p>
-      <w:pPr>
-        <w:pStyle w:val="Normal"/>
-        <w:spacing w:lineRule="auto" w:line="290"/>
-        <w:ind w:left="12" w:right="70"/>
-        <w:rPr>
-          <w:sz w:val="28"/>
-          <w:szCs w:val="28"/>
-          <w:lang w:val="uk-UA"/>
-        </w:rPr>
-      </w:pPr>
-      <w:r>
-        <w:rPr>
-          <w:sz w:val="28"/>
-          <w:szCs w:val="28"/>
-          <w:lang w:val="uk-UA"/>
-        </w:rPr>
-        <w:t>У результаті кожному пацієнту був призначений кластер C1–C4.</w:t>
-      </w:r>
-    </w:p>
-    <w:p>
-      <w:pPr>
-        <w:pStyle w:val="Normal"/>
-        <w:spacing w:lineRule="auto" w:line="290"/>
-        <w:ind w:left="12" w:right="70"/>
-        <w:rPr>
-          <w:sz w:val="28"/>
-          <w:szCs w:val="28"/>
-          <w:lang w:val="uk-UA"/>
-        </w:rPr>
-      </w:pPr>
-      <w:r>
-        <w:rPr>
-          <w:sz w:val="28"/>
-          <w:szCs w:val="28"/>
-          <w:lang w:val="uk-UA"/>
-        </w:rPr>
-      </w:r>
-      <w:r>
-        <w:br w:type="page"/>
-      </w:r>
-    </w:p>
-    <w:p>
-      <w:pPr>
-        <w:pStyle w:val="Normal"/>
-        <w:spacing w:lineRule="auto" w:line="290"/>
-        <w:ind w:left="12" w:right="70"/>
-        <w:rPr>
-          <w:sz w:val="28"/>
-          <w:szCs w:val="28"/>
-          <w:lang w:val="uk-UA"/>
-        </w:rPr>
-      </w:pPr>
-      <w:r>
-        <w:rPr>
-          <w:sz w:val="28"/>
-          <w:szCs w:val="28"/>
-          <w:lang w:val="uk-UA"/>
-        </w:rPr>
-      </w:r>
-    </w:p>
-    <w:p>
-      <w:pPr>
-        <w:pStyle w:val="Normal"/>
-        <w:spacing w:lineRule="auto" w:line="290"/>
-        <w:ind w:left="12" w:right="70"/>
-        <w:rPr>
-          <w:sz w:val="28"/>
-          <w:szCs w:val="28"/>
-          <w:lang w:val="uk-UA"/>
-        </w:rPr>
-      </w:pPr>
-      <w:r>
-        <w:rPr>
-          <w:sz w:val="28"/>
-          <w:szCs w:val="28"/>
-          <w:lang w:val="uk-UA"/>
-        </w:rPr>
-        <w:tab/>
-      </w:r>
-      <w:r>
+        <w:spacing w:lineRule="auto" w:line="290"/>
+        <w:ind w:hanging="0" w:left="12" w:right="70"/>
         <w:rPr>
           <w:b/>
           <w:bCs/>
@@ -1852,7 +1847,16 @@
           <w:szCs w:val="28"/>
           <w:lang w:val="uk-UA"/>
         </w:rPr>
-        <w:t>Перерахунок центроїдів</w:t>
+      </w:pPr>
+      <w:r>
+        <w:rPr>
+          <w:b/>
+          <w:bCs/>
+          <w:sz w:val="28"/>
+          <w:szCs w:val="28"/>
+          <w:lang w:val="uk-UA"/>
+        </w:rPr>
+        <w:t>Підготовка даних</w:t>
       </w:r>
     </w:p>
     <w:p>
@@ -1872,8 +1876,7 @@
           <w:szCs w:val="28"/>
           <w:lang w:val="uk-UA"/>
         </w:rPr>
-        <w:tab/>
-        <w:t>Після призначення кластерів обчислювалися нові центроїди.</w:t>
+        <w:t>Для роботи використовувався датасет Wine Dataset.</w:t>
       </w:r>
     </w:p>
     <w:p>
@@ -1893,68 +1896,7 @@
           <w:szCs w:val="28"/>
           <w:lang w:val="uk-UA"/>
         </w:rPr>
-        <w:t>Новий центроїд визначався як середнє значення всіх об’єктів кластера.</w:t>
-      </w:r>
-    </w:p>
-    <w:p>
-      <w:pPr>
-        <w:pStyle w:val="Normal"/>
-        <w:spacing w:lineRule="auto" w:line="290"/>
-        <w:ind w:left="12" w:right="70"/>
-        <w:rPr>
-          <w:sz w:val="28"/>
-          <w:szCs w:val="28"/>
-          <w:lang w:val="uk-UA"/>
-        </w:rPr>
-      </w:pPr>
-      <w:r>
-        <w:rPr>
-          <w:sz w:val="28"/>
-          <w:szCs w:val="28"/>
-          <w:lang w:val="uk-UA"/>
-        </w:rPr>
-        <w:t>Для цього використовувалась функція:</w:t>
-      </w:r>
-    </w:p>
-    <w:p>
-      <w:pPr>
-        <w:pStyle w:val="Normal"/>
-        <w:spacing w:lineRule="auto" w:line="290"/>
-        <w:ind w:left="12" w:right="70"/>
-        <w:rPr>
-          <w:sz w:val="28"/>
-          <w:szCs w:val="28"/>
-          <w:lang w:val="uk-UA"/>
-        </w:rPr>
-      </w:pPr>
-      <w:r>
-        <w:rPr>
-          <w:sz w:val="28"/>
-          <w:szCs w:val="28"/>
-          <w:lang w:val="uk-UA"/>
-        </w:rPr>
-        <w:tab/>
-        <w:t>=СРЗНАЧЕСЛИМН(...)</w:t>
-      </w:r>
-    </w:p>
-    <w:p>
-      <w:pPr>
-        <w:pStyle w:val="Normal"/>
-        <w:spacing w:lineRule="auto" w:line="290"/>
-        <w:ind w:left="12" w:right="70"/>
-        <w:rPr>
-          <w:sz w:val="28"/>
-          <w:szCs w:val="28"/>
-          <w:lang w:val="uk-UA"/>
-        </w:rPr>
-      </w:pPr>
-      <w:r>
-        <w:rPr>
-          <w:sz w:val="28"/>
-          <w:szCs w:val="28"/>
-          <w:lang w:val="uk-UA"/>
-        </w:rPr>
-        <w:t>Для автоматизації посилань використовувалися:</w:t>
+        <w:t>Кожен запис містить:</w:t>
       </w:r>
     </w:p>
     <w:p>
@@ -1962,27 +1904,23 @@
         <w:pStyle w:val="Normal"/>
         <w:numPr>
           <w:ilvl w:val="0"/>
-          <w:numId w:val="7"/>
+          <w:numId w:val="0"/>
         </w:numPr>
-        <w:tabs>
-          <w:tab w:val="clear" w:pos="720"/>
-          <w:tab w:val="left" w:pos="0" w:leader="none"/>
-        </w:tabs>
-        <w:spacing w:lineRule="auto" w:line="290"/>
-        <w:ind w:hanging="283" w:left="721" w:right="70"/>
-        <w:rPr>
-          <w:sz w:val="28"/>
-          <w:szCs w:val="28"/>
-          <w:lang w:val="uk-UA"/>
-        </w:rPr>
-      </w:pPr>
-      <w:r>
-        <w:rPr>
-          <w:sz w:val="28"/>
-          <w:szCs w:val="28"/>
-          <w:lang w:val="uk-UA"/>
-        </w:rPr>
-        <w:t>ДВССЫЛ</w:t>
+        <w:spacing w:lineRule="auto" w:line="290"/>
+        <w:ind w:hanging="0" w:left="12" w:right="70"/>
+        <w:rPr>
+          <w:sz w:val="28"/>
+          <w:szCs w:val="28"/>
+          <w:lang w:val="uk-UA"/>
+        </w:rPr>
+      </w:pPr>
+      <w:r>
+        <w:rPr>
+          <w:sz w:val="28"/>
+          <w:szCs w:val="28"/>
+          <w:lang w:val="uk-UA"/>
+        </w:rPr>
+        <w:t xml:space="preserve">13 хімічних характеристик вина; </w:t>
       </w:r>
     </w:p>
     <w:p>
@@ -1990,27 +1928,23 @@
         <w:pStyle w:val="Normal"/>
         <w:numPr>
           <w:ilvl w:val="0"/>
-          <w:numId w:val="7"/>
+          <w:numId w:val="0"/>
         </w:numPr>
-        <w:tabs>
-          <w:tab w:val="clear" w:pos="720"/>
-          <w:tab w:val="left" w:pos="0" w:leader="none"/>
-        </w:tabs>
-        <w:spacing w:lineRule="auto" w:line="290"/>
-        <w:ind w:hanging="283" w:left="721" w:right="70"/>
-        <w:rPr>
-          <w:sz w:val="28"/>
-          <w:szCs w:val="28"/>
-          <w:lang w:val="uk-UA"/>
-        </w:rPr>
-      </w:pPr>
-      <w:r>
-        <w:rPr>
-          <w:sz w:val="28"/>
-          <w:szCs w:val="28"/>
-          <w:lang w:val="uk-UA"/>
-        </w:rPr>
-        <w:t>АДРЕС</w:t>
+        <w:spacing w:lineRule="auto" w:line="290"/>
+        <w:ind w:hanging="0" w:left="12" w:right="70"/>
+        <w:rPr>
+          <w:sz w:val="28"/>
+          <w:szCs w:val="28"/>
+          <w:lang w:val="uk-UA"/>
+        </w:rPr>
+      </w:pPr>
+      <w:r>
+        <w:rPr>
+          <w:sz w:val="28"/>
+          <w:szCs w:val="28"/>
+          <w:lang w:val="uk-UA"/>
+        </w:rPr>
+        <w:t xml:space="preserve">клас виробника: </w:t>
       </w:r>
     </w:p>
     <w:p>
@@ -2018,27 +1952,23 @@
         <w:pStyle w:val="Normal"/>
         <w:numPr>
           <w:ilvl w:val="0"/>
-          <w:numId w:val="7"/>
+          <w:numId w:val="0"/>
         </w:numPr>
-        <w:tabs>
-          <w:tab w:val="clear" w:pos="720"/>
-          <w:tab w:val="left" w:pos="0" w:leader="none"/>
-        </w:tabs>
-        <w:spacing w:lineRule="auto" w:line="290"/>
-        <w:ind w:hanging="283" w:left="721" w:right="70"/>
-        <w:rPr>
-          <w:sz w:val="28"/>
-          <w:szCs w:val="28"/>
-          <w:lang w:val="uk-UA"/>
-        </w:rPr>
-      </w:pPr>
-      <w:r>
-        <w:rPr>
-          <w:sz w:val="28"/>
-          <w:szCs w:val="28"/>
-          <w:lang w:val="uk-UA"/>
-        </w:rPr>
-        <w:t>ЛИСТ</w:t>
+        <w:spacing w:lineRule="auto" w:line="290"/>
+        <w:ind w:hanging="0" w:left="12" w:right="70"/>
+        <w:rPr>
+          <w:sz w:val="28"/>
+          <w:szCs w:val="28"/>
+          <w:lang w:val="uk-UA"/>
+        </w:rPr>
+      </w:pPr>
+      <w:r>
+        <w:rPr>
+          <w:sz w:val="28"/>
+          <w:szCs w:val="28"/>
+          <w:lang w:val="uk-UA"/>
+        </w:rPr>
+        <w:t xml:space="preserve">V1, </w:t>
       </w:r>
     </w:p>
     <w:p>
@@ -2046,47 +1976,23 @@
         <w:pStyle w:val="Normal"/>
         <w:numPr>
           <w:ilvl w:val="0"/>
-          <w:numId w:val="7"/>
+          <w:numId w:val="0"/>
         </w:numPr>
-        <w:tabs>
-          <w:tab w:val="clear" w:pos="720"/>
-          <w:tab w:val="left" w:pos="0" w:leader="none"/>
-        </w:tabs>
-        <w:spacing w:lineRule="auto" w:line="290"/>
-        <w:ind w:hanging="283" w:left="721" w:right="70"/>
-        <w:rPr>
-          <w:sz w:val="28"/>
-          <w:szCs w:val="28"/>
-          <w:lang w:val="uk-UA"/>
-        </w:rPr>
-      </w:pPr>
-      <w:r>
-        <w:rPr>
-          <w:sz w:val="28"/>
-          <w:szCs w:val="28"/>
-          <w:lang w:val="uk-UA"/>
-        </w:rPr>
-        <w:t>оператор &amp;</w:t>
-      </w:r>
-    </w:p>
-    <w:p>
-      <w:pPr>
-        <w:pStyle w:val="Normal"/>
-        <w:spacing w:lineRule="auto" w:line="290"/>
-        <w:ind w:left="12" w:right="70"/>
-        <w:rPr>
-          <w:sz w:val="28"/>
-          <w:szCs w:val="28"/>
-          <w:lang w:val="uk-UA"/>
-        </w:rPr>
-      </w:pPr>
-      <w:r>
-        <w:rPr>
-          <w:sz w:val="28"/>
-          <w:szCs w:val="28"/>
-          <w:lang w:val="uk-UA"/>
-        </w:rPr>
-        <w:t>Після цього створювався новий аркуш:</w:t>
+        <w:spacing w:lineRule="auto" w:line="290"/>
+        <w:ind w:hanging="0" w:left="12" w:right="70"/>
+        <w:rPr>
+          <w:sz w:val="28"/>
+          <w:szCs w:val="28"/>
+          <w:lang w:val="uk-UA"/>
+        </w:rPr>
+      </w:pPr>
+      <w:r>
+        <w:rPr>
+          <w:sz w:val="28"/>
+          <w:szCs w:val="28"/>
+          <w:lang w:val="uk-UA"/>
+        </w:rPr>
+        <w:t xml:space="preserve">V2, </w:t>
       </w:r>
     </w:p>
     <w:p>
@@ -2094,27 +2000,43 @@
         <w:pStyle w:val="Normal"/>
         <w:numPr>
           <w:ilvl w:val="0"/>
-          <w:numId w:val="8"/>
+          <w:numId w:val="0"/>
         </w:numPr>
-        <w:tabs>
-          <w:tab w:val="clear" w:pos="720"/>
-          <w:tab w:val="left" w:pos="0" w:leader="none"/>
-        </w:tabs>
-        <w:spacing w:lineRule="auto" w:line="290"/>
-        <w:ind w:hanging="283" w:left="721" w:right="70"/>
-        <w:rPr>
-          <w:sz w:val="28"/>
-          <w:szCs w:val="28"/>
-          <w:lang w:val="uk-UA"/>
-        </w:rPr>
-      </w:pPr>
-      <w:r>
-        <w:rPr>
-          <w:sz w:val="28"/>
-          <w:szCs w:val="28"/>
-          <w:lang w:val="uk-UA"/>
-        </w:rPr>
-        <w:t>лист 2;</w:t>
+        <w:spacing w:lineRule="auto" w:line="290"/>
+        <w:ind w:hanging="0" w:left="12" w:right="70"/>
+        <w:rPr>
+          <w:sz w:val="28"/>
+          <w:szCs w:val="28"/>
+          <w:lang w:val="uk-UA"/>
+        </w:rPr>
+      </w:pPr>
+      <w:r>
+        <w:rPr>
+          <w:sz w:val="28"/>
+          <w:szCs w:val="28"/>
+          <w:lang w:val="uk-UA"/>
+        </w:rPr>
+        <w:t xml:space="preserve">V3. </w:t>
+      </w:r>
+    </w:p>
+    <w:p>
+      <w:pPr>
+        <w:pStyle w:val="Normal"/>
+        <w:spacing w:lineRule="auto" w:line="290"/>
+        <w:ind w:left="12" w:right="70"/>
+        <w:rPr>
+          <w:sz w:val="28"/>
+          <w:szCs w:val="28"/>
+          <w:lang w:val="uk-UA"/>
+        </w:rPr>
+      </w:pPr>
+      <w:r>
+        <w:rPr>
+          <w:sz w:val="28"/>
+          <w:szCs w:val="28"/>
+          <w:lang w:val="uk-UA"/>
+        </w:rPr>
+        <w:t>Було використано:</w:t>
       </w:r>
     </w:p>
     <w:p>
@@ -2122,27 +2044,23 @@
         <w:pStyle w:val="Normal"/>
         <w:numPr>
           <w:ilvl w:val="0"/>
-          <w:numId w:val="8"/>
+          <w:numId w:val="0"/>
         </w:numPr>
-        <w:tabs>
-          <w:tab w:val="clear" w:pos="720"/>
-          <w:tab w:val="left" w:pos="0" w:leader="none"/>
-        </w:tabs>
-        <w:spacing w:lineRule="auto" w:line="290"/>
-        <w:ind w:hanging="283" w:left="721" w:right="70"/>
-        <w:rPr>
-          <w:sz w:val="28"/>
-          <w:szCs w:val="28"/>
-          <w:lang w:val="uk-UA"/>
-        </w:rPr>
-      </w:pPr>
-      <w:r>
-        <w:rPr>
-          <w:sz w:val="28"/>
-          <w:szCs w:val="28"/>
-          <w:lang w:val="uk-UA"/>
-        </w:rPr>
-        <w:t>лист 3;</w:t>
+        <w:spacing w:lineRule="auto" w:line="290"/>
+        <w:ind w:hanging="0" w:left="12" w:right="70"/>
+        <w:rPr>
+          <w:sz w:val="28"/>
+          <w:szCs w:val="28"/>
+          <w:lang w:val="uk-UA"/>
+        </w:rPr>
+      </w:pPr>
+      <w:r>
+        <w:rPr>
+          <w:sz w:val="28"/>
+          <w:szCs w:val="28"/>
+          <w:lang w:val="uk-UA"/>
+        </w:rPr>
+        <w:t xml:space="preserve">178 відомих зразків для навчання; </w:t>
       </w:r>
     </w:p>
     <w:p>
@@ -2150,27 +2068,23 @@
         <w:pStyle w:val="Normal"/>
         <w:numPr>
           <w:ilvl w:val="0"/>
-          <w:numId w:val="8"/>
+          <w:numId w:val="0"/>
         </w:numPr>
-        <w:tabs>
-          <w:tab w:val="clear" w:pos="720"/>
-          <w:tab w:val="left" w:pos="0" w:leader="none"/>
-        </w:tabs>
-        <w:spacing w:lineRule="auto" w:line="290"/>
-        <w:ind w:hanging="283" w:left="721" w:right="70"/>
-        <w:rPr>
-          <w:sz w:val="28"/>
-          <w:szCs w:val="28"/>
-          <w:lang w:val="uk-UA"/>
-        </w:rPr>
-      </w:pPr>
-      <w:r>
-        <w:rPr>
-          <w:sz w:val="28"/>
-          <w:szCs w:val="28"/>
-          <w:lang w:val="uk-UA"/>
-        </w:rPr>
-        <w:t>лист 4 і т.д.</w:t>
+        <w:spacing w:lineRule="auto" w:line="290"/>
+        <w:ind w:hanging="0" w:left="12" w:right="70"/>
+        <w:rPr>
+          <w:sz w:val="28"/>
+          <w:szCs w:val="28"/>
+          <w:lang w:val="uk-UA"/>
+        </w:rPr>
+      </w:pPr>
+      <w:r>
+        <w:rPr>
+          <w:sz w:val="28"/>
+          <w:szCs w:val="28"/>
+          <w:lang w:val="uk-UA"/>
+        </w:rPr>
+        <w:t>3 невідомих зразки для класифікації.</w:t>
       </w:r>
     </w:p>
     <w:p>
@@ -2190,413 +2104,23 @@
           <w:szCs w:val="28"/>
           <w:lang w:val="uk-UA"/>
         </w:rPr>
-        <w:t>Кожен новий лист використовував результати попередньої ітерації.</w:t>
-      </w:r>
-    </w:p>
-    <w:p>
-      <w:pPr>
-        <w:pStyle w:val="Normal"/>
-        <w:spacing w:lineRule="auto" w:line="290"/>
-        <w:ind w:left="12" w:right="70"/>
-        <w:rPr>
-          <w:sz w:val="28"/>
-          <w:szCs w:val="28"/>
-          <w:lang w:val="uk-UA"/>
-        </w:rPr>
-      </w:pPr>
-      <w:r>
-        <w:rPr>
-          <w:sz w:val="28"/>
-          <w:szCs w:val="28"/>
-          <w:lang w:val="uk-UA"/>
-        </w:rPr>
-        <w:tab/>
-      </w:r>
-      <w:r>
+      </w:r>
+    </w:p>
+    <w:p>
+      <w:pPr>
+        <w:pStyle w:val="Normal"/>
+        <w:spacing w:lineRule="auto" w:line="290"/>
+        <w:ind w:right="70"/>
         <w:rPr>
           <w:b/>
-          <w:bCs/>
-          <w:sz w:val="28"/>
-          <w:szCs w:val="28"/>
-          <w:lang w:val="uk-UA"/>
-        </w:rPr>
-        <w:t>Перевірка збіжності</w:t>
-      </w:r>
-    </w:p>
-    <w:p>
-      <w:pPr>
-        <w:pStyle w:val="Normal"/>
-        <w:spacing w:lineRule="auto" w:line="290"/>
-        <w:ind w:left="12" w:right="70"/>
-        <w:rPr>
-          <w:sz w:val="28"/>
-          <w:szCs w:val="28"/>
-          <w:lang w:val="uk-UA"/>
-        </w:rPr>
-      </w:pPr>
-      <w:r>
-        <w:rPr>
-          <w:sz w:val="28"/>
-          <w:szCs w:val="28"/>
-          <w:lang w:val="uk-UA"/>
-        </w:rPr>
-        <w:t>Для перевірки завершення алгоритму використовувався параметр convergence.</w:t>
-      </w:r>
-    </w:p>
-    <w:p>
-      <w:pPr>
-        <w:pStyle w:val="Normal"/>
-        <w:spacing w:lineRule="auto" w:line="290"/>
-        <w:ind w:left="12" w:right="70"/>
-        <w:rPr>
-          <w:sz w:val="28"/>
-          <w:szCs w:val="28"/>
-          <w:lang w:val="uk-UA"/>
-        </w:rPr>
-      </w:pPr>
-      <w:r>
-        <w:rPr>
-          <w:sz w:val="28"/>
-          <w:szCs w:val="28"/>
-          <w:lang w:val="uk-UA"/>
-        </w:rPr>
-        <w:t>На кожній ітерації порівнювалися:</w:t>
-      </w:r>
-    </w:p>
-    <w:p>
-      <w:pPr>
-        <w:pStyle w:val="Normal"/>
-        <w:numPr>
-          <w:ilvl w:val="0"/>
-          <w:numId w:val="9"/>
-        </w:numPr>
-        <w:tabs>
-          <w:tab w:val="clear" w:pos="720"/>
-          <w:tab w:val="left" w:pos="0" w:leader="none"/>
-        </w:tabs>
-        <w:spacing w:lineRule="auto" w:line="290"/>
-        <w:ind w:hanging="283" w:left="721" w:right="70"/>
-        <w:rPr>
-          <w:sz w:val="28"/>
-          <w:szCs w:val="28"/>
-          <w:lang w:val="uk-UA"/>
-        </w:rPr>
-      </w:pPr>
-      <w:r>
-        <w:rPr>
-          <w:sz w:val="28"/>
-          <w:szCs w:val="28"/>
-          <w:lang w:val="uk-UA"/>
-        </w:rPr>
-        <w:t>старі кластери;</w:t>
-      </w:r>
-    </w:p>
-    <w:p>
-      <w:pPr>
-        <w:pStyle w:val="Normal"/>
-        <w:numPr>
-          <w:ilvl w:val="0"/>
-          <w:numId w:val="9"/>
-        </w:numPr>
-        <w:tabs>
-          <w:tab w:val="clear" w:pos="720"/>
-          <w:tab w:val="left" w:pos="0" w:leader="none"/>
-        </w:tabs>
-        <w:spacing w:lineRule="auto" w:line="290"/>
-        <w:ind w:hanging="283" w:left="721" w:right="70"/>
-        <w:rPr>
-          <w:sz w:val="28"/>
-          <w:szCs w:val="28"/>
-          <w:lang w:val="uk-UA"/>
-        </w:rPr>
-      </w:pPr>
-      <w:r>
-        <w:rPr>
-          <w:sz w:val="28"/>
-          <w:szCs w:val="28"/>
-          <w:lang w:val="uk-UA"/>
-        </w:rPr>
-        <w:t>нові кластери.</w:t>
-      </w:r>
-    </w:p>
-    <w:p>
-      <w:pPr>
-        <w:pStyle w:val="Normal"/>
-        <w:spacing w:lineRule="auto" w:line="290"/>
-        <w:ind w:left="12" w:right="70"/>
-        <w:rPr>
-          <w:sz w:val="28"/>
-          <w:szCs w:val="28"/>
-          <w:lang w:val="uk-UA"/>
-        </w:rPr>
-      </w:pPr>
-      <w:r>
-        <w:rPr>
-          <w:sz w:val="28"/>
-          <w:szCs w:val="28"/>
-          <w:lang w:val="uk-UA"/>
-        </w:rPr>
-        <w:t>Для цього використовувалася формула:</w:t>
-      </w:r>
-    </w:p>
-    <w:p>
-      <w:pPr>
-        <w:pStyle w:val="Normal"/>
-        <w:spacing w:lineRule="auto" w:line="290"/>
-        <w:ind w:left="12" w:right="70"/>
-        <w:rPr>
-          <w:sz w:val="28"/>
-          <w:szCs w:val="28"/>
-          <w:lang w:val="uk-UA"/>
-        </w:rPr>
-      </w:pPr>
-      <w:r>
-        <w:rPr>
-          <w:sz w:val="28"/>
-          <w:szCs w:val="28"/>
-          <w:lang w:val="uk-UA"/>
-        </w:rPr>
-        <w:tab/>
-        <w:t>=ЕСЛИ(U3=V3;0;1)</w:t>
-      </w:r>
-    </w:p>
-    <w:p>
-      <w:pPr>
-        <w:pStyle w:val="Normal"/>
-        <w:spacing w:lineRule="auto" w:line="290"/>
-        <w:ind w:left="12" w:right="70"/>
-        <w:rPr>
-          <w:sz w:val="28"/>
-          <w:szCs w:val="28"/>
-          <w:lang w:val="uk-UA"/>
-        </w:rPr>
-      </w:pPr>
-      <w:r>
-        <w:rPr>
-          <w:sz w:val="28"/>
-          <w:szCs w:val="28"/>
-          <w:lang w:val="uk-UA"/>
-        </w:rPr>
-        <w:t>де:</w:t>
-      </w:r>
-    </w:p>
-    <w:p>
-      <w:pPr>
-        <w:pStyle w:val="Normal"/>
-        <w:numPr>
-          <w:ilvl w:val="0"/>
-          <w:numId w:val="10"/>
-        </w:numPr>
-        <w:tabs>
-          <w:tab w:val="clear" w:pos="720"/>
-          <w:tab w:val="left" w:pos="0" w:leader="none"/>
-        </w:tabs>
-        <w:spacing w:lineRule="auto" w:line="290"/>
-        <w:ind w:hanging="283" w:left="721" w:right="70"/>
-        <w:rPr>
-          <w:sz w:val="28"/>
-          <w:szCs w:val="28"/>
-          <w:lang w:val="uk-UA"/>
-        </w:rPr>
-      </w:pPr>
-      <w:r>
-        <w:rPr>
-          <w:sz w:val="28"/>
-          <w:szCs w:val="28"/>
-          <w:lang w:val="uk-UA"/>
-        </w:rPr>
-        <w:t>0 — кластер не змінився;</w:t>
-      </w:r>
-    </w:p>
-    <w:p>
-      <w:pPr>
-        <w:pStyle w:val="Normal"/>
-        <w:numPr>
-          <w:ilvl w:val="0"/>
-          <w:numId w:val="10"/>
-        </w:numPr>
-        <w:tabs>
-          <w:tab w:val="clear" w:pos="720"/>
-          <w:tab w:val="left" w:pos="0" w:leader="none"/>
-        </w:tabs>
-        <w:spacing w:lineRule="auto" w:line="290"/>
-        <w:ind w:hanging="283" w:left="721" w:right="70"/>
-        <w:rPr>
-          <w:sz w:val="28"/>
-          <w:szCs w:val="28"/>
-          <w:lang w:val="uk-UA"/>
-        </w:rPr>
-      </w:pPr>
-      <w:r>
-        <w:rPr>
-          <w:sz w:val="28"/>
-          <w:szCs w:val="28"/>
-          <w:lang w:val="uk-UA"/>
-        </w:rPr>
-        <w:t>1 — кластер змінився.</w:t>
-      </w:r>
-    </w:p>
-    <w:p>
-      <w:pPr>
-        <w:pStyle w:val="Normal"/>
-        <w:spacing w:lineRule="auto" w:line="290"/>
-        <w:ind w:left="12" w:right="70"/>
-        <w:rPr>
-          <w:sz w:val="28"/>
-          <w:szCs w:val="28"/>
-          <w:lang w:val="uk-UA"/>
-        </w:rPr>
-      </w:pPr>
-      <w:r>
-        <w:rPr>
-          <w:sz w:val="28"/>
-          <w:szCs w:val="28"/>
-          <w:lang w:val="uk-UA"/>
-        </w:rPr>
-        <w:t>Після цього обчислювалася сума всіх змін:</w:t>
-      </w:r>
-    </w:p>
-    <w:p>
-      <w:pPr>
-        <w:pStyle w:val="Normal"/>
-        <w:spacing w:lineRule="auto" w:line="290"/>
-        <w:ind w:left="12" w:right="70"/>
-        <w:rPr>
-          <w:sz w:val="28"/>
-          <w:szCs w:val="28"/>
-          <w:lang w:val="uk-UA"/>
-        </w:rPr>
-      </w:pPr>
-      <w:r>
-        <w:rPr>
-          <w:sz w:val="28"/>
-          <w:szCs w:val="28"/>
-          <w:lang w:val="uk-UA"/>
-        </w:rPr>
-        <w:tab/>
-        <w:t>=СУММ(W3:W156)</w:t>
-      </w:r>
-    </w:p>
-    <w:p>
-      <w:pPr>
-        <w:pStyle w:val="Normal"/>
-        <w:spacing w:lineRule="auto" w:line="290"/>
-        <w:ind w:left="12" w:right="70"/>
-        <w:rPr>
-          <w:sz w:val="28"/>
-          <w:szCs w:val="28"/>
-          <w:lang w:val="uk-UA"/>
-        </w:rPr>
-      </w:pPr>
-      <w:r>
-        <w:rPr>
-          <w:sz w:val="28"/>
-          <w:szCs w:val="28"/>
-          <w:lang w:val="uk-UA"/>
-        </w:rPr>
-        <w:t>Якщо convergence = 0, алгоритм вважався завершеним.</w:t>
-      </w:r>
-    </w:p>
-    <w:p>
-      <w:pPr>
-        <w:pStyle w:val="Normal"/>
-        <w:spacing w:lineRule="auto" w:line="290"/>
-        <w:ind w:left="12" w:right="70"/>
-        <w:rPr>
-          <w:sz w:val="28"/>
-          <w:szCs w:val="28"/>
-          <w:lang w:val="uk-UA"/>
-        </w:rPr>
-      </w:pPr>
-      <w:r>
-        <w:rPr>
-          <w:sz w:val="28"/>
-          <w:szCs w:val="28"/>
-          <w:lang w:val="uk-UA"/>
-        </w:rPr>
-        <w:t>У результаті після декількох ітерацій було отримано convergence = 0.</w:t>
-      </w:r>
-    </w:p>
-    <w:p>
-      <w:pPr>
-        <w:pStyle w:val="Normal"/>
-        <w:spacing w:lineRule="auto" w:line="290"/>
-        <w:ind w:left="12" w:right="70"/>
-        <w:rPr>
-          <w:sz w:val="28"/>
-          <w:szCs w:val="28"/>
-          <w:lang w:val="uk-UA"/>
-        </w:rPr>
-      </w:pPr>
-      <w:r>
-        <w:rPr>
-          <w:sz w:val="28"/>
-          <w:szCs w:val="28"/>
-          <w:lang w:val="uk-UA"/>
-        </w:rPr>
-        <w:t>Це означало, що кластери перестали змінюватися.</w:t>
-      </w:r>
-    </w:p>
-    <w:p>
-      <w:pPr>
-        <w:pStyle w:val="Normal"/>
-        <w:spacing w:lineRule="auto" w:line="290"/>
-        <w:ind w:left="12" w:right="70"/>
-        <w:rPr>
-          <w:sz w:val="28"/>
-          <w:szCs w:val="28"/>
-          <w:lang w:val="uk-UA"/>
-        </w:rPr>
-      </w:pPr>
-      <w:r>
-        <w:rPr>
-          <w:sz w:val="28"/>
-          <w:szCs w:val="28"/>
-          <w:lang w:val="uk-UA"/>
-        </w:rPr>
-      </w:r>
-      <w:r>
-        <w:br w:type="page"/>
-      </w:r>
-    </w:p>
-    <w:p>
-      <w:pPr>
-        <w:pStyle w:val="ListParagraph"/>
-        <w:numPr>
-          <w:ilvl w:val="0"/>
-          <w:numId w:val="3"/>
-        </w:numPr>
-        <w:spacing w:lineRule="auto" w:line="290"/>
-        <w:ind w:hanging="360" w:left="1080" w:right="70"/>
-        <w:rPr>
-          <w:szCs w:val="28"/>
-          <w:lang w:val="en-US"/>
-        </w:rPr>
-      </w:pPr>
-      <w:r>
-        <w:rPr>
-          <w:szCs w:val="28"/>
-          <w:lang w:val="uk-UA"/>
-        </w:rPr>
-        <w:t xml:space="preserve">Реалізація множинної лінійної регресії у Python </w:t>
-      </w:r>
-    </w:p>
-    <w:p>
-      <w:pPr>
-        <w:pStyle w:val="Normal"/>
-        <w:spacing w:lineRule="auto" w:line="290"/>
-        <w:ind w:right="70"/>
-        <w:jc w:val="center"/>
-        <w:rPr>
-          <w:sz w:val="28"/>
-          <w:szCs w:val="28"/>
-          <w:lang w:val="uk-UA"/>
-        </w:rPr>
-      </w:pPr>
-      <w:r>
-        <w:rPr>
-          <w:b w:val="false"/>
-          <w:bCs w:val="false"/>
+          <w:sz w:val="28"/>
+          <w:szCs w:val="28"/>
+          <w:lang w:val="uk-UA"/>
+        </w:rPr>
+      </w:pPr>
+      <w:r>
+        <w:rPr>
+          <w:b/>
           <w:sz w:val="28"/>
           <w:szCs w:val="28"/>
           <w:lang w:val="uk-UA"/>
@@ -2605,12 +2129,12 @@
           <wp:anchor behindDoc="0" distT="0" distB="0" distL="0" distR="0" simplePos="0" locked="0" layoutInCell="0" allowOverlap="1" relativeHeight="5">
             <wp:simplePos x="0" y="0"/>
             <wp:positionH relativeFrom="column">
-              <wp:posOffset>22225</wp:posOffset>
+              <wp:align>center</wp:align>
             </wp:positionH>
             <wp:positionV relativeFrom="paragraph">
-              <wp:posOffset>297815</wp:posOffset>
+              <wp:posOffset>635</wp:posOffset>
             </wp:positionV>
-            <wp:extent cx="6076315" cy="3714750"/>
+            <wp:extent cx="6863080" cy="4518025"/>
             <wp:effectExtent l="0" t="0" r="0" b="0"/>
             <wp:wrapTopAndBottom/>
             <wp:docPr id="4" name="Зображення1" descr=""/>
@@ -2635,7 +2159,7 @@
                   <pic:spPr bwMode="auto">
                     <a:xfrm>
                       <a:off x="0" y="0"/>
-                      <a:ext cx="6076315" cy="3714750"/>
+                      <a:ext cx="6863080" cy="4518025"/>
                     </a:xfrm>
                     <a:prstGeom prst="rect">
                       <a:avLst/>
@@ -2646,16 +2170,3295 @@
             </a:graphic>
           </wp:anchor>
         </w:drawing>
+      </w:r>
+    </w:p>
+    <w:p>
+      <w:pPr>
+        <w:pStyle w:val="Normal"/>
+        <w:spacing w:lineRule="auto" w:line="290"/>
+        <w:ind w:right="70"/>
+        <w:rPr>
+          <w:b w:val="false"/>
+          <w:bCs w:val="false"/>
+        </w:rPr>
+      </w:pPr>
+      <w:r>
+        <w:rPr>
+          <w:b w:val="false"/>
+          <w:bCs w:val="false"/>
+        </w:rPr>
+      </w:r>
+      <w:r>
+        <w:br w:type="page"/>
+      </w:r>
+    </w:p>
+    <w:p>
+      <w:pPr>
+        <w:pStyle w:val="Normal"/>
+        <w:spacing w:lineRule="auto" w:line="290"/>
+        <w:ind w:left="12" w:right="70"/>
+        <w:rPr>
+          <w:sz w:val="28"/>
+          <w:szCs w:val="28"/>
+          <w:lang w:val="uk-UA"/>
+        </w:rPr>
+      </w:pPr>
+      <w:r>
+        <w:rPr>
+          <w:sz w:val="28"/>
+          <w:szCs w:val="28"/>
+          <w:lang w:val="uk-UA"/>
+        </w:rPr>
+        <w:tab/>
+      </w:r>
+      <w:r>
+        <w:rPr>
+          <w:b/>
+          <w:bCs/>
+          <w:sz w:val="28"/>
+          <w:szCs w:val="28"/>
+          <w:lang w:val="uk-UA"/>
+        </w:rPr>
+        <w:t>Перетворення класів у числові значення</w:t>
+      </w:r>
+    </w:p>
+    <w:p>
+      <w:pPr>
+        <w:pStyle w:val="Normal"/>
+        <w:spacing w:lineRule="auto" w:line="290"/>
+        <w:ind w:left="12" w:right="70"/>
+        <w:rPr>
+          <w:sz w:val="28"/>
+          <w:szCs w:val="28"/>
+          <w:lang w:val="uk-UA"/>
+        </w:rPr>
+      </w:pPr>
+      <w:r>
+        <w:rPr>
+          <w:sz w:val="28"/>
+          <w:szCs w:val="28"/>
+          <w:lang w:val="uk-UA"/>
+        </w:rPr>
+        <w:tab/>
+        <w:t>Для роботи методу LDA категоріальні значення класів були перетворені у числові:</w:t>
+      </w:r>
+    </w:p>
+    <w:tbl>
+      <w:tblPr>
+        <w:tblW w:w="1840" w:type="dxa"/>
+        <w:jc w:val="left"/>
+        <w:tblInd w:w="28" w:type="dxa"/>
+        <w:tblLayout w:type="fixed"/>
+        <w:tblCellMar>
+          <w:top w:w="28" w:type="dxa"/>
+          <w:left w:w="28" w:type="dxa"/>
+          <w:bottom w:w="28" w:type="dxa"/>
+          <w:right w:w="28" w:type="dxa"/>
+        </w:tblCellMar>
+      </w:tblPr>
+      <w:tblGrid>
+        <w:gridCol w:w="656"/>
+        <w:gridCol w:w="1184"/>
+      </w:tblGrid>
+      <w:tr>
+        <w:trPr>
+          <w:tblHeader w:val="true"/>
+        </w:trPr>
+        <w:tc>
+          <w:tcPr>
+            <w:tcW w:w="656" w:type="dxa"/>
+            <w:tcBorders/>
+            <w:vAlign w:val="center"/>
+          </w:tcPr>
+          <w:p>
+            <w:pPr>
+              <w:pStyle w:val="Normal"/>
+              <w:spacing w:lineRule="auto" w:line="290"/>
+              <w:ind w:left="12" w:right="70"/>
+              <w:rPr>
+                <w:sz w:val="28"/>
+                <w:szCs w:val="28"/>
+                <w:lang w:val="uk-UA"/>
+              </w:rPr>
+            </w:pPr>
+            <w:r>
+              <w:rPr>
+                <w:sz w:val="28"/>
+                <w:szCs w:val="28"/>
+                <w:lang w:val="uk-UA"/>
+              </w:rPr>
+              <w:t>Клас</w:t>
+            </w:r>
+          </w:p>
+        </w:tc>
+        <w:tc>
+          <w:tcPr>
+            <w:tcW w:w="1184" w:type="dxa"/>
+            <w:tcBorders/>
+            <w:vAlign w:val="center"/>
+          </w:tcPr>
+          <w:p>
+            <w:pPr>
+              <w:pStyle w:val="Normal"/>
+              <w:spacing w:lineRule="auto" w:line="290"/>
+              <w:ind w:left="12" w:right="70"/>
+              <w:rPr>
+                <w:sz w:val="28"/>
+                <w:szCs w:val="28"/>
+                <w:lang w:val="uk-UA"/>
+              </w:rPr>
+            </w:pPr>
+            <w:r>
+              <w:rPr>
+                <w:sz w:val="28"/>
+                <w:szCs w:val="28"/>
+                <w:lang w:val="uk-UA"/>
+              </w:rPr>
+              <w:t>Значення</w:t>
+            </w:r>
+          </w:p>
+        </w:tc>
+      </w:tr>
+      <w:tr>
+        <w:trPr/>
+        <w:tc>
+          <w:tcPr>
+            <w:tcW w:w="656" w:type="dxa"/>
+            <w:tcBorders/>
+            <w:vAlign w:val="center"/>
+          </w:tcPr>
+          <w:p>
+            <w:pPr>
+              <w:pStyle w:val="Normal"/>
+              <w:spacing w:lineRule="auto" w:line="290"/>
+              <w:ind w:left="12" w:right="70"/>
+              <w:rPr>
+                <w:sz w:val="28"/>
+                <w:szCs w:val="28"/>
+                <w:lang w:val="uk-UA"/>
+              </w:rPr>
+            </w:pPr>
+            <w:r>
+              <w:rPr>
+                <w:sz w:val="28"/>
+                <w:szCs w:val="28"/>
+                <w:lang w:val="uk-UA"/>
+              </w:rPr>
+              <w:t>V1</w:t>
+            </w:r>
+          </w:p>
+        </w:tc>
+        <w:tc>
+          <w:tcPr>
+            <w:tcW w:w="1184" w:type="dxa"/>
+            <w:tcBorders/>
+            <w:vAlign w:val="center"/>
+          </w:tcPr>
+          <w:p>
+            <w:pPr>
+              <w:pStyle w:val="Normal"/>
+              <w:spacing w:lineRule="auto" w:line="290"/>
+              <w:ind w:left="12" w:right="70"/>
+              <w:rPr>
+                <w:sz w:val="28"/>
+                <w:szCs w:val="28"/>
+                <w:lang w:val="uk-UA"/>
+              </w:rPr>
+            </w:pPr>
+            <w:r>
+              <w:rPr>
+                <w:sz w:val="28"/>
+                <w:szCs w:val="28"/>
+                <w:lang w:val="uk-UA"/>
+              </w:rPr>
+              <w:t>0</w:t>
+            </w:r>
+          </w:p>
+        </w:tc>
+      </w:tr>
+      <w:tr>
+        <w:trPr/>
+        <w:tc>
+          <w:tcPr>
+            <w:tcW w:w="656" w:type="dxa"/>
+            <w:tcBorders/>
+            <w:vAlign w:val="center"/>
+          </w:tcPr>
+          <w:p>
+            <w:pPr>
+              <w:pStyle w:val="Normal"/>
+              <w:spacing w:lineRule="auto" w:line="290"/>
+              <w:ind w:left="12" w:right="70"/>
+              <w:rPr>
+                <w:sz w:val="28"/>
+                <w:szCs w:val="28"/>
+                <w:lang w:val="uk-UA"/>
+              </w:rPr>
+            </w:pPr>
+            <w:r>
+              <w:rPr>
+                <w:sz w:val="28"/>
+                <w:szCs w:val="28"/>
+                <w:lang w:val="uk-UA"/>
+              </w:rPr>
+              <w:t>V2</w:t>
+            </w:r>
+          </w:p>
+        </w:tc>
+        <w:tc>
+          <w:tcPr>
+            <w:tcW w:w="1184" w:type="dxa"/>
+            <w:tcBorders/>
+            <w:vAlign w:val="center"/>
+          </w:tcPr>
+          <w:p>
+            <w:pPr>
+              <w:pStyle w:val="Normal"/>
+              <w:spacing w:lineRule="auto" w:line="290"/>
+              <w:ind w:left="12" w:right="70"/>
+              <w:rPr>
+                <w:sz w:val="28"/>
+                <w:szCs w:val="28"/>
+                <w:lang w:val="uk-UA"/>
+              </w:rPr>
+            </w:pPr>
+            <w:r>
+              <w:rPr>
+                <w:sz w:val="28"/>
+                <w:szCs w:val="28"/>
+                <w:lang w:val="uk-UA"/>
+              </w:rPr>
+              <w:t>1</w:t>
+            </w:r>
+          </w:p>
+        </w:tc>
+      </w:tr>
+      <w:tr>
+        <w:trPr/>
+        <w:tc>
+          <w:tcPr>
+            <w:tcW w:w="656" w:type="dxa"/>
+            <w:tcBorders/>
+            <w:vAlign w:val="center"/>
+          </w:tcPr>
+          <w:p>
+            <w:pPr>
+              <w:pStyle w:val="Normal"/>
+              <w:spacing w:lineRule="auto" w:line="290"/>
+              <w:ind w:left="12" w:right="70"/>
+              <w:rPr>
+                <w:sz w:val="28"/>
+                <w:szCs w:val="28"/>
+                <w:lang w:val="uk-UA"/>
+              </w:rPr>
+            </w:pPr>
+            <w:r>
+              <w:rPr>
+                <w:sz w:val="28"/>
+                <w:szCs w:val="28"/>
+                <w:lang w:val="uk-UA"/>
+              </w:rPr>
+              <w:t>V3</w:t>
+            </w:r>
+          </w:p>
+        </w:tc>
+        <w:tc>
+          <w:tcPr>
+            <w:tcW w:w="1184" w:type="dxa"/>
+            <w:tcBorders/>
+            <w:vAlign w:val="center"/>
+          </w:tcPr>
+          <w:p>
+            <w:pPr>
+              <w:pStyle w:val="Normal"/>
+              <w:spacing w:lineRule="auto" w:line="290"/>
+              <w:ind w:left="12" w:right="70"/>
+              <w:rPr>
+                <w:sz w:val="28"/>
+                <w:szCs w:val="28"/>
+                <w:lang w:val="uk-UA"/>
+              </w:rPr>
+            </w:pPr>
+            <w:r>
+              <w:rPr>
+                <w:sz w:val="28"/>
+                <w:szCs w:val="28"/>
+                <w:lang w:val="uk-UA"/>
+              </w:rPr>
+              <w:t>2</w:t>
+            </w:r>
+          </w:p>
+        </w:tc>
+      </w:tr>
+    </w:tbl>
+    <w:p>
+      <w:pPr>
+        <w:pStyle w:val="Normal"/>
+        <w:spacing w:lineRule="auto" w:line="290"/>
+        <w:ind w:left="12" w:right="70"/>
+        <w:rPr>
+          <w:sz w:val="28"/>
+          <w:szCs w:val="28"/>
+          <w:lang w:val="uk-UA"/>
+        </w:rPr>
+      </w:pPr>
+      <w:r>
+        <w:rPr>
+          <w:sz w:val="28"/>
+          <w:szCs w:val="28"/>
+          <w:lang w:val="uk-UA"/>
+        </w:rPr>
+        <w:t>Для цього використовувалась формула:</w:t>
+      </w:r>
+    </w:p>
+    <w:p>
+      <w:pPr>
+        <w:sectPr>
+          <w:footerReference w:type="even" r:id="rId3"/>
+          <w:footerReference w:type="default" r:id="rId4"/>
+          <w:footerReference w:type="first" r:id="rId5"/>
+          <w:type w:val="nextPage"/>
+          <w:pgSz w:w="11906" w:h="16838"/>
+          <w:pgMar w:left="1417" w:right="850" w:gutter="0" w:header="0" w:top="850" w:footer="720" w:bottom="850"/>
+          <w:pgNumType w:fmt="decimal"/>
+          <w:formProt w:val="false"/>
+          <w:textDirection w:val="lrTb"/>
+          <w:docGrid w:type="default" w:linePitch="381" w:charSpace="0"/>
+        </w:sectPr>
+      </w:pPr>
+    </w:p>
+    <w:p>
+      <w:pPr>
+        <w:pStyle w:val="Normal"/>
+        <w:spacing w:lineRule="auto" w:line="290"/>
+        <w:ind w:left="12" w:right="70"/>
+        <w:rPr/>
+      </w:pPr>
+      <w:r>
+        <w:rPr>
+          <w:rStyle w:val="Style6"/>
+          <w:sz w:val="28"/>
+          <w:szCs w:val="28"/>
+          <w:lang w:val="uk-UA"/>
+        </w:rPr>
+        <w:t>=ЕСЛИ(A2=$AG$1;AG$1;ЕСЛИ(A2=$AG$2;AG$2;AG$3))</w:t>
+      </w:r>
+    </w:p>
+    <w:p>
+      <w:pPr>
+        <w:sectPr>
+          <w:type w:val="continuous"/>
+          <w:pgSz w:w="11906" w:h="16838"/>
+          <w:pgMar w:left="1417" w:right="850" w:gutter="0" w:header="0" w:top="850" w:footer="720" w:bottom="850"/>
+          <w:formProt w:val="false"/>
+          <w:textDirection w:val="lrTb"/>
+          <w:docGrid w:type="default" w:linePitch="381" w:charSpace="0"/>
+        </w:sectPr>
+      </w:pPr>
+    </w:p>
+    <w:p>
+      <w:pPr>
+        <w:pStyle w:val="Normal"/>
+        <w:spacing w:lineRule="auto" w:line="290"/>
+        <w:ind w:left="12" w:right="70"/>
+        <w:rPr>
+          <w:sz w:val="28"/>
+          <w:szCs w:val="28"/>
+          <w:lang w:val="uk-UA"/>
+        </w:rPr>
+      </w:pPr>
+      <w:r>
+        <w:rPr>
+          <w:sz w:val="28"/>
+          <w:szCs w:val="28"/>
+          <w:lang w:val="uk-UA"/>
+        </w:rPr>
+        <w:t>де:</w:t>
+      </w:r>
+    </w:p>
+    <w:p>
+      <w:pPr>
+        <w:pStyle w:val="Normal"/>
+        <w:numPr>
+          <w:ilvl w:val="0"/>
+          <w:numId w:val="0"/>
+        </w:numPr>
+        <w:spacing w:lineRule="auto" w:line="290"/>
+        <w:ind w:hanging="0" w:left="12" w:right="70"/>
+        <w:rPr/>
+      </w:pPr>
+      <w:r>
+        <w:rPr>
+          <w:rStyle w:val="Style6"/>
+          <w:sz w:val="28"/>
+          <w:szCs w:val="28"/>
+          <w:lang w:val="uk-UA"/>
+        </w:rPr>
+        <w:t>A2</w:t>
+      </w:r>
+      <w:r>
+        <w:rPr>
+          <w:sz w:val="28"/>
+          <w:szCs w:val="28"/>
+          <w:lang w:val="uk-UA"/>
+        </w:rPr>
+        <w:t xml:space="preserve"> — клас поточного об’єкта; </w:t>
+      </w:r>
+    </w:p>
+    <w:p>
+      <w:pPr>
+        <w:pStyle w:val="Normal"/>
+        <w:numPr>
+          <w:ilvl w:val="0"/>
+          <w:numId w:val="0"/>
+        </w:numPr>
+        <w:spacing w:lineRule="auto" w:line="290"/>
+        <w:ind w:hanging="0" w:left="12" w:right="70"/>
+        <w:rPr/>
+      </w:pPr>
+      <w:r>
+        <w:rPr>
+          <w:rStyle w:val="Style6"/>
+          <w:sz w:val="28"/>
+          <w:szCs w:val="28"/>
+          <w:lang w:val="uk-UA"/>
+        </w:rPr>
+        <w:t>AG1:AG3</w:t>
+      </w:r>
+      <w:r>
+        <w:rPr>
+          <w:sz w:val="28"/>
+          <w:szCs w:val="28"/>
+          <w:lang w:val="uk-UA"/>
+        </w:rPr>
+        <w:t xml:space="preserve"> — числові значення класів </w:t>
+      </w:r>
+    </w:p>
+    <w:p>
+      <w:pPr>
+        <w:pStyle w:val="Normal"/>
+        <w:spacing w:lineRule="auto" w:line="290"/>
+        <w:ind w:left="12" w:right="70"/>
+        <w:rPr>
+          <w:sz w:val="28"/>
+          <w:szCs w:val="28"/>
+          <w:lang w:val="uk-UA"/>
+        </w:rPr>
+      </w:pPr>
+      <w:r>
+        <w:rPr>
+          <w:sz w:val="28"/>
+          <w:szCs w:val="28"/>
+          <w:lang w:val="uk-UA"/>
+        </w:rPr>
+        <w:t>Отримання коефіцієнтів лінійної функції</w:t>
+      </w:r>
+    </w:p>
+    <w:p>
+      <w:pPr>
+        <w:pStyle w:val="Normal"/>
+        <w:spacing w:lineRule="auto" w:line="290"/>
+        <w:ind w:left="12" w:right="70"/>
+        <w:rPr>
+          <w:sz w:val="28"/>
+          <w:szCs w:val="28"/>
+          <w:lang w:val="uk-UA"/>
+        </w:rPr>
+      </w:pPr>
+      <w:r>
+        <w:rPr>
+          <w:sz w:val="28"/>
+          <w:szCs w:val="28"/>
+          <w:lang w:val="uk-UA"/>
+        </w:rPr>
+        <w:t>Для знаходження коефіцієнтів використовувалась функція:</w:t>
+      </w:r>
+    </w:p>
+    <w:p>
+      <w:pPr>
+        <w:sectPr>
+          <w:type w:val="continuous"/>
+          <w:pgSz w:w="11906" w:h="16838"/>
+          <w:pgMar w:left="1417" w:right="850" w:gutter="0" w:header="0" w:top="850" w:footer="720" w:bottom="850"/>
+          <w:pgNumType w:fmt="decimal"/>
+          <w:formProt w:val="false"/>
+          <w:textDirection w:val="lrTb"/>
+          <w:docGrid w:type="default" w:linePitch="381" w:charSpace="0"/>
+        </w:sectPr>
+      </w:pPr>
+    </w:p>
+    <w:p>
+      <w:pPr>
+        <w:pStyle w:val="Normal"/>
+        <w:spacing w:lineRule="auto" w:line="290"/>
+        <w:ind w:left="12" w:right="70"/>
+        <w:rPr/>
+      </w:pPr>
+      <w:bookmarkStart w:id="0" w:name="code-block-viewer"/>
+      <w:bookmarkEnd w:id="0"/>
+      <w:r>
+        <w:rPr>
+          <w:rStyle w:val="Style6"/>
+          <w:sz w:val="28"/>
+          <w:szCs w:val="28"/>
+          <w:lang w:val="uk-UA"/>
+        </w:rPr>
+        <w:t>=ИНДЕКС(ЛИНЕЙН($X$2:$X$179;$B$2:$N$179;ИСТИНА;ИСТИНА);1;AH5)</w:t>
+      </w:r>
+    </w:p>
+    <w:p>
+      <w:pPr>
+        <w:sectPr>
+          <w:type w:val="continuous"/>
+          <w:pgSz w:w="11906" w:h="16838"/>
+          <w:pgMar w:left="1417" w:right="850" w:gutter="0" w:header="0" w:top="850" w:footer="720" w:bottom="850"/>
+          <w:formProt w:val="false"/>
+          <w:textDirection w:val="lrTb"/>
+          <w:docGrid w:type="default" w:linePitch="381" w:charSpace="0"/>
+        </w:sectPr>
+      </w:pPr>
+    </w:p>
+    <w:p>
+      <w:pPr>
+        <w:pStyle w:val="Normal"/>
+        <w:spacing w:lineRule="auto" w:line="290"/>
+        <w:ind w:left="12" w:right="70"/>
+        <w:rPr>
+          <w:sz w:val="28"/>
+          <w:szCs w:val="28"/>
+          <w:lang w:val="uk-UA"/>
+        </w:rPr>
+      </w:pPr>
+      <w:r>
+        <w:rPr>
+          <w:sz w:val="28"/>
+          <w:szCs w:val="28"/>
+          <w:lang w:val="uk-UA"/>
+        </w:rPr>
+        <w:t>де:</w:t>
+      </w:r>
+    </w:p>
+    <w:p>
+      <w:pPr>
+        <w:pStyle w:val="Normal"/>
+        <w:numPr>
+          <w:ilvl w:val="0"/>
+          <w:numId w:val="0"/>
+        </w:numPr>
+        <w:spacing w:lineRule="auto" w:line="290"/>
+        <w:ind w:hanging="0" w:left="12" w:right="70"/>
+        <w:rPr/>
+      </w:pPr>
+      <w:r>
+        <w:rPr>
+          <w:rStyle w:val="Style6"/>
+          <w:sz w:val="28"/>
+          <w:szCs w:val="28"/>
+          <w:lang w:val="uk-UA"/>
+        </w:rPr>
+        <w:t>$X$2:$X$179</w:t>
+      </w:r>
+      <w:r>
+        <w:rPr>
+          <w:sz w:val="28"/>
+          <w:szCs w:val="28"/>
+          <w:lang w:val="uk-UA"/>
+        </w:rPr>
+        <w:t xml:space="preserve"> — числові значення класів; </w:t>
+      </w:r>
+    </w:p>
+    <w:p>
+      <w:pPr>
+        <w:pStyle w:val="Normal"/>
+        <w:numPr>
+          <w:ilvl w:val="0"/>
+          <w:numId w:val="0"/>
+        </w:numPr>
+        <w:spacing w:lineRule="auto" w:line="290"/>
+        <w:ind w:hanging="0" w:left="12" w:right="70"/>
+        <w:rPr/>
+      </w:pPr>
+      <w:r>
+        <w:rPr>
+          <w:rStyle w:val="Style6"/>
+          <w:sz w:val="28"/>
+          <w:szCs w:val="28"/>
+          <w:lang w:val="uk-UA"/>
+        </w:rPr>
+        <w:t>$B$2:$N$179</w:t>
+      </w:r>
+      <w:r>
+        <w:rPr>
+          <w:sz w:val="28"/>
+          <w:szCs w:val="28"/>
+          <w:lang w:val="uk-UA"/>
+        </w:rPr>
+        <w:t xml:space="preserve"> — ознаки C1–C13; </w:t>
+      </w:r>
+    </w:p>
+    <w:p>
+      <w:pPr>
+        <w:pStyle w:val="Normal"/>
+        <w:numPr>
+          <w:ilvl w:val="0"/>
+          <w:numId w:val="0"/>
+        </w:numPr>
+        <w:spacing w:lineRule="auto" w:line="290"/>
+        <w:ind w:hanging="0" w:left="12" w:right="70"/>
+        <w:rPr/>
+      </w:pPr>
+      <w:r>
+        <w:rPr>
+          <w:rStyle w:val="Style6"/>
+          <w:sz w:val="28"/>
+          <w:szCs w:val="28"/>
+          <w:lang w:val="uk-UA"/>
+        </w:rPr>
+        <w:t>ЛИНЕЙН()</w:t>
+      </w:r>
+      <w:r>
+        <w:rPr>
+          <w:sz w:val="28"/>
+          <w:szCs w:val="28"/>
+          <w:lang w:val="uk-UA"/>
+        </w:rPr>
+        <w:t xml:space="preserve"> — знаходить коефіцієнти лінійної моделі; </w:t>
+      </w:r>
+    </w:p>
+    <w:p>
+      <w:pPr>
+        <w:pStyle w:val="Normal"/>
+        <w:numPr>
+          <w:ilvl w:val="0"/>
+          <w:numId w:val="0"/>
+        </w:numPr>
+        <w:spacing w:lineRule="auto" w:line="290"/>
+        <w:ind w:hanging="0" w:left="12" w:right="70"/>
+        <w:rPr/>
+      </w:pPr>
+      <w:r>
+        <w:rPr>
+          <w:rStyle w:val="Style6"/>
+          <w:sz w:val="28"/>
+          <w:szCs w:val="28"/>
+          <w:lang w:val="uk-UA"/>
+        </w:rPr>
+        <w:t>ИНДЕКС()</w:t>
+      </w:r>
+      <w:r>
+        <w:rPr>
+          <w:sz w:val="28"/>
+          <w:szCs w:val="28"/>
+          <w:lang w:val="uk-UA"/>
+        </w:rPr>
+        <w:t xml:space="preserve"> — вибирає окремий коефіцієнт.</w:t>
+      </w:r>
+    </w:p>
+    <w:p>
+      <w:pPr>
+        <w:pStyle w:val="Normal"/>
+        <w:spacing w:lineRule="auto" w:line="290" w:before="0" w:after="0"/>
+        <w:ind w:right="70"/>
+        <w:rPr>
+          <w:b w:val="false"/>
+          <w:bCs w:val="false"/>
+        </w:rPr>
+      </w:pPr>
+      <w:r>
+        <w:rPr/>
+      </w:r>
+    </w:p>
+    <w:p>
+      <w:pPr>
+        <w:pStyle w:val="Normal"/>
+        <w:spacing w:lineRule="auto" w:line="290"/>
+        <w:ind w:left="12" w:right="70"/>
+        <w:rPr>
+          <w:b/>
+          <w:bCs/>
+          <w:sz w:val="28"/>
+          <w:szCs w:val="28"/>
+          <w:lang w:val="uk-UA"/>
+        </w:rPr>
+      </w:pPr>
+      <w:r>
+        <w:rPr>
+          <w:b/>
+          <w:bCs/>
+          <w:sz w:val="28"/>
+          <w:szCs w:val="28"/>
+          <w:lang w:val="uk-UA"/>
+        </w:rPr>
+        <w:t>Обчислення Numerical Prediction</w:t>
+      </w:r>
+    </w:p>
+    <w:p>
+      <w:pPr>
+        <w:pStyle w:val="Normal"/>
+        <w:spacing w:lineRule="auto" w:line="290"/>
+        <w:ind w:left="12" w:right="70"/>
+        <w:rPr>
+          <w:sz w:val="28"/>
+          <w:szCs w:val="28"/>
+          <w:lang w:val="uk-UA"/>
+        </w:rPr>
+      </w:pPr>
+      <w:r>
+        <w:rPr>
+          <w:sz w:val="28"/>
+          <w:szCs w:val="28"/>
+          <w:lang w:val="uk-UA"/>
+        </w:rPr>
+        <w:tab/>
+        <w:t>Для кожного об’єкта обчислювалося прогнозоване значення:</w:t>
+      </w:r>
+    </w:p>
+    <w:p>
+      <w:pPr>
+        <w:sectPr>
+          <w:type w:val="continuous"/>
+          <w:pgSz w:w="11906" w:h="16838"/>
+          <w:pgMar w:left="1417" w:right="850" w:gutter="0" w:header="0" w:top="850" w:footer="720" w:bottom="850"/>
+          <w:pgNumType w:fmt="decimal"/>
+          <w:formProt w:val="false"/>
+          <w:textDirection w:val="lrTb"/>
+          <w:docGrid w:type="default" w:linePitch="381" w:charSpace="0"/>
+        </w:sectPr>
+      </w:pPr>
+    </w:p>
+    <w:p>
+      <w:pPr>
+        <w:pStyle w:val="Normal"/>
+        <w:spacing w:lineRule="auto" w:line="290"/>
+        <w:ind w:left="12" w:right="70"/>
+        <w:rPr/>
+      </w:pPr>
+      <w:bookmarkStart w:id="1" w:name="code-block-viewer_копія_1"/>
+      <w:bookmarkEnd w:id="1"/>
+      <w:r>
+        <w:rPr>
+          <w:rStyle w:val="Style6"/>
+          <w:sz w:val="28"/>
+          <w:szCs w:val="28"/>
+          <w:lang w:val="uk-UA"/>
+        </w:rPr>
+        <w:t>=B2*$AI$6+C2*$AI$7+D2*$AI$8+E2*$AI$9+F2*$AI$10+G2*$AI$11+H2*$AI$12+I2*$AI$13+J2*$AI$14+K2*$AI$15+L2*$AI$16+M2*$AI$17+N2*$AI$18+$AI$5</w:t>
+      </w:r>
+    </w:p>
+    <w:p>
+      <w:pPr>
+        <w:sectPr>
+          <w:type w:val="continuous"/>
+          <w:pgSz w:w="11906" w:h="16838"/>
+          <w:pgMar w:left="1417" w:right="850" w:gutter="0" w:header="0" w:top="850" w:footer="720" w:bottom="850"/>
+          <w:formProt w:val="false"/>
+          <w:textDirection w:val="lrTb"/>
+          <w:docGrid w:type="default" w:linePitch="381" w:charSpace="0"/>
+        </w:sectPr>
+      </w:pPr>
+    </w:p>
+    <w:p>
+      <w:pPr>
+        <w:pStyle w:val="Normal"/>
+        <w:spacing w:lineRule="auto" w:line="290"/>
+        <w:ind w:left="12" w:right="70"/>
+        <w:rPr>
+          <w:sz w:val="28"/>
+          <w:szCs w:val="28"/>
+          <w:lang w:val="uk-UA"/>
+        </w:rPr>
+      </w:pPr>
+      <w:r>
+        <w:rPr>
+          <w:sz w:val="28"/>
+          <w:szCs w:val="28"/>
+          <w:lang w:val="uk-UA"/>
+        </w:rPr>
+        <w:t>де:</w:t>
+      </w:r>
+    </w:p>
+    <w:p>
+      <w:pPr>
+        <w:pStyle w:val="Normal"/>
+        <w:numPr>
+          <w:ilvl w:val="0"/>
+          <w:numId w:val="0"/>
+        </w:numPr>
+        <w:spacing w:lineRule="auto" w:line="290"/>
+        <w:ind w:hanging="0" w:left="12" w:right="70"/>
+        <w:rPr/>
+      </w:pPr>
+      <w:r>
+        <w:rPr>
+          <w:rStyle w:val="Style6"/>
+          <w:sz w:val="28"/>
+          <w:szCs w:val="28"/>
+          <w:lang w:val="uk-UA"/>
+        </w:rPr>
+        <w:t>B2:N2</w:t>
+      </w:r>
+      <w:r>
+        <w:rPr>
+          <w:sz w:val="28"/>
+          <w:szCs w:val="28"/>
+          <w:lang w:val="uk-UA"/>
+        </w:rPr>
+        <w:t xml:space="preserve"> — значення ознак поточного об’єкта; </w:t>
+      </w:r>
+    </w:p>
+    <w:p>
+      <w:pPr>
+        <w:pStyle w:val="Normal"/>
+        <w:numPr>
+          <w:ilvl w:val="0"/>
+          <w:numId w:val="0"/>
+        </w:numPr>
+        <w:spacing w:lineRule="auto" w:line="290"/>
+        <w:ind w:hanging="0" w:left="12" w:right="70"/>
+        <w:rPr/>
+      </w:pPr>
+      <w:r>
+        <w:rPr>
+          <w:rStyle w:val="Style6"/>
+          <w:sz w:val="28"/>
+          <w:szCs w:val="28"/>
+          <w:lang w:val="uk-UA"/>
+        </w:rPr>
+        <w:t>AI6:AI18</w:t>
+      </w:r>
+      <w:r>
+        <w:rPr>
+          <w:sz w:val="28"/>
+          <w:szCs w:val="28"/>
+          <w:lang w:val="uk-UA"/>
+        </w:rPr>
+        <w:t xml:space="preserve"> — коефіцієнти w1...w13w_1 ... w_{13}w1​...w13​; </w:t>
+      </w:r>
+    </w:p>
+    <w:p>
+      <w:pPr>
+        <w:pStyle w:val="Normal"/>
+        <w:numPr>
+          <w:ilvl w:val="0"/>
+          <w:numId w:val="0"/>
+        </w:numPr>
+        <w:spacing w:lineRule="auto" w:line="290"/>
+        <w:ind w:hanging="0" w:left="12" w:right="70"/>
+        <w:rPr/>
+      </w:pPr>
+      <w:r>
+        <w:rPr>
+          <w:rStyle w:val="Style6"/>
+          <w:sz w:val="28"/>
+          <w:szCs w:val="28"/>
+          <w:lang w:val="uk-UA"/>
+        </w:rPr>
+        <w:t>AI5</w:t>
+      </w:r>
+      <w:r>
+        <w:rPr>
+          <w:sz w:val="28"/>
+          <w:szCs w:val="28"/>
+          <w:lang w:val="uk-UA"/>
+        </w:rPr>
+        <w:t xml:space="preserve"> — вільний член bbb. </w:t>
+      </w:r>
+    </w:p>
+    <w:p>
+      <w:pPr>
+        <w:pStyle w:val="Normal"/>
+        <w:spacing w:lineRule="auto" w:line="290"/>
+        <w:ind w:left="12" w:right="70"/>
+        <w:rPr>
+          <w:sz w:val="28"/>
+          <w:szCs w:val="28"/>
+          <w:lang w:val="uk-UA"/>
+        </w:rPr>
+      </w:pPr>
+      <w:r>
+        <w:rPr>
+          <w:sz w:val="28"/>
+          <w:szCs w:val="28"/>
+          <w:lang w:val="uk-UA"/>
+        </w:rPr>
+        <w:t>Результатом є числове значення:</w:t>
+      </w:r>
+    </w:p>
+    <w:p>
+      <w:pPr>
+        <w:pStyle w:val="Normal"/>
+        <w:numPr>
+          <w:ilvl w:val="0"/>
+          <w:numId w:val="0"/>
+        </w:numPr>
+        <w:spacing w:lineRule="auto" w:line="290"/>
+        <w:ind w:hanging="0" w:left="12" w:right="70"/>
+        <w:rPr/>
+      </w:pPr>
+      <w:r>
+        <w:rPr>
+          <w:rStyle w:val="Style6"/>
+          <w:sz w:val="28"/>
+          <w:szCs w:val="28"/>
+          <w:lang w:val="uk-UA"/>
+        </w:rPr>
+        <w:t>Numerical Prediction</w:t>
+      </w:r>
+      <w:r>
+        <w:rPr>
+          <w:sz w:val="28"/>
+          <w:szCs w:val="28"/>
+          <w:lang w:val="uk-UA"/>
+        </w:rPr>
+        <w:t>.</w:t>
+      </w:r>
+    </w:p>
+    <w:p>
+      <w:pPr>
+        <w:pStyle w:val="Normal"/>
+        <w:spacing w:lineRule="auto" w:line="290"/>
+        <w:ind w:left="12" w:right="70"/>
+        <w:rPr>
+          <w:sz w:val="28"/>
+          <w:szCs w:val="28"/>
+          <w:lang w:val="uk-UA"/>
+        </w:rPr>
+      </w:pPr>
+      <w:r>
+        <w:rPr>
+          <w:sz w:val="28"/>
+          <w:szCs w:val="28"/>
+          <w:lang w:val="uk-UA"/>
+        </w:rPr>
+      </w:r>
+      <w:r>
+        <w:br w:type="page"/>
+      </w:r>
+    </w:p>
+    <w:p>
+      <w:pPr>
+        <w:pStyle w:val="Normal"/>
+        <w:spacing w:lineRule="auto" w:line="290"/>
+        <w:ind w:left="12" w:right="70"/>
+        <w:rPr>
+          <w:b/>
+          <w:bCs/>
+          <w:sz w:val="28"/>
+          <w:szCs w:val="28"/>
+          <w:lang w:val="uk-UA"/>
+        </w:rPr>
+      </w:pPr>
+      <w:r>
+        <w:rPr>
+          <w:b/>
+          <w:bCs/>
+          <w:sz w:val="28"/>
+          <w:szCs w:val="28"/>
+          <w:lang w:val="uk-UA"/>
+        </w:rPr>
+        <w:t>Обчислення середніх значень класів</w:t>
+      </w:r>
+    </w:p>
+    <w:p>
+      <w:pPr>
+        <w:pStyle w:val="Normal"/>
+        <w:spacing w:lineRule="auto" w:line="290"/>
+        <w:ind w:left="12" w:right="70"/>
+        <w:rPr>
+          <w:sz w:val="28"/>
+          <w:szCs w:val="28"/>
+          <w:lang w:val="uk-UA"/>
+        </w:rPr>
+      </w:pPr>
+      <w:r>
+        <w:rPr>
+          <w:sz w:val="28"/>
+          <w:szCs w:val="28"/>
+          <w:lang w:val="uk-UA"/>
+        </w:rPr>
+        <w:tab/>
+        <w:t>Для кожного класу обчислювалося середнє значення прогнозів:</w:t>
+      </w:r>
+    </w:p>
+    <w:p>
+      <w:pPr>
+        <w:sectPr>
+          <w:type w:val="continuous"/>
+          <w:pgSz w:w="11906" w:h="16838"/>
+          <w:pgMar w:left="1417" w:right="850" w:gutter="0" w:header="0" w:top="850" w:footer="720" w:bottom="850"/>
+          <w:pgNumType w:fmt="decimal"/>
+          <w:formProt w:val="false"/>
+          <w:textDirection w:val="lrTb"/>
+          <w:docGrid w:type="default" w:linePitch="381" w:charSpace="0"/>
+        </w:sectPr>
+      </w:pPr>
+    </w:p>
+    <w:p>
+      <w:pPr>
+        <w:pStyle w:val="Normal"/>
+        <w:spacing w:lineRule="auto" w:line="290"/>
+        <w:ind w:left="12" w:right="70"/>
+        <w:rPr/>
+      </w:pPr>
+      <w:bookmarkStart w:id="2" w:name="code-block-viewer_копія_2"/>
+      <w:bookmarkEnd w:id="2"/>
+      <w:r>
+        <w:rPr>
+          <w:rStyle w:val="Style6"/>
+          <w:sz w:val="28"/>
+          <w:szCs w:val="28"/>
+          <w:lang w:val="uk-UA"/>
+        </w:rPr>
+        <w:t>=СРЗНАЧЕСЛИМН($Y$2:$Y$179;$X$2:$X$179;AG1)</w:t>
+      </w:r>
+    </w:p>
+    <w:p>
+      <w:pPr>
+        <w:sectPr>
+          <w:type w:val="continuous"/>
+          <w:pgSz w:w="11906" w:h="16838"/>
+          <w:pgMar w:left="1417" w:right="850" w:gutter="0" w:header="0" w:top="850" w:footer="720" w:bottom="850"/>
+          <w:formProt w:val="false"/>
+          <w:textDirection w:val="lrTb"/>
+          <w:docGrid w:type="default" w:linePitch="381" w:charSpace="0"/>
+        </w:sectPr>
+      </w:pPr>
+    </w:p>
+    <w:p>
+      <w:pPr>
+        <w:pStyle w:val="Normal"/>
+        <w:spacing w:lineRule="auto" w:line="290"/>
+        <w:ind w:left="12" w:right="70"/>
+        <w:rPr>
+          <w:sz w:val="28"/>
+          <w:szCs w:val="28"/>
+          <w:lang w:val="uk-UA"/>
+        </w:rPr>
+      </w:pPr>
+      <w:r>
+        <w:rPr>
+          <w:sz w:val="28"/>
+          <w:szCs w:val="28"/>
+          <w:lang w:val="uk-UA"/>
+        </w:rPr>
+        <w:t>де:</w:t>
+      </w:r>
+    </w:p>
+    <w:p>
+      <w:pPr>
+        <w:pStyle w:val="Normal"/>
+        <w:numPr>
+          <w:ilvl w:val="0"/>
+          <w:numId w:val="0"/>
+        </w:numPr>
+        <w:spacing w:lineRule="auto" w:line="290"/>
+        <w:ind w:hanging="0" w:left="12" w:right="70"/>
+        <w:rPr/>
+      </w:pPr>
+      <w:r>
+        <w:rPr>
+          <w:rStyle w:val="Style6"/>
+          <w:sz w:val="28"/>
+          <w:szCs w:val="28"/>
+          <w:lang w:val="uk-UA"/>
+        </w:rPr>
+        <w:t>Y2:Y179</w:t>
+      </w:r>
+      <w:r>
+        <w:rPr>
+          <w:sz w:val="28"/>
+          <w:szCs w:val="28"/>
+          <w:lang w:val="uk-UA"/>
+        </w:rPr>
+        <w:t xml:space="preserve"> — Numerical Prediction; </w:t>
+      </w:r>
+    </w:p>
+    <w:p>
+      <w:pPr>
+        <w:pStyle w:val="Normal"/>
+        <w:numPr>
+          <w:ilvl w:val="0"/>
+          <w:numId w:val="0"/>
+        </w:numPr>
+        <w:spacing w:lineRule="auto" w:line="290"/>
+        <w:ind w:hanging="0" w:left="12" w:right="70"/>
+        <w:rPr/>
+      </w:pPr>
+      <w:r>
+        <w:rPr>
+          <w:rStyle w:val="Style6"/>
+          <w:sz w:val="28"/>
+          <w:szCs w:val="28"/>
+          <w:lang w:val="uk-UA"/>
+        </w:rPr>
+        <w:t>X2:X179</w:t>
+      </w:r>
+      <w:r>
+        <w:rPr>
+          <w:sz w:val="28"/>
+          <w:szCs w:val="28"/>
+          <w:lang w:val="uk-UA"/>
+        </w:rPr>
+        <w:t xml:space="preserve"> — числові класи; </w:t>
+      </w:r>
+    </w:p>
+    <w:p>
+      <w:pPr>
+        <w:pStyle w:val="Normal"/>
+        <w:numPr>
+          <w:ilvl w:val="0"/>
+          <w:numId w:val="0"/>
+        </w:numPr>
+        <w:spacing w:lineRule="auto" w:line="290"/>
+        <w:ind w:hanging="0" w:left="12" w:right="70"/>
+        <w:rPr/>
+      </w:pPr>
+      <w:r>
+        <w:rPr>
+          <w:rStyle w:val="Style6"/>
+          <w:sz w:val="28"/>
+          <w:szCs w:val="28"/>
+          <w:lang w:val="uk-UA"/>
+        </w:rPr>
+        <w:t>AG1</w:t>
+      </w:r>
+      <w:r>
+        <w:rPr>
+          <w:sz w:val="28"/>
+          <w:szCs w:val="28"/>
+          <w:lang w:val="uk-UA"/>
+        </w:rPr>
+        <w:t xml:space="preserve"> — поточний клас. </w:t>
+      </w:r>
+    </w:p>
+    <w:p>
+      <w:pPr>
+        <w:pStyle w:val="Normal"/>
+        <w:spacing w:lineRule="auto" w:line="290"/>
+        <w:ind w:left="12" w:right="70"/>
+        <w:rPr>
+          <w:sz w:val="28"/>
+          <w:szCs w:val="28"/>
+          <w:lang w:val="uk-UA"/>
+        </w:rPr>
+      </w:pPr>
+      <w:r>
+        <w:rPr>
+          <w:sz w:val="28"/>
+          <w:szCs w:val="28"/>
+          <w:lang w:val="uk-UA"/>
+        </w:rPr>
+        <w:t>Формула обчислює:</w:t>
+      </w:r>
+    </w:p>
+    <w:p>
+      <w:pPr>
+        <w:pStyle w:val="Normal"/>
+        <w:numPr>
+          <w:ilvl w:val="0"/>
+          <w:numId w:val="0"/>
+        </w:numPr>
+        <w:spacing w:lineRule="auto" w:line="290"/>
+        <w:ind w:hanging="0" w:left="12" w:right="70"/>
+        <w:rPr>
+          <w:sz w:val="28"/>
+          <w:szCs w:val="28"/>
+          <w:lang w:val="uk-UA"/>
+        </w:rPr>
+      </w:pPr>
+      <w:r>
+        <w:rPr>
+          <w:sz w:val="28"/>
+          <w:szCs w:val="28"/>
+          <w:lang w:val="uk-UA"/>
+        </w:rPr>
+        <w:t>середнє значення прогнозів всередині класу.</w:t>
+      </w:r>
+    </w:p>
+    <w:p>
+      <w:pPr>
+        <w:pStyle w:val="Normal"/>
+        <w:numPr>
+          <w:ilvl w:val="0"/>
+          <w:numId w:val="0"/>
+        </w:numPr>
+        <w:spacing w:lineRule="auto" w:line="290"/>
+        <w:ind w:hanging="0" w:left="12" w:right="70"/>
+        <w:rPr>
+          <w:sz w:val="28"/>
+          <w:szCs w:val="28"/>
+          <w:lang w:val="uk-UA"/>
+        </w:rPr>
+      </w:pPr>
+      <w:r>
+        <w:rPr>
+          <w:sz w:val="28"/>
+          <w:szCs w:val="28"/>
+          <w:lang w:val="uk-UA"/>
+        </w:rPr>
+      </w:r>
+    </w:p>
+    <w:p>
+      <w:pPr>
+        <w:pStyle w:val="Normal"/>
+        <w:spacing w:lineRule="auto" w:line="290"/>
+        <w:ind w:left="12" w:right="70"/>
+        <w:rPr>
+          <w:b/>
+          <w:bCs/>
+          <w:sz w:val="28"/>
+          <w:szCs w:val="28"/>
+          <w:lang w:val="uk-UA"/>
+        </w:rPr>
+      </w:pPr>
+      <w:r>
+        <w:rPr>
+          <w:b/>
+          <w:bCs/>
+          <w:sz w:val="28"/>
+          <w:szCs w:val="28"/>
+          <w:lang w:val="uk-UA"/>
+        </w:rPr>
+        <w:t>Підрахунок кількості елементів класу</w:t>
+      </w:r>
+    </w:p>
+    <w:p>
+      <w:pPr>
+        <w:pStyle w:val="Normal"/>
+        <w:spacing w:lineRule="auto" w:line="290"/>
+        <w:ind w:left="12" w:right="70"/>
+        <w:rPr>
+          <w:sz w:val="28"/>
+          <w:szCs w:val="28"/>
+          <w:lang w:val="uk-UA"/>
+        </w:rPr>
+      </w:pPr>
+      <w:r>
+        <w:rPr>
+          <w:sz w:val="28"/>
+          <w:szCs w:val="28"/>
+          <w:lang w:val="uk-UA"/>
+        </w:rPr>
+        <w:tab/>
+        <w:t>Використовувалась формула:</w:t>
+      </w:r>
+    </w:p>
+    <w:p>
+      <w:pPr>
+        <w:sectPr>
+          <w:type w:val="continuous"/>
+          <w:pgSz w:w="11906" w:h="16838"/>
+          <w:pgMar w:left="1417" w:right="850" w:gutter="0" w:header="0" w:top="850" w:footer="720" w:bottom="850"/>
+          <w:pgNumType w:fmt="decimal"/>
+          <w:formProt w:val="false"/>
+          <w:textDirection w:val="lrTb"/>
+          <w:docGrid w:type="default" w:linePitch="381" w:charSpace="0"/>
+        </w:sectPr>
+      </w:pPr>
+    </w:p>
+    <w:p>
+      <w:pPr>
+        <w:pStyle w:val="Normal"/>
+        <w:spacing w:lineRule="auto" w:line="290"/>
+        <w:ind w:left="12" w:right="70"/>
+        <w:rPr/>
+      </w:pPr>
+      <w:bookmarkStart w:id="3" w:name="code-block-viewer_копія_3"/>
+      <w:bookmarkEnd w:id="3"/>
+      <w:r>
+        <w:rPr>
+          <w:rStyle w:val="Style6"/>
+          <w:sz w:val="28"/>
+          <w:szCs w:val="28"/>
+          <w:lang w:val="uk-UA"/>
+        </w:rPr>
+        <w:t>=СЧЁТЕСЛИ($X$2:$X$179;AG1)</w:t>
+      </w:r>
+    </w:p>
+    <w:p>
+      <w:pPr>
+        <w:sectPr>
+          <w:type w:val="continuous"/>
+          <w:pgSz w:w="11906" w:h="16838"/>
+          <w:pgMar w:left="1417" w:right="850" w:gutter="0" w:header="0" w:top="850" w:footer="720" w:bottom="850"/>
+          <w:formProt w:val="false"/>
+          <w:textDirection w:val="lrTb"/>
+          <w:docGrid w:type="default" w:linePitch="381" w:charSpace="0"/>
+        </w:sectPr>
+      </w:pPr>
+    </w:p>
+    <w:p>
+      <w:pPr>
+        <w:pStyle w:val="Normal"/>
+        <w:spacing w:lineRule="auto" w:line="290"/>
+        <w:ind w:left="12" w:right="70"/>
+        <w:rPr>
+          <w:sz w:val="28"/>
+          <w:szCs w:val="28"/>
+          <w:lang w:val="uk-UA"/>
+        </w:rPr>
+      </w:pPr>
+      <w:r>
+        <w:rPr>
+          <w:sz w:val="28"/>
+          <w:szCs w:val="28"/>
+          <w:lang w:val="uk-UA"/>
+        </w:rPr>
+        <w:t>де:</w:t>
+      </w:r>
+    </w:p>
+    <w:p>
+      <w:pPr>
+        <w:pStyle w:val="Normal"/>
+        <w:numPr>
+          <w:ilvl w:val="0"/>
+          <w:numId w:val="0"/>
+        </w:numPr>
+        <w:spacing w:lineRule="auto" w:line="290"/>
+        <w:ind w:hanging="0" w:left="12" w:right="70"/>
+        <w:rPr/>
+      </w:pPr>
+      <w:r>
+        <w:rPr>
+          <w:rStyle w:val="Style6"/>
+          <w:sz w:val="28"/>
+          <w:szCs w:val="28"/>
+          <w:lang w:val="uk-UA"/>
+        </w:rPr>
+        <w:t>X2:X179</w:t>
+      </w:r>
+      <w:r>
+        <w:rPr>
+          <w:sz w:val="28"/>
+          <w:szCs w:val="28"/>
+          <w:lang w:val="uk-UA"/>
+        </w:rPr>
+        <w:t xml:space="preserve"> — класи; </w:t>
+      </w:r>
+    </w:p>
+    <w:p>
+      <w:pPr>
+        <w:pStyle w:val="Normal"/>
+        <w:numPr>
+          <w:ilvl w:val="0"/>
+          <w:numId w:val="0"/>
+        </w:numPr>
+        <w:spacing w:lineRule="auto" w:line="290"/>
+        <w:ind w:hanging="0" w:left="12" w:right="70"/>
+        <w:rPr/>
+      </w:pPr>
+      <w:r>
+        <w:rPr>
+          <w:rStyle w:val="Style6"/>
+          <w:sz w:val="28"/>
+          <w:szCs w:val="28"/>
+          <w:lang w:val="uk-UA"/>
+        </w:rPr>
+        <w:t>AG1</w:t>
+      </w:r>
+      <w:r>
+        <w:rPr>
+          <w:sz w:val="28"/>
+          <w:szCs w:val="28"/>
+          <w:lang w:val="uk-UA"/>
+        </w:rPr>
+        <w:t xml:space="preserve"> — поточний клас. </w:t>
+      </w:r>
+    </w:p>
+    <w:p>
+      <w:pPr>
+        <w:pStyle w:val="Normal"/>
+        <w:spacing w:lineRule="auto" w:line="290"/>
+        <w:ind w:left="12" w:right="70"/>
+        <w:rPr>
+          <w:sz w:val="28"/>
+          <w:szCs w:val="28"/>
+          <w:lang w:val="uk-UA"/>
+        </w:rPr>
+      </w:pPr>
+      <w:r>
+        <w:rPr>
+          <w:sz w:val="28"/>
+          <w:szCs w:val="28"/>
+          <w:lang w:val="uk-UA"/>
+        </w:rPr>
+        <w:t>Формула визначає:</w:t>
+      </w:r>
+    </w:p>
+    <w:p>
+      <w:pPr>
+        <w:pStyle w:val="Normal"/>
+        <w:numPr>
+          <w:ilvl w:val="0"/>
+          <w:numId w:val="0"/>
+        </w:numPr>
+        <w:spacing w:lineRule="auto" w:line="290"/>
+        <w:ind w:hanging="0" w:left="12" w:right="70"/>
+        <w:rPr>
+          <w:sz w:val="28"/>
+          <w:szCs w:val="28"/>
+          <w:lang w:val="uk-UA"/>
+        </w:rPr>
+      </w:pPr>
+      <w:r>
+        <w:rPr>
+          <w:sz w:val="28"/>
+          <w:szCs w:val="28"/>
+          <w:lang w:val="uk-UA"/>
+        </w:rPr>
+        <w:t>кількість елементів у кожному класі.</w:t>
+      </w:r>
+    </w:p>
+    <w:p>
+      <w:pPr>
+        <w:pStyle w:val="Normal"/>
+        <w:spacing w:lineRule="auto" w:line="290"/>
+        <w:ind w:left="12" w:right="70"/>
+        <w:rPr>
+          <w:b/>
+          <w:bCs/>
+          <w:sz w:val="28"/>
+          <w:szCs w:val="28"/>
+          <w:lang w:val="uk-UA"/>
+        </w:rPr>
+      </w:pPr>
+      <w:r>
+        <w:rPr>
+          <w:b/>
+          <w:bCs/>
+          <w:sz w:val="28"/>
+          <w:szCs w:val="28"/>
+          <w:lang w:val="uk-UA"/>
+        </w:rPr>
+      </w:r>
+    </w:p>
+    <w:p>
+      <w:pPr>
+        <w:pStyle w:val="Normal"/>
+        <w:spacing w:lineRule="auto" w:line="290"/>
+        <w:ind w:left="12" w:right="70"/>
+        <w:rPr>
+          <w:b/>
+          <w:bCs/>
+          <w:sz w:val="28"/>
+          <w:szCs w:val="28"/>
+          <w:lang w:val="uk-UA"/>
+        </w:rPr>
+      </w:pPr>
+      <w:r>
+        <w:rPr>
+          <w:b/>
+          <w:bCs/>
+          <w:sz w:val="28"/>
+          <w:szCs w:val="28"/>
+          <w:lang w:val="uk-UA"/>
+        </w:rPr>
+        <w:t>Обчислення cutoff</w:t>
+      </w:r>
+    </w:p>
+    <w:p>
+      <w:pPr>
+        <w:pStyle w:val="Normal"/>
+        <w:spacing w:lineRule="auto" w:line="290"/>
+        <w:ind w:left="12" w:right="70"/>
+        <w:rPr>
+          <w:sz w:val="28"/>
+          <w:szCs w:val="28"/>
+          <w:lang w:val="uk-UA"/>
+        </w:rPr>
+      </w:pPr>
+      <w:r>
+        <w:rPr>
+          <w:sz w:val="28"/>
+          <w:szCs w:val="28"/>
+          <w:lang w:val="uk-UA"/>
+        </w:rPr>
+        <w:tab/>
+        <w:t>Cutoff використовувався для розділення класів.</w:t>
+      </w:r>
+    </w:p>
+    <w:p>
+      <w:pPr>
+        <w:pStyle w:val="Normal"/>
+        <w:spacing w:lineRule="auto" w:line="290"/>
+        <w:ind w:left="12" w:right="70"/>
+        <w:rPr>
+          <w:sz w:val="28"/>
+          <w:szCs w:val="28"/>
+          <w:lang w:val="uk-UA"/>
+        </w:rPr>
+      </w:pPr>
+      <w:r>
+        <w:rPr>
+          <w:sz w:val="28"/>
+          <w:szCs w:val="28"/>
+          <w:lang w:val="uk-UA"/>
+        </w:rPr>
+        <w:t>Формула:</w:t>
+      </w:r>
+    </w:p>
+    <w:p>
+      <w:pPr>
+        <w:sectPr>
+          <w:type w:val="continuous"/>
+          <w:pgSz w:w="11906" w:h="16838"/>
+          <w:pgMar w:left="1417" w:right="850" w:gutter="0" w:header="0" w:top="850" w:footer="720" w:bottom="850"/>
+          <w:pgNumType w:fmt="decimal"/>
+          <w:formProt w:val="false"/>
+          <w:textDirection w:val="lrTb"/>
+          <w:docGrid w:type="default" w:linePitch="381" w:charSpace="0"/>
+        </w:sectPr>
+      </w:pPr>
+    </w:p>
+    <w:p>
+      <w:pPr>
+        <w:pStyle w:val="Normal"/>
+        <w:spacing w:lineRule="auto" w:line="290"/>
+        <w:ind w:left="12" w:right="70"/>
+        <w:rPr/>
+      </w:pPr>
+      <w:bookmarkStart w:id="4" w:name="code-block-viewer_копія_4"/>
+      <w:bookmarkEnd w:id="4"/>
+      <w:r>
+        <w:rPr>
+          <w:rStyle w:val="Style6"/>
+          <w:sz w:val="28"/>
+          <w:szCs w:val="28"/>
+          <w:lang w:val="uk-UA"/>
+        </w:rPr>
+        <w:t>=(AG21*AH21+AG22*AH22)/(AH21+AH22)</w:t>
+      </w:r>
+    </w:p>
+    <w:p>
+      <w:pPr>
+        <w:sectPr>
+          <w:type w:val="continuous"/>
+          <w:pgSz w:w="11906" w:h="16838"/>
+          <w:pgMar w:left="1417" w:right="850" w:gutter="0" w:header="0" w:top="850" w:footer="720" w:bottom="850"/>
+          <w:formProt w:val="false"/>
+          <w:textDirection w:val="lrTb"/>
+          <w:docGrid w:type="default" w:linePitch="381" w:charSpace="0"/>
+        </w:sectPr>
+      </w:pPr>
+    </w:p>
+    <w:p>
+      <w:pPr>
+        <w:pStyle w:val="Normal"/>
+        <w:spacing w:lineRule="auto" w:line="290"/>
+        <w:ind w:left="12" w:right="70"/>
+        <w:rPr>
+          <w:sz w:val="28"/>
+          <w:szCs w:val="28"/>
+          <w:lang w:val="uk-UA"/>
+        </w:rPr>
+      </w:pPr>
+      <w:r>
+        <w:rPr>
+          <w:sz w:val="28"/>
+          <w:szCs w:val="28"/>
+          <w:lang w:val="uk-UA"/>
+        </w:rPr>
+        <w:t>де:</w:t>
+      </w:r>
+    </w:p>
+    <w:p>
+      <w:pPr>
+        <w:pStyle w:val="Normal"/>
+        <w:numPr>
+          <w:ilvl w:val="0"/>
+          <w:numId w:val="0"/>
+        </w:numPr>
+        <w:spacing w:lineRule="auto" w:line="290"/>
+        <w:ind w:hanging="0" w:left="12" w:right="70"/>
+        <w:rPr/>
+      </w:pPr>
+      <w:r>
+        <w:rPr>
+          <w:rStyle w:val="Style6"/>
+          <w:sz w:val="28"/>
+          <w:szCs w:val="28"/>
+          <w:lang w:val="uk-UA"/>
+        </w:rPr>
+        <w:t>AG21</w:t>
+      </w:r>
+      <w:r>
+        <w:rPr>
+          <w:sz w:val="28"/>
+          <w:szCs w:val="28"/>
+          <w:lang w:val="uk-UA"/>
+        </w:rPr>
+        <w:t xml:space="preserve">, </w:t>
+      </w:r>
+      <w:r>
+        <w:rPr>
+          <w:rStyle w:val="Style6"/>
+          <w:sz w:val="28"/>
+          <w:szCs w:val="28"/>
+          <w:lang w:val="uk-UA"/>
+        </w:rPr>
+        <w:t>AG22</w:t>
+      </w:r>
+      <w:r>
+        <w:rPr>
+          <w:sz w:val="28"/>
+          <w:szCs w:val="28"/>
+          <w:lang w:val="uk-UA"/>
+        </w:rPr>
+        <w:t xml:space="preserve"> — середні значення двох сусідніх класів; </w:t>
+      </w:r>
+    </w:p>
+    <w:p>
+      <w:pPr>
+        <w:pStyle w:val="Normal"/>
+        <w:numPr>
+          <w:ilvl w:val="0"/>
+          <w:numId w:val="0"/>
+        </w:numPr>
+        <w:spacing w:lineRule="auto" w:line="290"/>
+        <w:ind w:hanging="0" w:left="12" w:right="70"/>
+        <w:rPr/>
+      </w:pPr>
+      <w:r>
+        <w:rPr>
+          <w:rStyle w:val="Style6"/>
+          <w:sz w:val="28"/>
+          <w:szCs w:val="28"/>
+          <w:lang w:val="uk-UA"/>
+        </w:rPr>
+        <w:t>AH21</w:t>
+      </w:r>
+      <w:r>
+        <w:rPr>
+          <w:sz w:val="28"/>
+          <w:szCs w:val="28"/>
+          <w:lang w:val="uk-UA"/>
+        </w:rPr>
+        <w:t xml:space="preserve">, </w:t>
+      </w:r>
+      <w:r>
+        <w:rPr>
+          <w:rStyle w:val="Style6"/>
+          <w:sz w:val="28"/>
+          <w:szCs w:val="28"/>
+          <w:lang w:val="uk-UA"/>
+        </w:rPr>
+        <w:t>AH22</w:t>
+      </w:r>
+      <w:r>
+        <w:rPr>
+          <w:sz w:val="28"/>
+          <w:szCs w:val="28"/>
+          <w:lang w:val="uk-UA"/>
+        </w:rPr>
+        <w:t xml:space="preserve"> — кількість елементів цих класів. </w:t>
+      </w:r>
+    </w:p>
+    <w:p>
+      <w:pPr>
+        <w:pStyle w:val="Normal"/>
+        <w:spacing w:lineRule="auto" w:line="290"/>
+        <w:ind w:left="12" w:right="70"/>
+        <w:rPr>
+          <w:sz w:val="28"/>
+          <w:szCs w:val="28"/>
+          <w:lang w:val="uk-UA"/>
+        </w:rPr>
+      </w:pPr>
+      <w:r>
+        <w:rPr>
+          <w:sz w:val="28"/>
+          <w:szCs w:val="28"/>
+          <w:lang w:val="uk-UA"/>
+        </w:rPr>
+        <w:t>Формула знаходить:</w:t>
+      </w:r>
+    </w:p>
+    <w:p>
+      <w:pPr>
+        <w:pStyle w:val="Normal"/>
+        <w:numPr>
+          <w:ilvl w:val="0"/>
+          <w:numId w:val="0"/>
+        </w:numPr>
+        <w:spacing w:lineRule="auto" w:line="290"/>
+        <w:ind w:hanging="0" w:left="12" w:right="70"/>
+        <w:rPr>
+          <w:sz w:val="28"/>
+          <w:szCs w:val="28"/>
+          <w:lang w:val="uk-UA"/>
+        </w:rPr>
+      </w:pPr>
+      <w:r>
+        <w:rPr>
+          <w:sz w:val="28"/>
+          <w:szCs w:val="28"/>
+          <w:lang w:val="uk-UA"/>
+        </w:rPr>
+        <w:t>порогове значення між класами.</w:t>
+      </w:r>
+    </w:p>
+    <w:p>
+      <w:pPr>
+        <w:pStyle w:val="Normal"/>
+        <w:spacing w:lineRule="auto" w:line="290"/>
+        <w:ind w:left="12" w:right="70"/>
+        <w:rPr>
+          <w:sz w:val="28"/>
+          <w:szCs w:val="28"/>
+          <w:lang w:val="uk-UA"/>
+        </w:rPr>
+      </w:pPr>
+      <w:r>
+        <w:rPr>
+          <w:sz w:val="28"/>
+          <w:szCs w:val="28"/>
+          <w:lang w:val="uk-UA"/>
+        </w:rPr>
+      </w:r>
+      <w:r>
+        <w:br w:type="page"/>
+      </w:r>
+    </w:p>
+    <w:p>
+      <w:pPr>
+        <w:pStyle w:val="Normal"/>
+        <w:spacing w:lineRule="auto" w:line="290"/>
+        <w:ind w:left="12" w:right="70"/>
+        <w:rPr>
+          <w:b/>
+          <w:bCs/>
+          <w:sz w:val="28"/>
+          <w:szCs w:val="28"/>
+          <w:lang w:val="uk-UA"/>
+        </w:rPr>
+      </w:pPr>
+      <w:r>
+        <w:rPr>
+          <w:b/>
+          <w:bCs/>
+          <w:sz w:val="28"/>
+          <w:szCs w:val="28"/>
+          <w:lang w:val="uk-UA"/>
+        </w:rPr>
+        <w:t>Класифікація об’єктів</w:t>
+      </w:r>
+    </w:p>
+    <w:p>
+      <w:pPr>
+        <w:pStyle w:val="Normal"/>
+        <w:spacing w:lineRule="auto" w:line="290"/>
+        <w:ind w:left="12" w:right="70"/>
+        <w:rPr>
+          <w:sz w:val="28"/>
+          <w:szCs w:val="28"/>
+          <w:lang w:val="uk-UA"/>
+        </w:rPr>
+      </w:pPr>
+      <w:r>
+        <w:rPr>
+          <w:sz w:val="28"/>
+          <w:szCs w:val="28"/>
+          <w:lang w:val="uk-UA"/>
+        </w:rPr>
+        <w:tab/>
+        <w:t>Для визначення класу використовувалась формула:</w:t>
+      </w:r>
+    </w:p>
+    <w:p>
+      <w:pPr>
+        <w:sectPr>
+          <w:type w:val="continuous"/>
+          <w:pgSz w:w="11906" w:h="16838"/>
+          <w:pgMar w:left="1417" w:right="850" w:gutter="0" w:header="0" w:top="850" w:footer="720" w:bottom="850"/>
+          <w:pgNumType w:fmt="decimal"/>
+          <w:formProt w:val="false"/>
+          <w:textDirection w:val="lrTb"/>
+          <w:docGrid w:type="default" w:linePitch="381" w:charSpace="0"/>
+        </w:sectPr>
+      </w:pPr>
+    </w:p>
+    <w:p>
+      <w:pPr>
+        <w:pStyle w:val="Normal"/>
+        <w:spacing w:lineRule="auto" w:line="290"/>
+        <w:ind w:left="12" w:right="70"/>
+        <w:rPr/>
+      </w:pPr>
+      <w:bookmarkStart w:id="5" w:name="code-block-viewer_копія_5"/>
+      <w:bookmarkEnd w:id="5"/>
+      <w:r>
+        <w:rPr>
+          <w:rStyle w:val="Style6"/>
+          <w:sz w:val="28"/>
+          <w:szCs w:val="28"/>
+          <w:lang w:val="uk-UA"/>
+        </w:rPr>
+        <w:t>=ЕСЛИ(Y2&lt;$AI$21;$AH$1;ЕСЛИ(Y2&lt;$AI$22;$AH$2;$AH$3))</w:t>
+      </w:r>
+    </w:p>
+    <w:p>
+      <w:pPr>
+        <w:sectPr>
+          <w:type w:val="continuous"/>
+          <w:pgSz w:w="11906" w:h="16838"/>
+          <w:pgMar w:left="1417" w:right="850" w:gutter="0" w:header="0" w:top="850" w:footer="720" w:bottom="850"/>
+          <w:formProt w:val="false"/>
+          <w:textDirection w:val="lrTb"/>
+          <w:docGrid w:type="default" w:linePitch="381" w:charSpace="0"/>
+        </w:sectPr>
+      </w:pPr>
+    </w:p>
+    <w:p>
+      <w:pPr>
+        <w:pStyle w:val="Normal"/>
+        <w:spacing w:lineRule="auto" w:line="290"/>
+        <w:ind w:left="12" w:right="70"/>
+        <w:rPr>
+          <w:sz w:val="28"/>
+          <w:szCs w:val="28"/>
+          <w:lang w:val="uk-UA"/>
+        </w:rPr>
+      </w:pPr>
+      <w:r>
+        <w:rPr>
+          <w:sz w:val="28"/>
+          <w:szCs w:val="28"/>
+          <w:lang w:val="uk-UA"/>
+        </w:rPr>
+        <w:t>де:</w:t>
+      </w:r>
+    </w:p>
+    <w:p>
+      <w:pPr>
+        <w:pStyle w:val="Normal"/>
+        <w:numPr>
+          <w:ilvl w:val="0"/>
+          <w:numId w:val="0"/>
+        </w:numPr>
+        <w:spacing w:lineRule="auto" w:line="290"/>
+        <w:ind w:hanging="0" w:left="12" w:right="70"/>
+        <w:rPr/>
+      </w:pPr>
+      <w:r>
+        <w:rPr>
+          <w:rStyle w:val="Style6"/>
+          <w:sz w:val="28"/>
+          <w:szCs w:val="28"/>
+          <w:lang w:val="uk-UA"/>
+        </w:rPr>
+        <w:t>Y2</w:t>
+      </w:r>
+      <w:r>
+        <w:rPr>
+          <w:sz w:val="28"/>
+          <w:szCs w:val="28"/>
+          <w:lang w:val="uk-UA"/>
+        </w:rPr>
+        <w:t xml:space="preserve"> — Numerical Prediction; </w:t>
+      </w:r>
+    </w:p>
+    <w:p>
+      <w:pPr>
+        <w:pStyle w:val="Normal"/>
+        <w:numPr>
+          <w:ilvl w:val="0"/>
+          <w:numId w:val="0"/>
+        </w:numPr>
+        <w:spacing w:lineRule="auto" w:line="290"/>
+        <w:ind w:hanging="0" w:left="12" w:right="70"/>
+        <w:rPr/>
+      </w:pPr>
+      <w:r>
+        <w:rPr>
+          <w:rStyle w:val="Style6"/>
+          <w:sz w:val="28"/>
+          <w:szCs w:val="28"/>
+          <w:lang w:val="uk-UA"/>
+        </w:rPr>
+        <w:t>AI21</w:t>
+      </w:r>
+      <w:r>
+        <w:rPr>
+          <w:sz w:val="28"/>
+          <w:szCs w:val="28"/>
+          <w:lang w:val="uk-UA"/>
+        </w:rPr>
+        <w:t xml:space="preserve">, </w:t>
+      </w:r>
+      <w:r>
+        <w:rPr>
+          <w:rStyle w:val="Style6"/>
+          <w:sz w:val="28"/>
+          <w:szCs w:val="28"/>
+          <w:lang w:val="uk-UA"/>
+        </w:rPr>
+        <w:t>AI22</w:t>
+      </w:r>
+      <w:r>
+        <w:rPr>
+          <w:sz w:val="28"/>
+          <w:szCs w:val="28"/>
+          <w:lang w:val="uk-UA"/>
+        </w:rPr>
+        <w:t xml:space="preserve"> — cutoff; </w:t>
+      </w:r>
+    </w:p>
+    <w:p>
+      <w:pPr>
+        <w:pStyle w:val="Normal"/>
+        <w:numPr>
+          <w:ilvl w:val="0"/>
+          <w:numId w:val="0"/>
+        </w:numPr>
+        <w:spacing w:lineRule="auto" w:line="290"/>
+        <w:ind w:hanging="0" w:left="12" w:right="70"/>
+        <w:rPr/>
+      </w:pPr>
+      <w:r>
+        <w:rPr>
+          <w:rStyle w:val="Style6"/>
+          <w:sz w:val="28"/>
+          <w:szCs w:val="28"/>
+          <w:lang w:val="uk-UA"/>
+        </w:rPr>
+        <w:t>AH1:AH3</w:t>
+      </w:r>
+      <w:r>
+        <w:rPr>
+          <w:sz w:val="28"/>
+          <w:szCs w:val="28"/>
+          <w:lang w:val="uk-UA"/>
+        </w:rPr>
+        <w:t xml:space="preserve"> — назви класів. </w:t>
+      </w:r>
+    </w:p>
+    <w:p>
+      <w:pPr>
+        <w:pStyle w:val="Normal"/>
+        <w:spacing w:lineRule="auto" w:line="290"/>
+        <w:ind w:left="12" w:right="70"/>
+        <w:rPr>
+          <w:sz w:val="28"/>
+          <w:szCs w:val="28"/>
+          <w:lang w:val="uk-UA"/>
+        </w:rPr>
+      </w:pPr>
+      <w:r>
+        <w:rPr>
+          <w:sz w:val="28"/>
+          <w:szCs w:val="28"/>
+          <w:lang w:val="uk-UA"/>
+        </w:rPr>
+        <w:t>Логіка:</w:t>
+      </w:r>
+    </w:p>
+    <w:p>
+      <w:pPr>
+        <w:pStyle w:val="Normal"/>
+        <w:numPr>
+          <w:ilvl w:val="0"/>
+          <w:numId w:val="0"/>
+        </w:numPr>
+        <w:spacing w:lineRule="auto" w:line="290"/>
+        <w:ind w:hanging="0" w:left="12" w:right="70"/>
+        <w:rPr>
+          <w:sz w:val="28"/>
+          <w:szCs w:val="28"/>
+          <w:lang w:val="uk-UA"/>
+        </w:rPr>
+      </w:pPr>
+      <w:r>
+        <w:rPr>
+          <w:sz w:val="28"/>
+          <w:szCs w:val="28"/>
+          <w:lang w:val="uk-UA"/>
+        </w:rPr>
+        <w:t xml:space="preserve">якщо значення менше першого cutoff → V1; </w:t>
+      </w:r>
+    </w:p>
+    <w:p>
+      <w:pPr>
+        <w:pStyle w:val="Normal"/>
+        <w:numPr>
+          <w:ilvl w:val="0"/>
+          <w:numId w:val="0"/>
+        </w:numPr>
+        <w:spacing w:lineRule="auto" w:line="290"/>
+        <w:ind w:hanging="0" w:left="12" w:right="70"/>
+        <w:rPr>
+          <w:sz w:val="28"/>
+          <w:szCs w:val="28"/>
+          <w:lang w:val="uk-UA"/>
+        </w:rPr>
+      </w:pPr>
+      <w:r>
+        <w:rPr>
+          <w:sz w:val="28"/>
+          <w:szCs w:val="28"/>
+          <w:lang w:val="uk-UA"/>
+        </w:rPr>
+        <w:t xml:space="preserve">якщо менше другого cutoff → V2; </w:t>
+      </w:r>
+    </w:p>
+    <w:p>
+      <w:pPr>
+        <w:pStyle w:val="Normal"/>
+        <w:numPr>
+          <w:ilvl w:val="0"/>
+          <w:numId w:val="0"/>
+        </w:numPr>
+        <w:spacing w:lineRule="auto" w:line="290"/>
+        <w:ind w:hanging="0" w:left="12" w:right="70"/>
+        <w:rPr>
+          <w:sz w:val="28"/>
+          <w:szCs w:val="28"/>
+          <w:lang w:val="uk-UA"/>
+        </w:rPr>
+      </w:pPr>
+      <w:r>
+        <w:rPr>
+          <w:sz w:val="28"/>
+          <w:szCs w:val="28"/>
+          <w:lang w:val="uk-UA"/>
+        </w:rPr>
+        <w:t xml:space="preserve">інакше → V3. </w:t>
+      </w:r>
+    </w:p>
+    <w:p>
+      <w:pPr>
+        <w:pStyle w:val="Normal"/>
+        <w:spacing w:lineRule="auto" w:line="290"/>
+        <w:ind w:left="12" w:right="70"/>
+        <w:rPr>
+          <w:sz w:val="28"/>
+          <w:szCs w:val="28"/>
+          <w:lang w:val="uk-UA"/>
+        </w:rPr>
+      </w:pPr>
+      <w:r>
+        <w:rPr>
+          <w:sz w:val="28"/>
+          <w:szCs w:val="28"/>
+          <w:lang w:val="uk-UA"/>
+        </w:rPr>
+      </w:r>
+    </w:p>
+    <w:p>
+      <w:pPr>
+        <w:pStyle w:val="Normal"/>
+        <w:spacing w:lineRule="auto" w:line="290"/>
+        <w:ind w:left="12" w:right="70"/>
+        <w:rPr>
+          <w:b/>
+          <w:bCs/>
+          <w:sz w:val="28"/>
+          <w:szCs w:val="28"/>
+          <w:lang w:val="uk-UA"/>
+        </w:rPr>
+      </w:pPr>
+      <w:r>
+        <w:rPr>
+          <w:b/>
+          <w:bCs/>
+          <w:sz w:val="28"/>
+          <w:szCs w:val="28"/>
+          <w:lang w:val="uk-UA"/>
+        </w:rPr>
+        <w:t>Перевірка правильності класифікації</w:t>
+      </w:r>
+    </w:p>
+    <w:p>
+      <w:pPr>
+        <w:pStyle w:val="Normal"/>
+        <w:spacing w:lineRule="auto" w:line="290"/>
+        <w:ind w:left="12" w:right="70"/>
+        <w:rPr>
+          <w:sz w:val="28"/>
+          <w:szCs w:val="28"/>
+          <w:lang w:val="uk-UA"/>
+        </w:rPr>
+      </w:pPr>
+      <w:r>
+        <w:rPr>
+          <w:sz w:val="28"/>
+          <w:szCs w:val="28"/>
+          <w:lang w:val="uk-UA"/>
+        </w:rPr>
+        <w:tab/>
+        <w:t>Використовувалась формула:</w:t>
+      </w:r>
+    </w:p>
+    <w:p>
+      <w:pPr>
+        <w:sectPr>
+          <w:type w:val="continuous"/>
+          <w:pgSz w:w="11906" w:h="16838"/>
+          <w:pgMar w:left="1417" w:right="850" w:gutter="0" w:header="0" w:top="850" w:footer="720" w:bottom="850"/>
+          <w:pgNumType w:fmt="decimal"/>
+          <w:formProt w:val="false"/>
+          <w:textDirection w:val="lrTb"/>
+          <w:docGrid w:type="default" w:linePitch="381" w:charSpace="0"/>
+        </w:sectPr>
+      </w:pPr>
+    </w:p>
+    <w:p>
+      <w:pPr>
+        <w:pStyle w:val="Normal"/>
+        <w:spacing w:lineRule="auto" w:line="290"/>
+        <w:ind w:left="12" w:right="70"/>
+        <w:rPr/>
+      </w:pPr>
+      <w:bookmarkStart w:id="6" w:name="code-block-viewer_копія_6"/>
+      <w:bookmarkEnd w:id="6"/>
+      <w:r>
+        <w:rPr>
+          <w:rStyle w:val="Style6"/>
+          <w:sz w:val="28"/>
+          <w:szCs w:val="28"/>
+          <w:lang w:val="uk-UA"/>
+        </w:rPr>
+        <w:t>=ЕСЛИ(Z2=A2;0;1)</w:t>
+      </w:r>
+    </w:p>
+    <w:p>
+      <w:pPr>
+        <w:sectPr>
+          <w:type w:val="continuous"/>
+          <w:pgSz w:w="11906" w:h="16838"/>
+          <w:pgMar w:left="1417" w:right="850" w:gutter="0" w:header="0" w:top="850" w:footer="720" w:bottom="850"/>
+          <w:formProt w:val="false"/>
+          <w:textDirection w:val="lrTb"/>
+          <w:docGrid w:type="default" w:linePitch="381" w:charSpace="0"/>
+        </w:sectPr>
+      </w:pPr>
+    </w:p>
+    <w:p>
+      <w:pPr>
+        <w:pStyle w:val="Normal"/>
+        <w:spacing w:lineRule="auto" w:line="290"/>
+        <w:ind w:left="12" w:right="70"/>
+        <w:rPr>
+          <w:sz w:val="28"/>
+          <w:szCs w:val="28"/>
+          <w:lang w:val="uk-UA"/>
+        </w:rPr>
+      </w:pPr>
+      <w:r>
+        <w:rPr>
+          <w:sz w:val="28"/>
+          <w:szCs w:val="28"/>
+          <w:lang w:val="uk-UA"/>
+        </w:rPr>
+        <w:t>де:</w:t>
+      </w:r>
+    </w:p>
+    <w:p>
+      <w:pPr>
+        <w:pStyle w:val="Normal"/>
+        <w:numPr>
+          <w:ilvl w:val="0"/>
+          <w:numId w:val="0"/>
+        </w:numPr>
+        <w:spacing w:lineRule="auto" w:line="290"/>
+        <w:ind w:hanging="0" w:left="12" w:right="70"/>
+        <w:rPr/>
+      </w:pPr>
+      <w:r>
+        <w:rPr>
+          <w:rStyle w:val="Style6"/>
+          <w:sz w:val="28"/>
+          <w:szCs w:val="28"/>
+          <w:lang w:val="uk-UA"/>
+        </w:rPr>
+        <w:t>Z2</w:t>
+      </w:r>
+      <w:r>
+        <w:rPr>
+          <w:sz w:val="28"/>
+          <w:szCs w:val="28"/>
+          <w:lang w:val="uk-UA"/>
+        </w:rPr>
+        <w:t xml:space="preserve"> — прогнозований клас; </w:t>
+      </w:r>
+    </w:p>
+    <w:p>
+      <w:pPr>
+        <w:pStyle w:val="Normal"/>
+        <w:numPr>
+          <w:ilvl w:val="0"/>
+          <w:numId w:val="0"/>
+        </w:numPr>
+        <w:spacing w:lineRule="auto" w:line="290"/>
+        <w:ind w:hanging="0" w:left="12" w:right="70"/>
+        <w:rPr/>
+      </w:pPr>
+      <w:r>
+        <w:rPr>
+          <w:rStyle w:val="Style6"/>
+          <w:sz w:val="28"/>
+          <w:szCs w:val="28"/>
+          <w:lang w:val="uk-UA"/>
+        </w:rPr>
+        <w:t>A2</w:t>
+      </w:r>
+      <w:r>
+        <w:rPr>
+          <w:sz w:val="28"/>
+          <w:szCs w:val="28"/>
+          <w:lang w:val="uk-UA"/>
+        </w:rPr>
+        <w:t xml:space="preserve"> — реальний клас. </w:t>
+      </w:r>
+    </w:p>
+    <w:p>
+      <w:pPr>
+        <w:pStyle w:val="Normal"/>
+        <w:spacing w:lineRule="auto" w:line="290"/>
+        <w:ind w:left="12" w:right="70"/>
+        <w:rPr>
+          <w:sz w:val="28"/>
+          <w:szCs w:val="28"/>
+          <w:lang w:val="uk-UA"/>
+        </w:rPr>
+      </w:pPr>
+      <w:r>
+        <w:rPr>
+          <w:sz w:val="28"/>
+          <w:szCs w:val="28"/>
+          <w:lang w:val="uk-UA"/>
+        </w:rPr>
+        <w:t>Формула:</w:t>
+      </w:r>
+    </w:p>
+    <w:p>
+      <w:pPr>
+        <w:pStyle w:val="Normal"/>
+        <w:numPr>
+          <w:ilvl w:val="0"/>
+          <w:numId w:val="0"/>
+        </w:numPr>
+        <w:spacing w:lineRule="auto" w:line="290"/>
+        <w:ind w:hanging="0" w:left="12" w:right="70"/>
+        <w:rPr>
+          <w:sz w:val="28"/>
+          <w:szCs w:val="28"/>
+          <w:lang w:val="uk-UA"/>
+        </w:rPr>
+      </w:pPr>
+      <w:r>
+        <w:rPr>
+          <w:sz w:val="28"/>
+          <w:szCs w:val="28"/>
+          <w:lang w:val="uk-UA"/>
+        </w:rPr>
+        <w:t xml:space="preserve">повертає 0 при правильній класифікації; </w:t>
+      </w:r>
+    </w:p>
+    <w:p>
+      <w:pPr>
+        <w:pStyle w:val="Normal"/>
+        <w:numPr>
+          <w:ilvl w:val="0"/>
+          <w:numId w:val="0"/>
+        </w:numPr>
+        <w:spacing w:lineRule="auto" w:line="290"/>
+        <w:ind w:hanging="0" w:left="12" w:right="70"/>
+        <w:rPr>
+          <w:sz w:val="28"/>
+          <w:szCs w:val="28"/>
+          <w:lang w:val="uk-UA"/>
+        </w:rPr>
+      </w:pPr>
+      <w:r>
+        <w:rPr>
+          <w:sz w:val="28"/>
+          <w:szCs w:val="28"/>
+          <w:lang w:val="uk-UA"/>
+        </w:rPr>
+        <w:t>повертає 1 при помилці.</w:t>
+      </w:r>
+    </w:p>
+    <w:p>
+      <w:pPr>
+        <w:pStyle w:val="Normal"/>
+        <w:spacing w:lineRule="auto" w:line="290"/>
+        <w:ind w:left="12" w:right="70"/>
+        <w:rPr>
+          <w:sz w:val="28"/>
+          <w:szCs w:val="28"/>
+          <w:lang w:val="uk-UA"/>
+        </w:rPr>
+      </w:pPr>
+      <w:r>
+        <w:rPr>
+          <w:sz w:val="28"/>
+          <w:szCs w:val="28"/>
+          <w:lang w:val="uk-UA"/>
+        </w:rPr>
+      </w:r>
+    </w:p>
+    <w:p>
+      <w:pPr>
+        <w:pStyle w:val="Normal"/>
+        <w:spacing w:lineRule="auto" w:line="290"/>
+        <w:ind w:left="12" w:right="70"/>
+        <w:rPr>
+          <w:b/>
+          <w:bCs/>
+          <w:sz w:val="28"/>
+          <w:szCs w:val="28"/>
+          <w:lang w:val="uk-UA"/>
+        </w:rPr>
+      </w:pPr>
+      <w:r>
+        <w:rPr>
+          <w:b/>
+          <w:bCs/>
+          <w:sz w:val="28"/>
+          <w:szCs w:val="28"/>
+          <w:lang w:val="uk-UA"/>
+        </w:rPr>
+        <w:t>Обчислення внутрішньогрупової дисперсії</w:t>
+      </w:r>
+    </w:p>
+    <w:p>
+      <w:pPr>
+        <w:pStyle w:val="Normal"/>
+        <w:spacing w:lineRule="auto" w:line="290"/>
+        <w:ind w:left="12" w:right="70"/>
+        <w:rPr>
+          <w:sz w:val="28"/>
+          <w:szCs w:val="28"/>
+          <w:lang w:val="uk-UA"/>
+        </w:rPr>
+      </w:pPr>
+      <w:r>
+        <w:rPr>
+          <w:sz w:val="28"/>
+          <w:szCs w:val="28"/>
+          <w:lang w:val="uk-UA"/>
+        </w:rPr>
+        <w:tab/>
+        <w:t>Для кожного об’єкта:</w:t>
+      </w:r>
+    </w:p>
+    <w:p>
+      <w:pPr>
+        <w:sectPr>
+          <w:type w:val="continuous"/>
+          <w:pgSz w:w="11906" w:h="16838"/>
+          <w:pgMar w:left="1417" w:right="850" w:gutter="0" w:header="0" w:top="850" w:footer="720" w:bottom="850"/>
+          <w:pgNumType w:fmt="decimal"/>
+          <w:formProt w:val="false"/>
+          <w:textDirection w:val="lrTb"/>
+          <w:docGrid w:type="default" w:linePitch="381" w:charSpace="0"/>
+        </w:sectPr>
+      </w:pPr>
+    </w:p>
+    <w:p>
+      <w:pPr>
+        <w:pStyle w:val="Normal"/>
+        <w:spacing w:lineRule="auto" w:line="290"/>
+        <w:ind w:left="12" w:right="70"/>
+        <w:rPr/>
+      </w:pPr>
+      <w:bookmarkStart w:id="7" w:name="code-block-viewer_копія_7"/>
+      <w:bookmarkEnd w:id="7"/>
+      <w:r>
+        <w:rPr>
+          <w:rStyle w:val="Style6"/>
+          <w:sz w:val="28"/>
+          <w:szCs w:val="28"/>
+          <w:lang w:val="uk-UA"/>
+        </w:rPr>
+        <w:t>=ЕСЛИ(X2=AG$1;(Y2-AG$21)^2;ЕСЛИ(X2=AG$2;(Y2-AG$22)^2;(Y2-AG$23)^2))</w:t>
+      </w:r>
+    </w:p>
+    <w:p>
+      <w:pPr>
+        <w:sectPr>
+          <w:type w:val="continuous"/>
+          <w:pgSz w:w="11906" w:h="16838"/>
+          <w:pgMar w:left="1417" w:right="850" w:gutter="0" w:header="0" w:top="850" w:footer="720" w:bottom="850"/>
+          <w:formProt w:val="false"/>
+          <w:textDirection w:val="lrTb"/>
+          <w:docGrid w:type="default" w:linePitch="381" w:charSpace="0"/>
+        </w:sectPr>
+      </w:pPr>
+    </w:p>
+    <w:p>
+      <w:pPr>
+        <w:pStyle w:val="Normal"/>
+        <w:spacing w:lineRule="auto" w:line="290"/>
+        <w:ind w:left="12" w:right="70"/>
+        <w:rPr>
+          <w:sz w:val="28"/>
+          <w:szCs w:val="28"/>
+          <w:lang w:val="uk-UA"/>
+        </w:rPr>
+      </w:pPr>
+      <w:r>
+        <w:rPr>
+          <w:sz w:val="28"/>
+          <w:szCs w:val="28"/>
+          <w:lang w:val="uk-UA"/>
+        </w:rPr>
+        <w:t>де:</w:t>
+      </w:r>
+    </w:p>
+    <w:p>
+      <w:pPr>
+        <w:pStyle w:val="Normal"/>
+        <w:numPr>
+          <w:ilvl w:val="0"/>
+          <w:numId w:val="0"/>
+        </w:numPr>
+        <w:spacing w:lineRule="auto" w:line="290"/>
+        <w:ind w:hanging="0" w:left="12" w:right="70"/>
+        <w:rPr/>
+      </w:pPr>
+      <w:r>
+        <w:rPr>
+          <w:rStyle w:val="Style6"/>
+          <w:sz w:val="28"/>
+          <w:szCs w:val="28"/>
+          <w:lang w:val="uk-UA"/>
+        </w:rPr>
+        <w:t>Y2</w:t>
+      </w:r>
+      <w:r>
+        <w:rPr>
+          <w:sz w:val="28"/>
+          <w:szCs w:val="28"/>
+          <w:lang w:val="uk-UA"/>
+        </w:rPr>
+        <w:t xml:space="preserve"> — прогноз; </w:t>
+      </w:r>
+    </w:p>
+    <w:p>
+      <w:pPr>
+        <w:pStyle w:val="Normal"/>
+        <w:numPr>
+          <w:ilvl w:val="0"/>
+          <w:numId w:val="0"/>
+        </w:numPr>
+        <w:spacing w:lineRule="auto" w:line="290"/>
+        <w:ind w:hanging="0" w:left="12" w:right="70"/>
+        <w:rPr/>
+      </w:pPr>
+      <w:r>
+        <w:rPr>
+          <w:rStyle w:val="Style6"/>
+          <w:sz w:val="28"/>
+          <w:szCs w:val="28"/>
+          <w:lang w:val="uk-UA"/>
+        </w:rPr>
+        <w:t>AG21:AG23</w:t>
+      </w:r>
+      <w:r>
+        <w:rPr>
+          <w:sz w:val="28"/>
+          <w:szCs w:val="28"/>
+          <w:lang w:val="uk-UA"/>
+        </w:rPr>
+        <w:t xml:space="preserve"> — середні значення класів. </w:t>
+      </w:r>
+    </w:p>
+    <w:p>
+      <w:pPr>
+        <w:pStyle w:val="Normal"/>
+        <w:spacing w:lineRule="auto" w:line="290"/>
+        <w:ind w:left="12" w:right="70"/>
+        <w:rPr>
+          <w:sz w:val="28"/>
+          <w:szCs w:val="28"/>
+          <w:lang w:val="uk-UA"/>
+        </w:rPr>
+      </w:pPr>
+      <w:r>
+        <w:rPr>
+          <w:sz w:val="28"/>
+          <w:szCs w:val="28"/>
+          <w:lang w:val="uk-UA"/>
+        </w:rPr>
+        <w:t>Формула обчислює:</w:t>
+      </w:r>
+    </w:p>
+    <w:p>
+      <w:pPr>
+        <w:pStyle w:val="Normal"/>
+        <w:numPr>
+          <w:ilvl w:val="0"/>
+          <w:numId w:val="0"/>
+        </w:numPr>
+        <w:spacing w:lineRule="auto" w:line="290"/>
+        <w:ind w:hanging="0" w:left="12" w:right="70"/>
+        <w:rPr>
+          <w:sz w:val="28"/>
+          <w:szCs w:val="28"/>
+          <w:lang w:val="uk-UA"/>
+        </w:rPr>
+      </w:pPr>
+      <w:r>
+        <w:rPr>
+          <w:sz w:val="28"/>
+          <w:szCs w:val="28"/>
+          <w:lang w:val="uk-UA"/>
+        </w:rPr>
+        <w:t>квадрат відхилення прогнозу від середнього значення свого класу.</w:t>
+      </w:r>
+    </w:p>
+    <w:p>
+      <w:pPr>
+        <w:pStyle w:val="Normal"/>
+        <w:spacing w:lineRule="auto" w:line="290"/>
+        <w:ind w:left="12" w:right="70"/>
+        <w:rPr>
+          <w:sz w:val="28"/>
+          <w:szCs w:val="28"/>
+          <w:lang w:val="uk-UA"/>
+        </w:rPr>
+      </w:pPr>
+      <w:r>
+        <w:rPr>
+          <w:sz w:val="28"/>
+          <w:szCs w:val="28"/>
+          <w:lang w:val="uk-UA"/>
+        </w:rPr>
+      </w:r>
+      <w:r>
+        <w:br w:type="page"/>
+      </w:r>
+    </w:p>
+    <w:p>
+      <w:pPr>
+        <w:pStyle w:val="Normal"/>
+        <w:spacing w:lineRule="auto" w:line="290"/>
+        <w:ind w:left="12" w:right="70"/>
+        <w:rPr>
+          <w:b/>
+          <w:bCs/>
+          <w:sz w:val="28"/>
+          <w:szCs w:val="28"/>
+          <w:lang w:val="uk-UA"/>
+        </w:rPr>
+      </w:pPr>
+      <w:r>
+        <w:rPr>
+          <w:b/>
+          <w:bCs/>
+          <w:sz w:val="28"/>
+          <w:szCs w:val="28"/>
+          <w:lang w:val="uk-UA"/>
+        </w:rPr>
+        <w:t>Загальна внутрішньогрупова дисперсія</w:t>
+      </w:r>
+    </w:p>
+    <w:p>
+      <w:pPr>
+        <w:sectPr>
+          <w:type w:val="continuous"/>
+          <w:pgSz w:w="11906" w:h="16838"/>
+          <w:pgMar w:left="1417" w:right="850" w:gutter="0" w:header="0" w:top="850" w:footer="720" w:bottom="850"/>
+          <w:pgNumType w:fmt="decimal"/>
+          <w:formProt w:val="false"/>
+          <w:textDirection w:val="lrTb"/>
+          <w:docGrid w:type="default" w:linePitch="381" w:charSpace="0"/>
+        </w:sectPr>
+      </w:pPr>
+    </w:p>
+    <w:p>
+      <w:pPr>
+        <w:pStyle w:val="Normal"/>
+        <w:spacing w:lineRule="auto" w:line="290"/>
+        <w:ind w:left="12" w:right="70"/>
+        <w:rPr/>
+      </w:pPr>
+      <w:r>
+        <w:rPr>
+          <w:rStyle w:val="Style6"/>
+          <w:sz w:val="28"/>
+          <w:szCs w:val="28"/>
+          <w:lang w:val="uk-UA"/>
+        </w:rPr>
+        <w:t>=СУММ(AB2:AB179)</w:t>
+      </w:r>
+    </w:p>
+    <w:p>
+      <w:pPr>
+        <w:sectPr>
+          <w:type w:val="continuous"/>
+          <w:pgSz w:w="11906" w:h="16838"/>
+          <w:pgMar w:left="1417" w:right="850" w:gutter="0" w:header="0" w:top="850" w:footer="720" w:bottom="850"/>
+          <w:formProt w:val="false"/>
+          <w:textDirection w:val="lrTb"/>
+          <w:docGrid w:type="default" w:linePitch="381" w:charSpace="0"/>
+        </w:sectPr>
+      </w:pPr>
+    </w:p>
+    <w:p>
+      <w:pPr>
+        <w:pStyle w:val="Normal"/>
+        <w:spacing w:lineRule="auto" w:line="290"/>
+        <w:ind w:left="12" w:right="70"/>
+        <w:rPr>
+          <w:sz w:val="28"/>
+          <w:szCs w:val="28"/>
+          <w:lang w:val="uk-UA"/>
+        </w:rPr>
+      </w:pPr>
+      <w:r>
+        <w:rPr>
+          <w:sz w:val="28"/>
+          <w:szCs w:val="28"/>
+          <w:lang w:val="uk-UA"/>
+        </w:rPr>
+        <w:t>де:</w:t>
+      </w:r>
+    </w:p>
+    <w:p>
+      <w:pPr>
+        <w:pStyle w:val="Normal"/>
+        <w:numPr>
+          <w:ilvl w:val="0"/>
+          <w:numId w:val="0"/>
+        </w:numPr>
+        <w:spacing w:lineRule="auto" w:line="290"/>
+        <w:ind w:hanging="0" w:left="12" w:right="70"/>
+        <w:rPr/>
+      </w:pPr>
+      <w:r>
+        <w:rPr>
+          <w:rStyle w:val="Style6"/>
+          <w:sz w:val="28"/>
+          <w:szCs w:val="28"/>
+          <w:lang w:val="uk-UA"/>
+        </w:rPr>
+        <w:t>AB2:AB179</w:t>
+      </w:r>
+      <w:r>
+        <w:rPr>
+          <w:sz w:val="28"/>
+          <w:szCs w:val="28"/>
+          <w:lang w:val="uk-UA"/>
+        </w:rPr>
+        <w:t xml:space="preserve"> — відхилення всіх об’єктів.</w:t>
+      </w:r>
+    </w:p>
+    <w:p>
+      <w:pPr>
+        <w:pStyle w:val="Normal"/>
+        <w:spacing w:lineRule="auto" w:line="290"/>
+        <w:ind w:left="12" w:right="70"/>
+        <w:rPr>
+          <w:sz w:val="28"/>
+          <w:szCs w:val="28"/>
+          <w:lang w:val="uk-UA"/>
+        </w:rPr>
+      </w:pPr>
+      <w:r>
+        <w:rPr>
+          <w:sz w:val="28"/>
+          <w:szCs w:val="28"/>
+          <w:lang w:val="uk-UA"/>
+        </w:rPr>
+      </w:r>
+    </w:p>
+    <w:p>
+      <w:pPr>
+        <w:pStyle w:val="Normal"/>
+        <w:spacing w:lineRule="auto" w:line="290"/>
+        <w:ind w:left="12" w:right="70"/>
+        <w:rPr>
+          <w:b/>
+          <w:bCs/>
+          <w:sz w:val="28"/>
+          <w:szCs w:val="28"/>
+          <w:lang w:val="uk-UA"/>
+        </w:rPr>
+      </w:pPr>
+      <w:r>
+        <w:rPr>
+          <w:b/>
+          <w:bCs/>
+          <w:sz w:val="28"/>
+          <w:szCs w:val="28"/>
+          <w:lang w:val="uk-UA"/>
+        </w:rPr>
+        <w:t>Міжгрупова дисперсія</w:t>
+      </w:r>
+    </w:p>
+    <w:p>
+      <w:pPr>
+        <w:sectPr>
+          <w:type w:val="continuous"/>
+          <w:pgSz w:w="11906" w:h="16838"/>
+          <w:pgMar w:left="1417" w:right="850" w:gutter="0" w:header="0" w:top="850" w:footer="720" w:bottom="850"/>
+          <w:pgNumType w:fmt="decimal"/>
+          <w:formProt w:val="false"/>
+          <w:textDirection w:val="lrTb"/>
+          <w:docGrid w:type="default" w:linePitch="381" w:charSpace="0"/>
+        </w:sectPr>
+      </w:pPr>
+    </w:p>
+    <w:p>
+      <w:pPr>
+        <w:pStyle w:val="Normal"/>
+        <w:spacing w:lineRule="auto" w:line="290"/>
+        <w:ind w:left="12" w:right="70"/>
+        <w:rPr/>
+      </w:pPr>
+      <w:bookmarkStart w:id="8" w:name="code-block-viewer_копія_9"/>
+      <w:bookmarkEnd w:id="8"/>
+      <w:r>
+        <w:rPr>
+          <w:rStyle w:val="Style6"/>
+          <w:sz w:val="28"/>
+          <w:szCs w:val="28"/>
+          <w:lang w:val="uk-UA"/>
+        </w:rPr>
+        <w:t>=(AG21-СРЗНАЧ(AG21:AG23))^2+(AG22-СРЗНАЧ(AG21:AG23))^2+(AG23-СРЗНАЧ(AG21:AG23))^2</w:t>
+      </w:r>
+    </w:p>
+    <w:p>
+      <w:pPr>
+        <w:sectPr>
+          <w:type w:val="continuous"/>
+          <w:pgSz w:w="11906" w:h="16838"/>
+          <w:pgMar w:left="1417" w:right="850" w:gutter="0" w:header="0" w:top="850" w:footer="720" w:bottom="850"/>
+          <w:formProt w:val="false"/>
+          <w:textDirection w:val="lrTb"/>
+          <w:docGrid w:type="default" w:linePitch="381" w:charSpace="0"/>
+        </w:sectPr>
+      </w:pPr>
+    </w:p>
+    <w:p>
+      <w:pPr>
+        <w:pStyle w:val="Normal"/>
+        <w:spacing w:lineRule="auto" w:line="290"/>
+        <w:ind w:left="12" w:right="70"/>
+        <w:rPr>
+          <w:sz w:val="28"/>
+          <w:szCs w:val="28"/>
+          <w:lang w:val="uk-UA"/>
+        </w:rPr>
+      </w:pPr>
+      <w:r>
+        <w:rPr>
+          <w:sz w:val="28"/>
+          <w:szCs w:val="28"/>
+          <w:lang w:val="uk-UA"/>
+        </w:rPr>
+        <w:t>Формула показує:</w:t>
+      </w:r>
+    </w:p>
+    <w:p>
+      <w:pPr>
+        <w:pStyle w:val="Normal"/>
+        <w:numPr>
+          <w:ilvl w:val="0"/>
+          <w:numId w:val="0"/>
+        </w:numPr>
+        <w:spacing w:lineRule="auto" w:line="290"/>
+        <w:ind w:hanging="0" w:left="12" w:right="70"/>
+        <w:rPr>
+          <w:sz w:val="28"/>
+          <w:szCs w:val="28"/>
+          <w:lang w:val="uk-UA"/>
+        </w:rPr>
+      </w:pPr>
+      <w:r>
+        <w:rPr>
+          <w:sz w:val="28"/>
+          <w:szCs w:val="28"/>
+          <w:lang w:val="uk-UA"/>
+        </w:rPr>
+        <w:t>наскільки далеко розташовані середні значення класів.</w:t>
+      </w:r>
+    </w:p>
+    <w:p>
+      <w:pPr>
+        <w:pStyle w:val="Normal"/>
+        <w:spacing w:lineRule="auto" w:line="290"/>
+        <w:ind w:left="12" w:right="70"/>
+        <w:rPr>
+          <w:b/>
+          <w:bCs/>
+          <w:sz w:val="28"/>
+          <w:szCs w:val="28"/>
+          <w:lang w:val="uk-UA"/>
+        </w:rPr>
+      </w:pPr>
+      <w:r>
+        <w:rPr>
+          <w:b/>
+          <w:bCs/>
+          <w:sz w:val="28"/>
+          <w:szCs w:val="28"/>
+          <w:lang w:val="uk-UA"/>
+        </w:rPr>
+        <w:tab/>
+      </w:r>
+    </w:p>
+    <w:p>
+      <w:pPr>
+        <w:pStyle w:val="Normal"/>
+        <w:spacing w:lineRule="auto" w:line="290"/>
+        <w:ind w:left="12" w:right="70"/>
+        <w:rPr>
+          <w:b/>
+          <w:bCs/>
+          <w:sz w:val="28"/>
+          <w:szCs w:val="28"/>
+          <w:lang w:val="uk-UA"/>
+        </w:rPr>
+      </w:pPr>
+      <w:r>
+        <w:rPr>
+          <w:b/>
+          <w:bCs/>
+          <w:sz w:val="28"/>
+          <w:szCs w:val="28"/>
+          <w:lang w:val="uk-UA"/>
+        </w:rPr>
+        <w:t>Класифікація невідомих об’єктів</w:t>
+      </w:r>
+    </w:p>
+    <w:p>
+      <w:pPr>
+        <w:pStyle w:val="Normal"/>
+        <w:spacing w:lineRule="auto" w:line="290"/>
+        <w:ind w:left="12" w:right="70"/>
+        <w:rPr>
+          <w:sz w:val="28"/>
+          <w:szCs w:val="28"/>
+          <w:lang w:val="uk-UA"/>
+        </w:rPr>
+      </w:pPr>
+      <w:r>
+        <w:rPr>
+          <w:sz w:val="28"/>
+          <w:szCs w:val="28"/>
+          <w:lang w:val="uk-UA"/>
+        </w:rPr>
+        <w:t>Для рядків 182–184 використовувались ті самі формули:</w:t>
+      </w:r>
+    </w:p>
+    <w:p>
+      <w:pPr>
+        <w:pStyle w:val="Normal"/>
+        <w:numPr>
+          <w:ilvl w:val="0"/>
+          <w:numId w:val="0"/>
+        </w:numPr>
+        <w:spacing w:lineRule="auto" w:line="290"/>
+        <w:ind w:hanging="0" w:left="12" w:right="70"/>
+        <w:rPr>
+          <w:sz w:val="28"/>
+          <w:szCs w:val="28"/>
+          <w:lang w:val="uk-UA"/>
+        </w:rPr>
+      </w:pPr>
+      <w:r>
+        <w:rPr>
+          <w:sz w:val="28"/>
+          <w:szCs w:val="28"/>
+          <w:lang w:val="uk-UA"/>
+        </w:rPr>
+        <w:t xml:space="preserve">Numerical Prediction; </w:t>
+      </w:r>
+    </w:p>
+    <w:p>
+      <w:pPr>
+        <w:pStyle w:val="Normal"/>
+        <w:numPr>
+          <w:ilvl w:val="0"/>
+          <w:numId w:val="0"/>
+        </w:numPr>
+        <w:spacing w:lineRule="auto" w:line="290"/>
+        <w:ind w:hanging="0" w:left="12" w:right="70"/>
+        <w:rPr>
+          <w:sz w:val="28"/>
+          <w:szCs w:val="28"/>
+          <w:lang w:val="uk-UA"/>
+        </w:rPr>
+      </w:pPr>
+      <w:r>
+        <w:rPr>
+          <w:sz w:val="28"/>
+          <w:szCs w:val="28"/>
+          <w:lang w:val="uk-UA"/>
+        </w:rPr>
+        <w:t xml:space="preserve">cutoff; </w:t>
+      </w:r>
+    </w:p>
+    <w:p>
+      <w:pPr>
+        <w:pStyle w:val="Normal"/>
+        <w:numPr>
+          <w:ilvl w:val="0"/>
+          <w:numId w:val="0"/>
+        </w:numPr>
+        <w:spacing w:lineRule="auto" w:line="290"/>
+        <w:ind w:hanging="0" w:left="12" w:right="70"/>
+        <w:rPr>
+          <w:sz w:val="28"/>
+          <w:szCs w:val="28"/>
+          <w:lang w:val="uk-UA"/>
+        </w:rPr>
+      </w:pPr>
+      <w:r>
+        <w:rPr>
+          <w:sz w:val="28"/>
+          <w:szCs w:val="28"/>
+          <w:lang w:val="uk-UA"/>
+        </w:rPr>
+        <w:t xml:space="preserve">Type classification. </w:t>
+      </w:r>
+    </w:p>
+    <w:p>
+      <w:pPr>
+        <w:pStyle w:val="Normal"/>
+        <w:spacing w:lineRule="auto" w:line="290"/>
+        <w:ind w:left="12" w:right="70"/>
+        <w:rPr>
+          <w:sz w:val="28"/>
+          <w:szCs w:val="28"/>
+          <w:lang w:val="uk-UA"/>
+        </w:rPr>
+      </w:pPr>
+      <w:r>
+        <w:rPr>
+          <w:sz w:val="28"/>
+          <w:szCs w:val="28"/>
+          <w:lang w:val="uk-UA"/>
+        </w:rPr>
+        <w:t>У результаті було отримано:</w:t>
+      </w:r>
+    </w:p>
+    <w:tbl>
+      <w:tblPr>
+        <w:tblW w:w="1463" w:type="dxa"/>
+        <w:jc w:val="left"/>
+        <w:tblInd w:w="28" w:type="dxa"/>
+        <w:tblLayout w:type="fixed"/>
+        <w:tblCellMar>
+          <w:top w:w="28" w:type="dxa"/>
+          <w:left w:w="28" w:type="dxa"/>
+          <w:bottom w:w="28" w:type="dxa"/>
+          <w:right w:w="28" w:type="dxa"/>
+        </w:tblCellMar>
+      </w:tblPr>
+      <w:tblGrid>
+        <w:gridCol w:w="777"/>
+        <w:gridCol w:w="686"/>
+      </w:tblGrid>
+      <w:tr>
+        <w:trPr>
+          <w:tblHeader w:val="true"/>
+        </w:trPr>
+        <w:tc>
+          <w:tcPr>
+            <w:tcW w:w="777" w:type="dxa"/>
+            <w:tcBorders/>
+            <w:vAlign w:val="center"/>
+          </w:tcPr>
+          <w:p>
+            <w:pPr>
+              <w:pStyle w:val="Normal"/>
+              <w:spacing w:lineRule="auto" w:line="290"/>
+              <w:ind w:left="12" w:right="70"/>
+              <w:rPr>
+                <w:sz w:val="28"/>
+                <w:szCs w:val="28"/>
+                <w:lang w:val="uk-UA"/>
+              </w:rPr>
+            </w:pPr>
+            <w:r>
+              <w:rPr>
+                <w:sz w:val="28"/>
+                <w:szCs w:val="28"/>
+                <w:lang w:val="uk-UA"/>
+              </w:rPr>
+              <w:t>Рядок</w:t>
+            </w:r>
+          </w:p>
+        </w:tc>
+        <w:tc>
+          <w:tcPr>
+            <w:tcW w:w="686" w:type="dxa"/>
+            <w:tcBorders/>
+            <w:vAlign w:val="center"/>
+          </w:tcPr>
+          <w:p>
+            <w:pPr>
+              <w:pStyle w:val="Normal"/>
+              <w:spacing w:lineRule="auto" w:line="290"/>
+              <w:ind w:left="12" w:right="70"/>
+              <w:rPr>
+                <w:sz w:val="28"/>
+                <w:szCs w:val="28"/>
+                <w:lang w:val="uk-UA"/>
+              </w:rPr>
+            </w:pPr>
+            <w:r>
+              <w:rPr>
+                <w:sz w:val="28"/>
+                <w:szCs w:val="28"/>
+                <w:lang w:val="uk-UA"/>
+              </w:rPr>
+              <w:t>Клас</w:t>
+            </w:r>
+          </w:p>
+        </w:tc>
+      </w:tr>
+      <w:tr>
+        <w:trPr/>
+        <w:tc>
+          <w:tcPr>
+            <w:tcW w:w="777" w:type="dxa"/>
+            <w:tcBorders/>
+            <w:vAlign w:val="center"/>
+          </w:tcPr>
+          <w:p>
+            <w:pPr>
+              <w:pStyle w:val="Normal"/>
+              <w:spacing w:lineRule="auto" w:line="290"/>
+              <w:ind w:left="12" w:right="70"/>
+              <w:rPr>
+                <w:sz w:val="28"/>
+                <w:szCs w:val="28"/>
+                <w:lang w:val="uk-UA"/>
+              </w:rPr>
+            </w:pPr>
+            <w:r>
+              <w:rPr>
+                <w:sz w:val="28"/>
+                <w:szCs w:val="28"/>
+                <w:lang w:val="uk-UA"/>
+              </w:rPr>
+              <w:t>182</w:t>
+            </w:r>
+          </w:p>
+        </w:tc>
+        <w:tc>
+          <w:tcPr>
+            <w:tcW w:w="686" w:type="dxa"/>
+            <w:tcBorders/>
+            <w:vAlign w:val="center"/>
+          </w:tcPr>
+          <w:p>
+            <w:pPr>
+              <w:pStyle w:val="Normal"/>
+              <w:spacing w:lineRule="auto" w:line="290"/>
+              <w:ind w:left="12" w:right="70"/>
+              <w:rPr>
+                <w:sz w:val="28"/>
+                <w:szCs w:val="28"/>
+                <w:lang w:val="uk-UA"/>
+              </w:rPr>
+            </w:pPr>
+            <w:r>
+              <w:rPr>
+                <w:sz w:val="28"/>
+                <w:szCs w:val="28"/>
+                <w:lang w:val="uk-UA"/>
+              </w:rPr>
+              <w:t>V2</w:t>
+            </w:r>
+          </w:p>
+        </w:tc>
+      </w:tr>
+      <w:tr>
+        <w:trPr/>
+        <w:tc>
+          <w:tcPr>
+            <w:tcW w:w="777" w:type="dxa"/>
+            <w:tcBorders/>
+            <w:vAlign w:val="center"/>
+          </w:tcPr>
+          <w:p>
+            <w:pPr>
+              <w:pStyle w:val="Normal"/>
+              <w:spacing w:lineRule="auto" w:line="290"/>
+              <w:ind w:left="12" w:right="70"/>
+              <w:rPr>
+                <w:sz w:val="28"/>
+                <w:szCs w:val="28"/>
+                <w:lang w:val="uk-UA"/>
+              </w:rPr>
+            </w:pPr>
+            <w:r>
+              <w:rPr>
+                <w:sz w:val="28"/>
+                <w:szCs w:val="28"/>
+                <w:lang w:val="uk-UA"/>
+              </w:rPr>
+              <w:t>183</w:t>
+            </w:r>
+          </w:p>
+        </w:tc>
+        <w:tc>
+          <w:tcPr>
+            <w:tcW w:w="686" w:type="dxa"/>
+            <w:tcBorders/>
+            <w:vAlign w:val="center"/>
+          </w:tcPr>
+          <w:p>
+            <w:pPr>
+              <w:pStyle w:val="Normal"/>
+              <w:spacing w:lineRule="auto" w:line="290"/>
+              <w:ind w:left="12" w:right="70"/>
+              <w:rPr>
+                <w:sz w:val="28"/>
+                <w:szCs w:val="28"/>
+                <w:lang w:val="uk-UA"/>
+              </w:rPr>
+            </w:pPr>
+            <w:r>
+              <w:rPr>
+                <w:sz w:val="28"/>
+                <w:szCs w:val="28"/>
+                <w:lang w:val="uk-UA"/>
+              </w:rPr>
+              <w:t>V2</w:t>
+            </w:r>
+          </w:p>
+        </w:tc>
+      </w:tr>
+      <w:tr>
+        <w:trPr/>
+        <w:tc>
+          <w:tcPr>
+            <w:tcW w:w="777" w:type="dxa"/>
+            <w:tcBorders/>
+            <w:vAlign w:val="center"/>
+          </w:tcPr>
+          <w:p>
+            <w:pPr>
+              <w:pStyle w:val="Normal"/>
+              <w:spacing w:lineRule="auto" w:line="290"/>
+              <w:ind w:left="12" w:right="70"/>
+              <w:rPr>
+                <w:sz w:val="28"/>
+                <w:szCs w:val="28"/>
+                <w:lang w:val="uk-UA"/>
+              </w:rPr>
+            </w:pPr>
+            <w:r>
+              <w:rPr>
+                <w:sz w:val="28"/>
+                <w:szCs w:val="28"/>
+                <w:lang w:val="uk-UA"/>
+              </w:rPr>
+              <w:t>184</w:t>
+            </w:r>
+          </w:p>
+        </w:tc>
+        <w:tc>
+          <w:tcPr>
+            <w:tcW w:w="686" w:type="dxa"/>
+            <w:tcBorders/>
+            <w:vAlign w:val="center"/>
+          </w:tcPr>
+          <w:p>
+            <w:pPr>
+              <w:pStyle w:val="Normal"/>
+              <w:spacing w:lineRule="auto" w:line="290"/>
+              <w:ind w:left="12" w:right="70"/>
+              <w:rPr>
+                <w:sz w:val="28"/>
+                <w:szCs w:val="28"/>
+                <w:lang w:val="uk-UA"/>
+              </w:rPr>
+            </w:pPr>
+            <w:r>
+              <w:rPr>
+                <w:sz w:val="28"/>
+                <w:szCs w:val="28"/>
+                <w:lang w:val="uk-UA"/>
+              </w:rPr>
+              <w:t>V1</w:t>
+            </w:r>
+          </w:p>
+        </w:tc>
+      </w:tr>
+    </w:tbl>
+    <w:p>
+      <w:pPr>
+        <w:pStyle w:val="Normal"/>
+        <w:spacing w:lineRule="auto" w:line="290"/>
+        <w:ind w:left="12" w:right="70"/>
+        <w:rPr>
+          <w:sz w:val="28"/>
+          <w:szCs w:val="28"/>
+          <w:lang w:val="uk-UA"/>
+        </w:rPr>
+      </w:pPr>
+      <w:r>
+        <w:rPr>
+          <w:sz w:val="28"/>
+          <w:szCs w:val="28"/>
+          <w:lang w:val="uk-UA"/>
+        </w:rPr>
+      </w:r>
+      <w:r>
+        <w:br w:type="page"/>
+      </w:r>
+    </w:p>
+    <w:p>
+      <w:pPr>
+        <w:pStyle w:val="Normal"/>
+        <w:spacing w:lineRule="auto" w:line="290" w:before="0" w:after="0"/>
+        <w:ind w:right="70"/>
+        <w:rPr>
+          <w:b/>
+          <w:bCs/>
+          <w:lang w:val="en-US"/>
+        </w:rPr>
+      </w:pPr>
+      <w:r>
+        <w:rPr>
+          <w:b/>
+          <w:bCs/>
+          <w:lang w:val="en-US"/>
+        </w:rPr>
+        <w:t xml:space="preserve">Python </w:t>
+      </w:r>
+      <w:r>
+        <w:rPr>
+          <w:b/>
+          <w:bCs/>
+          <w:lang w:val="uk-UA"/>
+        </w:rPr>
+        <w:t>реалізація:</w:t>
+      </w:r>
+    </w:p>
+    <w:p>
+      <w:pPr>
+        <w:pStyle w:val="Normal"/>
+        <w:spacing w:lineRule="auto" w:line="290" w:before="0" w:after="0"/>
+        <w:ind w:right="70"/>
+        <w:rPr>
+          <w:lang w:val="uk-UA"/>
+        </w:rPr>
+      </w:pPr>
+      <w:r>
+        <w:rPr>
+          <w:b/>
+          <w:bCs/>
+          <w:lang w:val="en-US"/>
+        </w:rPr>
         <w:drawing>
           <wp:anchor behindDoc="0" distT="0" distB="0" distL="0" distR="0" simplePos="0" locked="0" layoutInCell="0" allowOverlap="1" relativeHeight="6">
             <wp:simplePos x="0" y="0"/>
             <wp:positionH relativeFrom="column">
-              <wp:posOffset>676275</wp:posOffset>
+              <wp:posOffset>22225</wp:posOffset>
             </wp:positionH>
             <wp:positionV relativeFrom="paragraph">
-              <wp:posOffset>4333875</wp:posOffset>
+              <wp:posOffset>1152525</wp:posOffset>
             </wp:positionV>
-            <wp:extent cx="4982210" cy="4448810"/>
+            <wp:extent cx="6076315" cy="6003925"/>
             <wp:effectExtent l="0" t="0" r="0" b="0"/>
             <wp:wrapTopAndBottom/>
             <wp:docPr id="5" name="Зображення2" descr=""/>
@@ -2672,7 +5475,7 @@
                     </pic:cNvPicPr>
                   </pic:nvPicPr>
                   <pic:blipFill>
-                    <a:blip r:embed="rId3"/>
+                    <a:blip r:embed="rId6"/>
                     <a:stretch>
                       <a:fillRect/>
                     </a:stretch>
@@ -2680,7 +5483,7 @@
                   <pic:spPr bwMode="auto">
                     <a:xfrm>
                       <a:off x="0" y="0"/>
-                      <a:ext cx="4982210" cy="4448810"/>
+                      <a:ext cx="6076315" cy="6003925"/>
                     </a:xfrm>
                     <a:prstGeom prst="rect">
                       <a:avLst/>
@@ -2693,85 +5496,31 @@
         </w:drawing>
       </w:r>
       <w:r>
+        <w:br w:type="page"/>
+      </w:r>
+    </w:p>
+    <w:p>
+      <w:pPr>
+        <w:pStyle w:val="Normal"/>
+        <w:spacing w:lineRule="auto" w:line="290" w:before="0" w:after="0"/>
+        <w:ind w:right="70"/>
         <w:rPr>
           <w:b w:val="false"/>
           <w:bCs w:val="false"/>
-          <w:sz w:val="28"/>
-          <w:szCs w:val="28"/>
-          <w:lang w:val="uk-UA"/>
-        </w:rPr>
-        <w:t xml:space="preserve">Для реалізації моделі використовувались бібліотеки NumPy та Pandas. </w:t>
-      </w:r>
-      <w:r>
-        <w:br w:type="page"/>
-      </w:r>
-    </w:p>
-    <w:p>
-      <w:pPr>
-        <w:pStyle w:val="Normal"/>
-        <w:spacing w:lineRule="auto" w:line="290" w:before="0" w:after="0"/>
-        <w:ind w:right="70"/>
-        <w:rPr>
-          <w:b/>
-          <w:sz w:val="28"/>
-          <w:szCs w:val="28"/>
-          <w:lang w:val="uk-UA"/>
-        </w:rPr>
-      </w:pPr>
-      <w:r>
-        <w:rPr>
-          <w:b/>
-          <w:sz w:val="28"/>
-          <w:szCs w:val="28"/>
-          <w:lang w:val="uk-UA"/>
-        </w:rPr>
-      </w:r>
-    </w:p>
-    <w:p>
-      <w:pPr>
-        <w:pStyle w:val="Normal"/>
-        <w:spacing w:lineRule="auto" w:line="290"/>
-        <w:ind w:right="70"/>
-        <w:rPr>
-          <w:b/>
-          <w:sz w:val="28"/>
-          <w:szCs w:val="28"/>
-          <w:lang w:val="uk-UA"/>
         </w:rPr>
       </w:pPr>
       <w:r>
         <w:rPr/>
-      </w:r>
-    </w:p>
-    <w:p>
-      <w:pPr>
-        <w:pStyle w:val="Normal"/>
-        <w:spacing w:lineRule="auto" w:line="290"/>
-        <w:ind w:right="70"/>
-        <w:rPr>
-          <w:b/>
-          <w:sz w:val="28"/>
-          <w:szCs w:val="28"/>
-          <w:lang w:val="uk-UA"/>
-        </w:rPr>
-      </w:pPr>
-      <w:r>
-        <w:rPr>
-          <w:b/>
-          <w:sz w:val="28"/>
-          <w:szCs w:val="28"/>
-          <w:lang w:val="uk-UA"/>
-        </w:rPr>
         <w:drawing>
           <wp:anchor behindDoc="0" distT="0" distB="0" distL="0" distR="0" simplePos="0" locked="0" layoutInCell="0" allowOverlap="1" relativeHeight="7">
             <wp:simplePos x="0" y="0"/>
             <wp:positionH relativeFrom="column">
-              <wp:posOffset>193675</wp:posOffset>
+              <wp:posOffset>-77470</wp:posOffset>
             </wp:positionH>
             <wp:positionV relativeFrom="paragraph">
-              <wp:posOffset>810260</wp:posOffset>
+              <wp:posOffset>971550</wp:posOffset>
             </wp:positionV>
-            <wp:extent cx="4898390" cy="6967855"/>
+            <wp:extent cx="5970270" cy="6207760"/>
             <wp:effectExtent l="0" t="0" r="0" b="0"/>
             <wp:wrapTopAndBottom/>
             <wp:docPr id="6" name="Зображення3" descr=""/>
@@ -2788,7 +5537,7 @@
                     </pic:cNvPicPr>
                   </pic:nvPicPr>
                   <pic:blipFill>
-                    <a:blip r:embed="rId4"/>
+                    <a:blip r:embed="rId7"/>
                     <a:stretch>
                       <a:fillRect/>
                     </a:stretch>
@@ -2796,7 +5545,7 @@
                   <pic:spPr bwMode="auto">
                     <a:xfrm>
                       <a:off x="0" y="0"/>
-                      <a:ext cx="4898390" cy="6967855"/>
+                      <a:ext cx="5970270" cy="6207760"/>
                     </a:xfrm>
                     <a:prstGeom prst="rect">
                       <a:avLst/>
@@ -2809,15 +5558,6 @@
         </w:drawing>
       </w:r>
       <w:r>
-        <w:rPr>
-          <w:b/>
-          <w:sz w:val="28"/>
-          <w:szCs w:val="28"/>
-          <w:lang w:val="uk-UA"/>
-        </w:rPr>
-        <w:br/>
-      </w:r>
-      <w:r>
         <w:br w:type="page"/>
       </w:r>
     </w:p>
@@ -2827,10 +5567,8 @@
         <w:spacing w:lineRule="auto" w:line="290" w:before="0" w:after="0"/>
         <w:ind w:right="70"/>
         <w:rPr>
-          <w:b/>
-          <w:sz w:val="28"/>
-          <w:szCs w:val="28"/>
-          <w:lang w:val="uk-UA"/>
+          <w:b w:val="false"/>
+          <w:bCs w:val="false"/>
         </w:rPr>
       </w:pPr>
       <w:r>
@@ -2839,12 +5577,12 @@
           <wp:anchor behindDoc="0" distT="0" distB="0" distL="0" distR="0" simplePos="0" locked="0" layoutInCell="0" allowOverlap="1" relativeHeight="8">
             <wp:simplePos x="0" y="0"/>
             <wp:positionH relativeFrom="column">
-              <wp:posOffset>-738505</wp:posOffset>
+              <wp:posOffset>194310</wp:posOffset>
             </wp:positionH>
             <wp:positionV relativeFrom="paragraph">
-              <wp:posOffset>86995</wp:posOffset>
+              <wp:posOffset>571500</wp:posOffset>
             </wp:positionV>
-            <wp:extent cx="6801485" cy="7480935"/>
+            <wp:extent cx="5185410" cy="8398510"/>
             <wp:effectExtent l="0" t="0" r="0" b="0"/>
             <wp:wrapTopAndBottom/>
             <wp:docPr id="7" name="Зображення4" descr=""/>
@@ -2861,7 +5599,7 @@
                     </pic:cNvPicPr>
                   </pic:nvPicPr>
                   <pic:blipFill>
-                    <a:blip r:embed="rId5"/>
+                    <a:blip r:embed="rId8"/>
                     <a:stretch>
                       <a:fillRect/>
                     </a:stretch>
@@ -2869,7 +5607,7 @@
                   <pic:spPr bwMode="auto">
                     <a:xfrm>
                       <a:off x="0" y="0"/>
-                      <a:ext cx="6801485" cy="7480935"/>
+                      <a:ext cx="5185410" cy="8398510"/>
                     </a:xfrm>
                     <a:prstGeom prst="rect">
                       <a:avLst/>
@@ -2881,48 +5619,6 @@
           </wp:anchor>
         </w:drawing>
       </w:r>
-    </w:p>
-    <w:p>
-      <w:pPr>
-        <w:pStyle w:val="Normal"/>
-        <w:spacing w:lineRule="auto" w:line="290"/>
-        <w:ind w:right="70"/>
-        <w:rPr>
-          <w:b/>
-          <w:sz w:val="28"/>
-          <w:szCs w:val="28"/>
-          <w:lang w:val="uk-UA"/>
-        </w:rPr>
-      </w:pPr>
-      <w:r>
-        <w:rPr>
-          <w:b/>
-          <w:sz w:val="28"/>
-          <w:szCs w:val="28"/>
-          <w:lang w:val="uk-UA"/>
-        </w:rPr>
-      </w:r>
-    </w:p>
-    <w:p>
-      <w:pPr>
-        <w:pStyle w:val="Normal"/>
-        <w:spacing w:lineRule="auto" w:line="290"/>
-        <w:ind w:right="70"/>
-        <w:rPr>
-          <w:b w:val="false"/>
-          <w:bCs w:val="false"/>
-        </w:rPr>
-      </w:pPr>
-      <w:r>
-        <w:rPr>
-          <w:b w:val="false"/>
-          <w:bCs w:val="false"/>
-          <w:sz w:val="28"/>
-          <w:szCs w:val="28"/>
-          <w:lang w:val="uk-UA"/>
-        </w:rPr>
-        <w:tab/>
-      </w:r>
       <w:r>
         <w:br w:type="page"/>
       </w:r>
@@ -2930,7 +5626,7 @@
     <w:p>
       <w:pPr>
         <w:pStyle w:val="Normal"/>
-        <w:spacing w:lineRule="auto" w:line="290"/>
+        <w:spacing w:lineRule="auto" w:line="290" w:before="0" w:after="0"/>
         <w:ind w:right="70"/>
         <w:rPr>
           <w:b w:val="false"/>
@@ -2948,9 +5644,9 @@
             <wp:positionV relativeFrom="paragraph">
               <wp:posOffset>635</wp:posOffset>
             </wp:positionV>
-            <wp:extent cx="6575425" cy="8279765"/>
+            <wp:extent cx="5829935" cy="7763510"/>
             <wp:effectExtent l="0" t="0" r="0" b="0"/>
-            <wp:wrapTopAndBottom/>
+            <wp:wrapSquare wrapText="largest"/>
             <wp:docPr id="8" name="Зображення5" descr=""/>
             <wp:cNvGraphicFramePr>
               <a:graphicFrameLocks xmlns:a="http://schemas.openxmlformats.org/drawingml/2006/main" noChangeAspect="1"/>
@@ -2965,7 +5661,7 @@
                     </pic:cNvPicPr>
                   </pic:nvPicPr>
                   <pic:blipFill>
-                    <a:blip r:embed="rId6"/>
+                    <a:blip r:embed="rId9"/>
                     <a:stretch>
                       <a:fillRect/>
                     </a:stretch>
@@ -2973,7 +5669,7 @@
                   <pic:spPr bwMode="auto">
                     <a:xfrm>
                       <a:off x="0" y="0"/>
-                      <a:ext cx="6575425" cy="8279765"/>
+                      <a:ext cx="5829935" cy="7763510"/>
                     </a:xfrm>
                     <a:prstGeom prst="rect">
                       <a:avLst/>
@@ -2992,7 +5688,7 @@
     <w:p>
       <w:pPr>
         <w:pStyle w:val="Normal"/>
-        <w:spacing w:lineRule="auto" w:line="290"/>
+        <w:spacing w:lineRule="auto" w:line="290" w:before="0" w:after="0"/>
         <w:ind w:right="70"/>
         <w:rPr>
           <w:b w:val="false"/>
@@ -3005,12 +5701,12 @@
           <wp:anchor behindDoc="0" distT="0" distB="0" distL="0" distR="0" simplePos="0" locked="0" layoutInCell="0" allowOverlap="1" relativeHeight="10">
             <wp:simplePos x="0" y="0"/>
             <wp:positionH relativeFrom="column">
-              <wp:align>center</wp:align>
+              <wp:posOffset>172720</wp:posOffset>
             </wp:positionH>
             <wp:positionV relativeFrom="paragraph">
-              <wp:posOffset>635</wp:posOffset>
+              <wp:posOffset>-95250</wp:posOffset>
             </wp:positionV>
-            <wp:extent cx="3209290" cy="8292465"/>
+            <wp:extent cx="5451475" cy="6016625"/>
             <wp:effectExtent l="0" t="0" r="0" b="0"/>
             <wp:wrapTopAndBottom/>
             <wp:docPr id="9" name="Зображення6" descr=""/>
@@ -3027,7 +5723,7 @@
                     </pic:cNvPicPr>
                   </pic:nvPicPr>
                   <pic:blipFill>
-                    <a:blip r:embed="rId7"/>
+                    <a:blip r:embed="rId10"/>
                     <a:stretch>
                       <a:fillRect/>
                     </a:stretch>
@@ -3035,7 +5731,7 @@
                   <pic:spPr bwMode="auto">
                     <a:xfrm>
                       <a:off x="0" y="0"/>
-                      <a:ext cx="3209290" cy="8292465"/>
+                      <a:ext cx="5451475" cy="6016625"/>
                     </a:xfrm>
                     <a:prstGeom prst="rect">
                       <a:avLst/>
@@ -3046,32 +5742,16 @@
             </a:graphic>
           </wp:anchor>
         </w:drawing>
-      </w:r>
-      <w:r>
-        <w:br w:type="page"/>
-      </w:r>
-    </w:p>
-    <w:p>
-      <w:pPr>
-        <w:pStyle w:val="Normal"/>
-        <w:spacing w:lineRule="auto" w:line="290"/>
-        <w:ind w:right="70"/>
-        <w:rPr>
-          <w:b w:val="false"/>
-          <w:bCs w:val="false"/>
-        </w:rPr>
-      </w:pPr>
-      <w:r>
         <w:drawing>
           <wp:anchor behindDoc="0" distT="0" distB="0" distL="0" distR="0" simplePos="0" locked="0" layoutInCell="0" allowOverlap="1" relativeHeight="11">
             <wp:simplePos x="0" y="0"/>
             <wp:positionH relativeFrom="column">
-              <wp:align>center</wp:align>
+              <wp:posOffset>-92075</wp:posOffset>
             </wp:positionH>
             <wp:positionV relativeFrom="paragraph">
-              <wp:posOffset>635</wp:posOffset>
+              <wp:posOffset>6100445</wp:posOffset>
             </wp:positionV>
-            <wp:extent cx="5067935" cy="6896735"/>
+            <wp:extent cx="6076315" cy="2802890"/>
             <wp:effectExtent l="0" t="0" r="0" b="0"/>
             <wp:wrapTopAndBottom/>
             <wp:docPr id="10" name="Зображення7" descr=""/>
@@ -3088,7 +5768,7 @@
                     </pic:cNvPicPr>
                   </pic:nvPicPr>
                   <pic:blipFill>
-                    <a:blip r:embed="rId8"/>
+                    <a:blip r:embed="rId11"/>
                     <a:stretch>
                       <a:fillRect/>
                     </a:stretch>
@@ -3096,7 +5776,7 @@
                   <pic:spPr bwMode="auto">
                     <a:xfrm>
                       <a:off x="0" y="0"/>
-                      <a:ext cx="5067935" cy="6896735"/>
+                      <a:ext cx="6076315" cy="2802890"/>
                     </a:xfrm>
                     <a:prstGeom prst="rect">
                       <a:avLst/>
@@ -3109,9 +5789,239 @@
         </w:drawing>
       </w:r>
       <w:r>
+        <w:br w:type="page"/>
+      </w:r>
+    </w:p>
+    <w:p>
+      <w:pPr>
+        <w:pStyle w:val="Normal"/>
+        <w:spacing w:lineRule="auto" w:line="290" w:before="0" w:after="0"/>
+        <w:ind w:right="70"/>
         <w:rPr>
           <w:b w:val="false"/>
           <w:bCs w:val="false"/>
+        </w:rPr>
+      </w:pPr>
+      <w:r>
+        <w:rPr/>
+        <w:drawing>
+          <wp:anchor behindDoc="0" distT="0" distB="0" distL="0" distR="0" simplePos="0" locked="0" layoutInCell="0" allowOverlap="1" relativeHeight="12">
+            <wp:simplePos x="0" y="0"/>
+            <wp:positionH relativeFrom="column">
+              <wp:align>center</wp:align>
+            </wp:positionH>
+            <wp:positionV relativeFrom="paragraph">
+              <wp:posOffset>635</wp:posOffset>
+            </wp:positionV>
+            <wp:extent cx="5264785" cy="8990330"/>
+            <wp:effectExtent l="0" t="0" r="0" b="0"/>
+            <wp:wrapTopAndBottom/>
+            <wp:docPr id="11" name="Зображення8" descr=""/>
+            <wp:cNvGraphicFramePr>
+              <a:graphicFrameLocks xmlns:a="http://schemas.openxmlformats.org/drawingml/2006/main" noChangeAspect="1"/>
+            </wp:cNvGraphicFramePr>
+            <a:graphic xmlns:a="http://schemas.openxmlformats.org/drawingml/2006/main">
+              <a:graphicData uri="http://schemas.openxmlformats.org/drawingml/2006/picture">
+                <pic:pic xmlns:pic="http://schemas.openxmlformats.org/drawingml/2006/picture">
+                  <pic:nvPicPr>
+                    <pic:cNvPr id="11" name="Зображення8" descr=""/>
+                    <pic:cNvPicPr>
+                      <a:picLocks noChangeAspect="1" noChangeArrowheads="1"/>
+                    </pic:cNvPicPr>
+                  </pic:nvPicPr>
+                  <pic:blipFill>
+                    <a:blip r:embed="rId12"/>
+                    <a:stretch>
+                      <a:fillRect/>
+                    </a:stretch>
+                  </pic:blipFill>
+                  <pic:spPr bwMode="auto">
+                    <a:xfrm>
+                      <a:off x="0" y="0"/>
+                      <a:ext cx="5264785" cy="8990330"/>
+                    </a:xfrm>
+                    <a:prstGeom prst="rect">
+                      <a:avLst/>
+                    </a:prstGeom>
+                  </pic:spPr>
+                </pic:pic>
+              </a:graphicData>
+            </a:graphic>
+          </wp:anchor>
+        </w:drawing>
+      </w:r>
+      <w:r>
+        <w:br w:type="page"/>
+      </w:r>
+    </w:p>
+    <w:p>
+      <w:pPr>
+        <w:pStyle w:val="Normal"/>
+        <w:spacing w:lineRule="auto" w:line="290" w:before="0" w:after="0"/>
+        <w:ind w:right="70"/>
+        <w:rPr>
+          <w:b w:val="false"/>
+          <w:bCs w:val="false"/>
+        </w:rPr>
+      </w:pPr>
+      <w:r>
+        <w:rPr/>
+        <w:drawing>
+          <wp:anchor behindDoc="0" distT="0" distB="0" distL="0" distR="0" simplePos="0" locked="0" layoutInCell="0" allowOverlap="1" relativeHeight="13">
+            <wp:simplePos x="0" y="0"/>
+            <wp:positionH relativeFrom="column">
+              <wp:posOffset>-201930</wp:posOffset>
+            </wp:positionH>
+            <wp:positionV relativeFrom="paragraph">
+              <wp:posOffset>847725</wp:posOffset>
+            </wp:positionV>
+            <wp:extent cx="6276975" cy="6938010"/>
+            <wp:effectExtent l="0" t="0" r="0" b="0"/>
+            <wp:wrapTopAndBottom/>
+            <wp:docPr id="12" name="Зображення9" descr=""/>
+            <wp:cNvGraphicFramePr>
+              <a:graphicFrameLocks xmlns:a="http://schemas.openxmlformats.org/drawingml/2006/main" noChangeAspect="1"/>
+            </wp:cNvGraphicFramePr>
+            <a:graphic xmlns:a="http://schemas.openxmlformats.org/drawingml/2006/main">
+              <a:graphicData uri="http://schemas.openxmlformats.org/drawingml/2006/picture">
+                <pic:pic xmlns:pic="http://schemas.openxmlformats.org/drawingml/2006/picture">
+                  <pic:nvPicPr>
+                    <pic:cNvPr id="12" name="Зображення9" descr=""/>
+                    <pic:cNvPicPr>
+                      <a:picLocks noChangeAspect="1" noChangeArrowheads="1"/>
+                    </pic:cNvPicPr>
+                  </pic:nvPicPr>
+                  <pic:blipFill>
+                    <a:blip r:embed="rId13"/>
+                    <a:stretch>
+                      <a:fillRect/>
+                    </a:stretch>
+                  </pic:blipFill>
+                  <pic:spPr bwMode="auto">
+                    <a:xfrm>
+                      <a:off x="0" y="0"/>
+                      <a:ext cx="6276975" cy="6938010"/>
+                    </a:xfrm>
+                    <a:prstGeom prst="rect">
+                      <a:avLst/>
+                    </a:prstGeom>
+                  </pic:spPr>
+                </pic:pic>
+              </a:graphicData>
+            </a:graphic>
+          </wp:anchor>
+        </w:drawing>
+      </w:r>
+      <w:r>
+        <w:br w:type="page"/>
+      </w:r>
+    </w:p>
+    <w:p>
+      <w:pPr>
+        <w:pStyle w:val="Normal"/>
+        <w:spacing w:lineRule="auto" w:line="290" w:before="0" w:after="0"/>
+        <w:ind w:right="70"/>
+        <w:rPr>
+          <w:b w:val="false"/>
+          <w:bCs w:val="false"/>
+        </w:rPr>
+      </w:pPr>
+      <w:r>
+        <w:drawing>
+          <wp:anchor behindDoc="0" distT="0" distB="0" distL="0" distR="0" simplePos="0" locked="0" layoutInCell="0" allowOverlap="1" relativeHeight="14">
+            <wp:simplePos x="0" y="0"/>
+            <wp:positionH relativeFrom="column">
+              <wp:align>center</wp:align>
+            </wp:positionH>
+            <wp:positionV relativeFrom="paragraph">
+              <wp:posOffset>635</wp:posOffset>
+            </wp:positionV>
+            <wp:extent cx="6076315" cy="5548630"/>
+            <wp:effectExtent l="0" t="0" r="0" b="0"/>
+            <wp:wrapTopAndBottom/>
+            <wp:docPr id="13" name="Зображення10" descr=""/>
+            <wp:cNvGraphicFramePr>
+              <a:graphicFrameLocks xmlns:a="http://schemas.openxmlformats.org/drawingml/2006/main" noChangeAspect="1"/>
+            </wp:cNvGraphicFramePr>
+            <a:graphic xmlns:a="http://schemas.openxmlformats.org/drawingml/2006/main">
+              <a:graphicData uri="http://schemas.openxmlformats.org/drawingml/2006/picture">
+                <pic:pic xmlns:pic="http://schemas.openxmlformats.org/drawingml/2006/picture">
+                  <pic:nvPicPr>
+                    <pic:cNvPr id="13" name="Зображення10" descr=""/>
+                    <pic:cNvPicPr>
+                      <a:picLocks noChangeAspect="1" noChangeArrowheads="1"/>
+                    </pic:cNvPicPr>
+                  </pic:nvPicPr>
+                  <pic:blipFill>
+                    <a:blip r:embed="rId14"/>
+                    <a:stretch>
+                      <a:fillRect/>
+                    </a:stretch>
+                  </pic:blipFill>
+                  <pic:spPr bwMode="auto">
+                    <a:xfrm>
+                      <a:off x="0" y="0"/>
+                      <a:ext cx="6076315" cy="5548630"/>
+                    </a:xfrm>
+                    <a:prstGeom prst="rect">
+                      <a:avLst/>
+                    </a:prstGeom>
+                  </pic:spPr>
+                </pic:pic>
+              </a:graphicData>
+            </a:graphic>
+          </wp:anchor>
+        </w:drawing>
+        <w:drawing>
+          <wp:anchor behindDoc="0" distT="0" distB="0" distL="0" distR="0" simplePos="0" locked="0" layoutInCell="0" allowOverlap="1" relativeHeight="15">
+            <wp:simplePos x="0" y="0"/>
+            <wp:positionH relativeFrom="column">
+              <wp:posOffset>-135890</wp:posOffset>
+            </wp:positionH>
+            <wp:positionV relativeFrom="paragraph">
+              <wp:posOffset>5743575</wp:posOffset>
+            </wp:positionV>
+            <wp:extent cx="6049010" cy="2218690"/>
+            <wp:effectExtent l="0" t="0" r="0" b="0"/>
+            <wp:wrapTopAndBottom/>
+            <wp:docPr id="14" name="Зображення11" descr=""/>
+            <wp:cNvGraphicFramePr>
+              <a:graphicFrameLocks xmlns:a="http://schemas.openxmlformats.org/drawingml/2006/main" noChangeAspect="1"/>
+            </wp:cNvGraphicFramePr>
+            <a:graphic xmlns:a="http://schemas.openxmlformats.org/drawingml/2006/main">
+              <a:graphicData uri="http://schemas.openxmlformats.org/drawingml/2006/picture">
+                <pic:pic xmlns:pic="http://schemas.openxmlformats.org/drawingml/2006/picture">
+                  <pic:nvPicPr>
+                    <pic:cNvPr id="14" name="Зображення11" descr=""/>
+                    <pic:cNvPicPr>
+                      <a:picLocks noChangeAspect="1" noChangeArrowheads="1"/>
+                    </pic:cNvPicPr>
+                  </pic:nvPicPr>
+                  <pic:blipFill>
+                    <a:blip r:embed="rId15"/>
+                    <a:stretch>
+                      <a:fillRect/>
+                    </a:stretch>
+                  </pic:blipFill>
+                  <pic:spPr bwMode="auto">
+                    <a:xfrm>
+                      <a:off x="0" y="0"/>
+                      <a:ext cx="6049010" cy="2218690"/>
+                    </a:xfrm>
+                    <a:prstGeom prst="rect">
+                      <a:avLst/>
+                    </a:prstGeom>
+                  </pic:spPr>
+                </pic:pic>
+              </a:graphicData>
+            </a:graphic>
+          </wp:anchor>
+        </w:drawing>
+      </w:r>
+      <w:r>
+        <w:rPr>
+          <w:b w:val="false"/>
+          <w:bCs w:val="false"/>
           <w:sz w:val="28"/>
           <w:szCs w:val="28"/>
           <w:lang w:val="uk-UA"/>
@@ -3158,28 +6068,6 @@
         <w:rPr>
           <w:lang w:val="uk-UA"/>
         </w:rPr>
-      </w:r>
-    </w:p>
-    <w:p>
-      <w:pPr>
-        <w:pStyle w:val="BodyText"/>
-        <w:spacing w:lineRule="auto" w:line="360"/>
-        <w:ind w:firstLine="710"/>
-        <w:rPr>
-          <w:rFonts w:eastAsia="Calibri"/>
-          <w:sz w:val="28"/>
-          <w:szCs w:val="28"/>
-          <w:lang w:val="uk-UA"/>
-        </w:rPr>
-      </w:pPr>
-      <w:r>
-        <w:rPr>
-          <w:rFonts w:eastAsia="Calibri"/>
-          <w:sz w:val="28"/>
-          <w:szCs w:val="28"/>
-          <w:lang w:val="uk-UA"/>
-        </w:rPr>
-        <w:t>У результаті виконання лабораторної роботи було вивчено алгоритм кластеризації K-Means та реалізовано його у Microsoft Excel і Python.</w:t>
       </w:r>
     </w:p>
     <w:p>
@@ -3187,6 +6075,7 @@
         <w:pStyle w:val="BodyText"/>
         <w:widowControl/>
         <w:suppressAutoHyphens w:val="true"/>
+        <w:overflowPunct w:val="false"/>
         <w:bidi w:val="0"/>
         <w:spacing w:lineRule="auto" w:line="360"/>
         <w:ind w:firstLine="710"/>
@@ -3209,7 +6098,38 @@
           <w:szCs w:val="28"/>
           <w:lang w:val="uk-UA" w:eastAsia="en-GB" w:bidi="ar-SA"/>
         </w:rPr>
-        <w:t>Було отримано навички:</w:t>
+        <w:t>У ході лабораторної роботи було досліджено метод Linear Discriminant Analysis.</w:t>
+      </w:r>
+    </w:p>
+    <w:p>
+      <w:pPr>
+        <w:pStyle w:val="BodyText"/>
+        <w:widowControl/>
+        <w:suppressAutoHyphens w:val="true"/>
+        <w:overflowPunct w:val="false"/>
+        <w:bidi w:val="0"/>
+        <w:spacing w:lineRule="auto" w:line="360"/>
+        <w:ind w:firstLine="710"/>
+        <w:jc w:val="left"/>
+        <w:rPr>
+          <w:rFonts w:ascii="Times New Roman" w:hAnsi="Times New Roman" w:eastAsia="Calibri" w:cs="Times New Roman"/>
+          <w:color w:val="auto"/>
+          <w:kern w:val="0"/>
+          <w:sz w:val="28"/>
+          <w:szCs w:val="28"/>
+          <w:lang w:val="uk-UA" w:eastAsia="en-GB" w:bidi="ar-SA"/>
+        </w:rPr>
+      </w:pPr>
+      <w:r>
+        <w:rPr>
+          <w:rFonts w:eastAsia="Calibri" w:cs="Times New Roman"/>
+          <w:color w:val="auto"/>
+          <w:kern w:val="0"/>
+          <w:sz w:val="28"/>
+          <w:szCs w:val="28"/>
+          <w:lang w:val="uk-UA" w:eastAsia="en-GB" w:bidi="ar-SA"/>
+        </w:rPr>
+        <w:t>Було:</w:t>
       </w:r>
     </w:p>
     <w:p>
@@ -3218,13 +6138,14 @@
         <w:widowControl/>
         <w:numPr>
           <w:ilvl w:val="0"/>
-          <w:numId w:val="11"/>
+          <w:numId w:val="28"/>
         </w:numPr>
         <w:tabs>
           <w:tab w:val="clear" w:pos="720"/>
           <w:tab w:val="left" w:pos="0" w:leader="none"/>
         </w:tabs>
         <w:suppressAutoHyphens w:val="true"/>
+        <w:overflowPunct w:val="false"/>
         <w:bidi w:val="0"/>
         <w:spacing w:lineRule="auto" w:line="360"/>
         <w:ind w:firstLine="427" w:left="709"/>
@@ -3247,7 +6168,7 @@
           <w:szCs w:val="28"/>
           <w:lang w:val="uk-UA" w:eastAsia="en-GB" w:bidi="ar-SA"/>
         </w:rPr>
-        <w:t>обчислення евклідових відстаней;</w:t>
+        <w:t xml:space="preserve">побудовано модель класифікації в Excel; </w:t>
       </w:r>
     </w:p>
     <w:p>
@@ -3256,13 +6177,14 @@
         <w:widowControl/>
         <w:numPr>
           <w:ilvl w:val="0"/>
-          <w:numId w:val="11"/>
+          <w:numId w:val="28"/>
         </w:numPr>
         <w:tabs>
           <w:tab w:val="clear" w:pos="720"/>
           <w:tab w:val="left" w:pos="0" w:leader="none"/>
         </w:tabs>
         <w:suppressAutoHyphens w:val="true"/>
+        <w:overflowPunct w:val="false"/>
         <w:bidi w:val="0"/>
         <w:spacing w:lineRule="auto" w:line="360"/>
         <w:ind w:firstLine="427" w:left="709"/>
@@ -3285,7 +6207,7 @@
           <w:szCs w:val="28"/>
           <w:lang w:val="uk-UA" w:eastAsia="en-GB" w:bidi="ar-SA"/>
         </w:rPr>
-        <w:t>кластеризації даних;</w:t>
+        <w:t xml:space="preserve">реалізовано обчислення коефіцієнтів через LINEST; </w:t>
       </w:r>
     </w:p>
     <w:p>
@@ -3294,13 +6216,14 @@
         <w:widowControl/>
         <w:numPr>
           <w:ilvl w:val="0"/>
-          <w:numId w:val="11"/>
+          <w:numId w:val="28"/>
         </w:numPr>
         <w:tabs>
           <w:tab w:val="clear" w:pos="720"/>
           <w:tab w:val="left" w:pos="0" w:leader="none"/>
         </w:tabs>
         <w:suppressAutoHyphens w:val="true"/>
+        <w:overflowPunct w:val="false"/>
         <w:bidi w:val="0"/>
         <w:spacing w:lineRule="auto" w:line="360"/>
         <w:ind w:firstLine="427" w:left="709"/>
@@ -3323,7 +6246,7 @@
           <w:szCs w:val="28"/>
           <w:lang w:val="uk-UA" w:eastAsia="en-GB" w:bidi="ar-SA"/>
         </w:rPr>
-        <w:t>роботи з центроїдами;</w:t>
+        <w:t xml:space="preserve">виконано класифікацію невідомих об’єктів; </w:t>
       </w:r>
     </w:p>
     <w:p>
@@ -3332,13 +6255,14 @@
         <w:widowControl/>
         <w:numPr>
           <w:ilvl w:val="0"/>
-          <w:numId w:val="11"/>
+          <w:numId w:val="28"/>
         </w:numPr>
         <w:tabs>
           <w:tab w:val="clear" w:pos="720"/>
           <w:tab w:val="left" w:pos="0" w:leader="none"/>
         </w:tabs>
         <w:suppressAutoHyphens w:val="true"/>
+        <w:overflowPunct w:val="false"/>
         <w:bidi w:val="0"/>
         <w:spacing w:lineRule="auto" w:line="360"/>
         <w:ind w:firstLine="427" w:left="709"/>
@@ -3361,7 +6285,7 @@
           <w:szCs w:val="28"/>
           <w:lang w:val="uk-UA" w:eastAsia="en-GB" w:bidi="ar-SA"/>
         </w:rPr>
-        <w:t>перерахунку центрів кластерів;</w:t>
+        <w:t xml:space="preserve">досліджено оптимізацію моделі через Solver; </w:t>
       </w:r>
     </w:p>
     <w:p>
@@ -3370,13 +6294,14 @@
         <w:widowControl/>
         <w:numPr>
           <w:ilvl w:val="0"/>
-          <w:numId w:val="11"/>
+          <w:numId w:val="28"/>
         </w:numPr>
         <w:tabs>
           <w:tab w:val="clear" w:pos="720"/>
           <w:tab w:val="left" w:pos="0" w:leader="none"/>
         </w:tabs>
         <w:suppressAutoHyphens w:val="true"/>
+        <w:overflowPunct w:val="false"/>
         <w:bidi w:val="0"/>
         <w:spacing w:lineRule="auto" w:line="360"/>
         <w:ind w:firstLine="427" w:left="709"/>
@@ -3399,45 +6324,7 @@
           <w:szCs w:val="28"/>
           <w:lang w:val="uk-UA" w:eastAsia="en-GB" w:bidi="ar-SA"/>
         </w:rPr>
-        <w:t>перевірки збіжності алгоритму;</w:t>
-      </w:r>
-    </w:p>
-    <w:p>
-      <w:pPr>
-        <w:pStyle w:val="BodyText"/>
-        <w:widowControl/>
-        <w:numPr>
-          <w:ilvl w:val="0"/>
-          <w:numId w:val="11"/>
-        </w:numPr>
-        <w:tabs>
-          <w:tab w:val="clear" w:pos="720"/>
-          <w:tab w:val="left" w:pos="0" w:leader="none"/>
-        </w:tabs>
-        <w:suppressAutoHyphens w:val="true"/>
-        <w:bidi w:val="0"/>
-        <w:spacing w:lineRule="auto" w:line="360"/>
-        <w:ind w:firstLine="427" w:left="709"/>
-        <w:jc w:val="left"/>
-        <w:rPr>
-          <w:rFonts w:ascii="Times New Roman" w:hAnsi="Times New Roman" w:eastAsia="Calibri" w:cs="Times New Roman"/>
-          <w:color w:val="auto"/>
-          <w:kern w:val="0"/>
-          <w:sz w:val="28"/>
-          <w:szCs w:val="28"/>
-          <w:lang w:val="uk-UA" w:eastAsia="en-GB" w:bidi="ar-SA"/>
-        </w:rPr>
-      </w:pPr>
-      <w:r>
-        <w:rPr>
-          <w:rFonts w:eastAsia="Calibri" w:cs="Times New Roman"/>
-          <w:color w:val="auto"/>
-          <w:kern w:val="0"/>
-          <w:sz w:val="28"/>
-          <w:szCs w:val="28"/>
-          <w:lang w:val="uk-UA" w:eastAsia="en-GB" w:bidi="ar-SA"/>
-        </w:rPr>
-        <w:t>реалізації алгоритмів інтелектуального аналізу даних.</w:t>
+        <w:t xml:space="preserve">реалізовано аналогічний алгоритм у Python. </w:t>
       </w:r>
     </w:p>
     <w:p>
@@ -3445,6 +6332,7 @@
         <w:pStyle w:val="BodyText"/>
         <w:widowControl/>
         <w:suppressAutoHyphens w:val="true"/>
+        <w:overflowPunct w:val="false"/>
         <w:bidi w:val="0"/>
         <w:spacing w:lineRule="auto" w:line="360"/>
         <w:ind w:firstLine="710"/>
@@ -3467,37 +6355,23 @@
           <w:szCs w:val="28"/>
           <w:lang w:val="uk-UA" w:eastAsia="en-GB" w:bidi="ar-SA"/>
         </w:rPr>
-        <w:t>Отримані результати показали ефективність алгоритму K-Means для групування схожих об’єктів та аналізу багатовимірних даних.</w:t>
+        <w:t>У результаті було встановлено, що метод LDA є ефективним інструментом контрольованої класифікації багатовимірних даних.</w:t>
       </w:r>
     </w:p>
     <w:p>
       <w:pPr>
         <w:pStyle w:val="BodyText"/>
-        <w:widowControl/>
-        <w:suppressAutoHyphens w:val="true"/>
-        <w:bidi w:val="0"/>
         <w:spacing w:lineRule="auto" w:line="360"/>
         <w:ind w:firstLine="710"/>
-        <w:jc w:val="left"/>
-        <w:rPr>
-          <w:rFonts w:ascii="Times New Roman" w:hAnsi="Times New Roman" w:eastAsia="Calibri" w:cs="Times New Roman"/>
-          <w:color w:val="auto"/>
-          <w:kern w:val="0"/>
-          <w:sz w:val="28"/>
-          <w:szCs w:val="28"/>
-          <w:lang w:val="uk-UA" w:eastAsia="en-GB" w:bidi="ar-SA"/>
-        </w:rPr>
-      </w:pPr>
-      <w:r>
-        <w:rPr>
-          <w:rFonts w:eastAsia="Calibri" w:cs="Times New Roman"/>
-          <w:color w:val="auto"/>
-          <w:kern w:val="0"/>
-          <w:sz w:val="28"/>
-          <w:szCs w:val="28"/>
-          <w:lang w:val="uk-UA" w:eastAsia="en-GB" w:bidi="ar-SA"/>
-        </w:rPr>
-        <w:t>Алгоритм успішно досяг збіжності та сформував стабільні кластери пацієнтів на основі значень експресії генів.</w:t>
+        <w:rPr>
+          <w:rFonts w:eastAsia="Calibri"/>
+          <w:sz w:val="28"/>
+          <w:szCs w:val="28"/>
+          <w:lang w:val="uk-UA"/>
+        </w:rPr>
+      </w:pPr>
+      <w:r>
+        <w:rPr/>
       </w:r>
     </w:p>
     <w:p>
@@ -3530,8 +6404,7 @@
       </w:r>
     </w:p>
     <w:sectPr>
-      <w:footerReference w:type="default" r:id="rId9"/>
-      <w:type w:val="nextPage"/>
+      <w:type w:val="continuous"/>
       <w:pgSz w:w="11906" w:h="16838"/>
       <w:pgMar w:left="1417" w:right="850" w:gutter="0" w:header="0" w:top="850" w:footer="720" w:bottom="850"/>
       <w:pgNumType w:fmt="decimal"/>
@@ -3548,34 +6421,34 @@
   <w:p>
     <w:pPr>
       <w:pStyle w:val="Footer"/>
-      <w:jc w:val="right"/>
       <w:rPr/>
     </w:pPr>
     <w:r>
       <w:rPr/>
-      <w:fldChar w:fldCharType="begin"/>
     </w:r>
+  </w:p>
+</w:ftr>
+</file>
+
+<file path=word/footer2.xml><?xml version="1.0" encoding="utf-8"?>
+<w:ftr xmlns:o="urn:schemas-microsoft-com:office:office" xmlns:r="http://schemas.openxmlformats.org/officeDocument/2006/relationships" xmlns:v="urn:schemas-microsoft-com:vml" xmlns:w="http://schemas.openxmlformats.org/wordprocessingml/2006/main" xmlns:w10="urn:schemas-microsoft-com:office:word" xmlns:wp="http://schemas.openxmlformats.org/drawingml/2006/wordprocessingDrawing" xmlns:wps="http://schemas.microsoft.com/office/word/2010/wordprocessingShape" xmlns:wpg="http://schemas.microsoft.com/office/word/2010/wordprocessingGroup" xmlns:mc="http://schemas.openxmlformats.org/markup-compatibility/2006" xmlns:wp14="http://schemas.microsoft.com/office/word/2010/wordprocessingDrawing" xmlns:w14="http://schemas.microsoft.com/office/word/2010/wordml" xmlns:w15="http://schemas.microsoft.com/office/word/2012/wordml" mc:Ignorable="w14 wp14 w15">
+  <w:p>
+    <w:pPr>
+      <w:pStyle w:val="Footer"/>
+      <w:rPr/>
+    </w:pPr>
     <w:r>
       <w:rPr/>
-      <w:instrText xml:space="preserve"> PAGE </w:instrText>
-    </w:r>
-    <w:r>
-      <w:rPr/>
-      <w:fldChar w:fldCharType="separate"/>
-    </w:r>
-    <w:r>
-      <w:rPr/>
-      <w:t>10</w:t>
-    </w:r>
-    <w:r>
-      <w:rPr/>
-      <w:fldChar w:fldCharType="end"/>
     </w:r>
   </w:p>
+</w:ftr>
+</file>
+
+<file path=word/footer3.xml><?xml version="1.0" encoding="utf-8"?>
+<w:ftr xmlns:o="urn:schemas-microsoft-com:office:office" xmlns:r="http://schemas.openxmlformats.org/officeDocument/2006/relationships" xmlns:v="urn:schemas-microsoft-com:vml" xmlns:w="http://schemas.openxmlformats.org/wordprocessingml/2006/main" xmlns:w10="urn:schemas-microsoft-com:office:word" xmlns:wp="http://schemas.openxmlformats.org/drawingml/2006/wordprocessingDrawing" xmlns:wps="http://schemas.microsoft.com/office/word/2010/wordprocessingShape" xmlns:wpg="http://schemas.microsoft.com/office/word/2010/wordprocessingGroup" xmlns:mc="http://schemas.openxmlformats.org/markup-compatibility/2006" xmlns:wp14="http://schemas.microsoft.com/office/word/2010/wordprocessingDrawing" xmlns:w14="http://schemas.microsoft.com/office/word/2010/wordml" xmlns:w15="http://schemas.microsoft.com/office/word/2012/wordml" mc:Ignorable="w14 wp14 w15">
   <w:p>
     <w:pPr>
-      <w:pStyle w:val="Normal"/>
-      <w:spacing w:lineRule="auto" w:line="259" w:before="0" w:after="160"/>
+      <w:pStyle w:val="Footer"/>
       <w:rPr/>
     </w:pPr>
     <w:r>
@@ -3590,120 +6463,122 @@
   <w:abstractNum w:abstractNumId="1">
     <w:lvl w:ilvl="0">
       <w:start w:val="1"/>
-      <w:numFmt w:val="none"/>
-      <w:suff w:val="nothing"/>
-      <w:lvlText w:val="%1"/>
+      <w:numFmt w:val="decimal"/>
+      <w:lvlText w:val="%1."/>
       <w:lvlJc w:val="left"/>
       <w:pPr>
         <w:tabs>
           <w:tab w:val="num" w:pos="0"/>
         </w:tabs>
-        <w:ind w:left="0" w:hanging="0"/>
-      </w:pPr>
+        <w:ind w:left="362" w:hanging="360"/>
+      </w:pPr>
+      <w:rPr>
+        <w:b/>
+      </w:rPr>
     </w:lvl>
     <w:lvl w:ilvl="1">
       <w:start w:val="1"/>
-      <w:numFmt w:val="none"/>
-      <w:suff w:val="nothing"/>
-      <w:lvlText w:val="%2"/>
+      <w:numFmt w:val="lowerLetter"/>
+      <w:lvlText w:val="%2."/>
       <w:lvlJc w:val="left"/>
       <w:pPr>
         <w:tabs>
           <w:tab w:val="num" w:pos="0"/>
         </w:tabs>
-        <w:ind w:left="0" w:hanging="0"/>
-      </w:pPr>
+        <w:ind w:left="1082" w:hanging="360"/>
+      </w:pPr>
+      <w:rPr/>
     </w:lvl>
     <w:lvl w:ilvl="2">
       <w:start w:val="1"/>
-      <w:numFmt w:val="none"/>
-      <w:suff w:val="nothing"/>
-      <w:lvlText w:val="%3"/>
-      <w:lvlJc w:val="left"/>
+      <w:numFmt w:val="lowerRoman"/>
+      <w:lvlText w:val="%3."/>
+      <w:lvlJc w:val="right"/>
       <w:pPr>
         <w:tabs>
           <w:tab w:val="num" w:pos="0"/>
         </w:tabs>
-        <w:ind w:left="0" w:hanging="0"/>
-      </w:pPr>
+        <w:ind w:left="1802" w:hanging="180"/>
+      </w:pPr>
+      <w:rPr/>
     </w:lvl>
     <w:lvl w:ilvl="3">
       <w:start w:val="1"/>
-      <w:numFmt w:val="none"/>
-      <w:suff w:val="nothing"/>
-      <w:lvlText w:val="%4"/>
+      <w:numFmt w:val="decimal"/>
+      <w:lvlText w:val="%4."/>
       <w:lvlJc w:val="left"/>
       <w:pPr>
         <w:tabs>
           <w:tab w:val="num" w:pos="0"/>
         </w:tabs>
-        <w:ind w:left="0" w:hanging="0"/>
-      </w:pPr>
+        <w:ind w:left="2522" w:hanging="360"/>
+      </w:pPr>
+      <w:rPr/>
     </w:lvl>
     <w:lvl w:ilvl="4">
       <w:start w:val="1"/>
-      <w:numFmt w:val="none"/>
-      <w:suff w:val="nothing"/>
-      <w:lvlText w:val="%5"/>
+      <w:numFmt w:val="lowerLetter"/>
+      <w:lvlText w:val="%5."/>
       <w:lvlJc w:val="left"/>
       <w:pPr>
         <w:tabs>
           <w:tab w:val="num" w:pos="0"/>
         </w:tabs>
-        <w:ind w:left="0" w:hanging="0"/>
-      </w:pPr>
+        <w:ind w:left="3242" w:hanging="360"/>
+      </w:pPr>
+      <w:rPr/>
     </w:lvl>
     <w:lvl w:ilvl="5">
       <w:start w:val="1"/>
-      <w:numFmt w:val="none"/>
-      <w:suff w:val="nothing"/>
-      <w:lvlText w:val="%6"/>
-      <w:lvlJc w:val="left"/>
+      <w:numFmt w:val="lowerRoman"/>
+      <w:lvlText w:val="%6."/>
+      <w:lvlJc w:val="right"/>
       <w:pPr>
         <w:tabs>
           <w:tab w:val="num" w:pos="0"/>
         </w:tabs>
-        <w:ind w:left="0" w:hanging="0"/>
-      </w:pPr>
+        <w:ind w:left="3962" w:hanging="180"/>
+      </w:pPr>
+      <w:rPr/>
     </w:lvl>
     <w:lvl w:ilvl="6">
       <w:start w:val="1"/>
-      <w:numFmt w:val="none"/>
-      <w:suff w:val="nothing"/>
-      <w:lvlText w:val="%7"/>
+      <w:numFmt w:val="decimal"/>
+      <w:lvlText w:val="%7."/>
       <w:lvlJc w:val="left"/>
       <w:pPr>
         <w:tabs>
           <w:tab w:val="num" w:pos="0"/>
         </w:tabs>
-        <w:ind w:left="0" w:hanging="0"/>
-      </w:pPr>
+        <w:ind w:left="4682" w:hanging="360"/>
+      </w:pPr>
+      <w:rPr/>
     </w:lvl>
     <w:lvl w:ilvl="7">
       <w:start w:val="1"/>
-      <w:numFmt w:val="none"/>
-      <w:suff w:val="nothing"/>
-      <w:lvlText w:val="%8"/>
+      <w:numFmt w:val="lowerLetter"/>
+      <w:lvlText w:val="%8."/>
       <w:lvlJc w:val="left"/>
       <w:pPr>
         <w:tabs>
           <w:tab w:val="num" w:pos="0"/>
         </w:tabs>
-        <w:ind w:left="0" w:hanging="0"/>
-      </w:pPr>
+        <w:ind w:left="5402" w:hanging="360"/>
+      </w:pPr>
+      <w:rPr/>
     </w:lvl>
     <w:lvl w:ilvl="8">
       <w:start w:val="1"/>
-      <w:numFmt w:val="none"/>
-      <w:suff w:val="nothing"/>
-      <w:lvlText w:val="%9"/>
-      <w:lvlJc w:val="left"/>
+      <w:numFmt w:val="lowerRoman"/>
+      <w:lvlText w:val="%9."/>
+      <w:lvlJc w:val="right"/>
       <w:pPr>
         <w:tabs>
           <w:tab w:val="num" w:pos="0"/>
         </w:tabs>
-        <w:ind w:left="0" w:hanging="0"/>
-      </w:pPr>
+        <w:ind w:left="6122" w:hanging="180"/>
+      </w:pPr>
+      <w:rPr/>
     </w:lvl>
   </w:abstractNum>
   <w:abstractNum w:abstractNumId="2">
@@ -3716,11 +6591,9 @@
         <w:tabs>
           <w:tab w:val="num" w:pos="0"/>
         </w:tabs>
-        <w:ind w:left="362" w:hanging="360"/>
-      </w:pPr>
-      <w:rPr>
-        <w:b/>
-      </w:rPr>
+        <w:ind w:left="1080" w:hanging="360"/>
+      </w:pPr>
+      <w:rPr/>
     </w:lvl>
     <w:lvl w:ilvl="1">
       <w:start w:val="1"/>
@@ -3731,7 +6604,7 @@
         <w:tabs>
           <w:tab w:val="num" w:pos="0"/>
         </w:tabs>
-        <w:ind w:left="1082" w:hanging="360"/>
+        <w:ind w:left="1800" w:hanging="360"/>
       </w:pPr>
       <w:rPr/>
     </w:lvl>
@@ -3744,7 +6617,7 @@
         <w:tabs>
           <w:tab w:val="num" w:pos="0"/>
         </w:tabs>
-        <w:ind w:left="1802" w:hanging="180"/>
+        <w:ind w:left="2520" w:hanging="180"/>
       </w:pPr>
       <w:rPr/>
     </w:lvl>
@@ -3757,7 +6630,7 @@
         <w:tabs>
           <w:tab w:val="num" w:pos="0"/>
         </w:tabs>
-        <w:ind w:left="2522" w:hanging="360"/>
+        <w:ind w:left="3240" w:hanging="360"/>
       </w:pPr>
       <w:rPr/>
     </w:lvl>
@@ -3770,7 +6643,7 @@
         <w:tabs>
           <w:tab w:val="num" w:pos="0"/>
         </w:tabs>
-        <w:ind w:left="3242" w:hanging="360"/>
+        <w:ind w:left="3960" w:hanging="360"/>
       </w:pPr>
       <w:rPr/>
     </w:lvl>
@@ -3783,7 +6656,7 @@
         <w:tabs>
           <w:tab w:val="num" w:pos="0"/>
         </w:tabs>
-        <w:ind w:left="3962" w:hanging="180"/>
+        <w:ind w:left="4680" w:hanging="180"/>
       </w:pPr>
       <w:rPr/>
     </w:lvl>
@@ -3796,7 +6669,7 @@
         <w:tabs>
           <w:tab w:val="num" w:pos="0"/>
         </w:tabs>
-        <w:ind w:left="4682" w:hanging="360"/>
+        <w:ind w:left="5400" w:hanging="360"/>
       </w:pPr>
       <w:rPr/>
     </w:lvl>
@@ -3809,7 +6682,7 @@
         <w:tabs>
           <w:tab w:val="num" w:pos="0"/>
         </w:tabs>
-        <w:ind w:left="5402" w:hanging="360"/>
+        <w:ind w:left="6120" w:hanging="360"/>
       </w:pPr>
       <w:rPr/>
     </w:lvl>
@@ -3822,7 +6695,7 @@
         <w:tabs>
           <w:tab w:val="num" w:pos="0"/>
         </w:tabs>
-        <w:ind w:left="6122" w:hanging="180"/>
+        <w:ind w:left="6840" w:hanging="180"/>
       </w:pPr>
       <w:rPr/>
     </w:lvl>
@@ -3830,120 +6703,138 @@
   <w:abstractNum w:abstractNumId="3">
     <w:lvl w:ilvl="0">
       <w:start w:val="1"/>
-      <w:numFmt w:val="decimal"/>
-      <w:lvlText w:val="%1."/>
-      <w:lvlJc w:val="left"/>
-      <w:pPr>
-        <w:tabs>
-          <w:tab w:val="num" w:pos="0"/>
-        </w:tabs>
-        <w:ind w:left="1080" w:hanging="360"/>
-      </w:pPr>
-      <w:rPr/>
+      <w:numFmt w:val="bullet"/>
+      <w:lvlText w:val=""/>
+      <w:lvlJc w:val="left"/>
+      <w:pPr>
+        <w:tabs>
+          <w:tab w:val="num" w:pos="709"/>
+        </w:tabs>
+        <w:ind w:left="709" w:hanging="283"/>
+      </w:pPr>
+      <w:rPr>
+        <w:rFonts w:ascii="Symbol" w:hAnsi="Symbol" w:cs="Symbol" w:hint="default"/>
+      </w:rPr>
     </w:lvl>
     <w:lvl w:ilvl="1">
       <w:start w:val="1"/>
-      <w:numFmt w:val="lowerLetter"/>
-      <w:lvlText w:val="%2."/>
-      <w:lvlJc w:val="left"/>
-      <w:pPr>
-        <w:tabs>
-          <w:tab w:val="num" w:pos="0"/>
-        </w:tabs>
-        <w:ind w:left="1800" w:hanging="360"/>
-      </w:pPr>
-      <w:rPr/>
+      <w:numFmt w:val="bullet"/>
+      <w:lvlText w:val=""/>
+      <w:lvlJc w:val="left"/>
+      <w:pPr>
+        <w:tabs>
+          <w:tab w:val="num" w:pos="1418"/>
+        </w:tabs>
+        <w:ind w:left="1418" w:hanging="283"/>
+      </w:pPr>
+      <w:rPr>
+        <w:rFonts w:ascii="Symbol" w:hAnsi="Symbol" w:cs="Symbol" w:hint="default"/>
+      </w:rPr>
     </w:lvl>
     <w:lvl w:ilvl="2">
       <w:start w:val="1"/>
-      <w:numFmt w:val="lowerRoman"/>
-      <w:lvlText w:val="%3."/>
-      <w:lvlJc w:val="right"/>
-      <w:pPr>
-        <w:tabs>
-          <w:tab w:val="num" w:pos="0"/>
-        </w:tabs>
-        <w:ind w:left="2520" w:hanging="180"/>
-      </w:pPr>
-      <w:rPr/>
+      <w:numFmt w:val="bullet"/>
+      <w:lvlText w:val=""/>
+      <w:lvlJc w:val="left"/>
+      <w:pPr>
+        <w:tabs>
+          <w:tab w:val="num" w:pos="2127"/>
+        </w:tabs>
+        <w:ind w:left="2127" w:hanging="283"/>
+      </w:pPr>
+      <w:rPr>
+        <w:rFonts w:ascii="Symbol" w:hAnsi="Symbol" w:cs="Symbol" w:hint="default"/>
+      </w:rPr>
     </w:lvl>
     <w:lvl w:ilvl="3">
       <w:start w:val="1"/>
-      <w:numFmt w:val="decimal"/>
-      <w:lvlText w:val="%4."/>
-      <w:lvlJc w:val="left"/>
-      <w:pPr>
-        <w:tabs>
-          <w:tab w:val="num" w:pos="0"/>
-        </w:tabs>
-        <w:ind w:left="3240" w:hanging="360"/>
-      </w:pPr>
-      <w:rPr/>
+      <w:numFmt w:val="bullet"/>
+      <w:lvlText w:val=""/>
+      <w:lvlJc w:val="left"/>
+      <w:pPr>
+        <w:tabs>
+          <w:tab w:val="num" w:pos="2836"/>
+        </w:tabs>
+        <w:ind w:left="2836" w:hanging="283"/>
+      </w:pPr>
+      <w:rPr>
+        <w:rFonts w:ascii="Symbol" w:hAnsi="Symbol" w:cs="Symbol" w:hint="default"/>
+      </w:rPr>
     </w:lvl>
     <w:lvl w:ilvl="4">
       <w:start w:val="1"/>
-      <w:numFmt w:val="lowerLetter"/>
-      <w:lvlText w:val="%5."/>
-      <w:lvlJc w:val="left"/>
-      <w:pPr>
-        <w:tabs>
-          <w:tab w:val="num" w:pos="0"/>
-        </w:tabs>
-        <w:ind w:left="3960" w:hanging="360"/>
-      </w:pPr>
-      <w:rPr/>
+      <w:numFmt w:val="bullet"/>
+      <w:lvlText w:val=""/>
+      <w:lvlJc w:val="left"/>
+      <w:pPr>
+        <w:tabs>
+          <w:tab w:val="num" w:pos="3545"/>
+        </w:tabs>
+        <w:ind w:left="3545" w:hanging="283"/>
+      </w:pPr>
+      <w:rPr>
+        <w:rFonts w:ascii="Symbol" w:hAnsi="Symbol" w:cs="Symbol" w:hint="default"/>
+      </w:rPr>
     </w:lvl>
     <w:lvl w:ilvl="5">
       <w:start w:val="1"/>
-      <w:numFmt w:val="lowerRoman"/>
-      <w:lvlText w:val="%6."/>
-      <w:lvlJc w:val="right"/>
-      <w:pPr>
-        <w:tabs>
-          <w:tab w:val="num" w:pos="0"/>
-        </w:tabs>
-        <w:ind w:left="4680" w:hanging="180"/>
-      </w:pPr>
-      <w:rPr/>
+      <w:numFmt w:val="bullet"/>
+      <w:lvlText w:val=""/>
+      <w:lvlJc w:val="left"/>
+      <w:pPr>
+        <w:tabs>
+          <w:tab w:val="num" w:pos="4254"/>
+        </w:tabs>
+        <w:ind w:left="4254" w:hanging="283"/>
+      </w:pPr>
+      <w:rPr>
+        <w:rFonts w:ascii="Symbol" w:hAnsi="Symbol" w:cs="Symbol" w:hint="default"/>
+      </w:rPr>
     </w:lvl>
     <w:lvl w:ilvl="6">
       <w:start w:val="1"/>
-      <w:numFmt w:val="decimal"/>
-      <w:lvlText w:val="%7."/>
-      <w:lvlJc w:val="left"/>
-      <w:pPr>
-        <w:tabs>
-          <w:tab w:val="num" w:pos="0"/>
-        </w:tabs>
-        <w:ind w:left="5400" w:hanging="360"/>
-      </w:pPr>
-      <w:rPr/>
+      <w:numFmt w:val="bullet"/>
+      <w:lvlText w:val=""/>
+      <w:lvlJc w:val="left"/>
+      <w:pPr>
+        <w:tabs>
+          <w:tab w:val="num" w:pos="4963"/>
+        </w:tabs>
+        <w:ind w:left="4963" w:hanging="283"/>
+      </w:pPr>
+      <w:rPr>
+        <w:rFonts w:ascii="Symbol" w:hAnsi="Symbol" w:cs="Symbol" w:hint="default"/>
+      </w:rPr>
     </w:lvl>
     <w:lvl w:ilvl="7">
       <w:start w:val="1"/>
-      <w:numFmt w:val="lowerLetter"/>
-      <w:lvlText w:val="%8."/>
-      <w:lvlJc w:val="left"/>
-      <w:pPr>
-        <w:tabs>
-          <w:tab w:val="num" w:pos="0"/>
-        </w:tabs>
-        <w:ind w:left="6120" w:hanging="360"/>
-      </w:pPr>
-      <w:rPr/>
+      <w:numFmt w:val="bullet"/>
+      <w:lvlText w:val=""/>
+      <w:lvlJc w:val="left"/>
+      <w:pPr>
+        <w:tabs>
+          <w:tab w:val="num" w:pos="5672"/>
+        </w:tabs>
+        <w:ind w:left="5672" w:hanging="283"/>
+      </w:pPr>
+      <w:rPr>
+        <w:rFonts w:ascii="Symbol" w:hAnsi="Symbol" w:cs="Symbol" w:hint="default"/>
+      </w:rPr>
     </w:lvl>
     <w:lvl w:ilvl="8">
       <w:start w:val="1"/>
-      <w:numFmt w:val="lowerRoman"/>
-      <w:lvlText w:val="%9."/>
-      <w:lvlJc w:val="right"/>
-      <w:pPr>
-        <w:tabs>
-          <w:tab w:val="num" w:pos="0"/>
-        </w:tabs>
-        <w:ind w:left="6840" w:hanging="180"/>
-      </w:pPr>
-      <w:rPr/>
+      <w:numFmt w:val="bullet"/>
+      <w:lvlText w:val=""/>
+      <w:lvlJc w:val="left"/>
+      <w:pPr>
+        <w:tabs>
+          <w:tab w:val="num" w:pos="6381"/>
+        </w:tabs>
+        <w:ind w:left="6381" w:hanging="283"/>
+      </w:pPr>
+      <w:rPr>
+        <w:rFonts w:ascii="Symbol" w:hAnsi="Symbol" w:cs="Symbol" w:hint="default"/>
+      </w:rPr>
     </w:lvl>
   </w:abstractNum>
   <w:abstractNum w:abstractNumId="4">
@@ -5040,6 +7931,2454 @@
       <w:rPr>
         <w:rFonts w:ascii="Symbol" w:hAnsi="Symbol" w:cs="Symbol" w:hint="default"/>
       </w:rPr>
+    </w:lvl>
+  </w:abstractNum>
+  <w:abstractNum w:abstractNumId="12">
+    <w:lvl w:ilvl="0">
+      <w:start w:val="1"/>
+      <w:numFmt w:val="bullet"/>
+      <w:lvlText w:val=""/>
+      <w:lvlJc w:val="left"/>
+      <w:pPr>
+        <w:tabs>
+          <w:tab w:val="num" w:pos="709"/>
+        </w:tabs>
+        <w:ind w:left="709" w:hanging="283"/>
+      </w:pPr>
+      <w:rPr>
+        <w:rFonts w:ascii="Symbol" w:hAnsi="Symbol" w:cs="Symbol" w:hint="default"/>
+      </w:rPr>
+    </w:lvl>
+    <w:lvl w:ilvl="1">
+      <w:start w:val="1"/>
+      <w:numFmt w:val="bullet"/>
+      <w:lvlText w:val=""/>
+      <w:lvlJc w:val="left"/>
+      <w:pPr>
+        <w:tabs>
+          <w:tab w:val="num" w:pos="1418"/>
+        </w:tabs>
+        <w:ind w:left="1418" w:hanging="283"/>
+      </w:pPr>
+      <w:rPr>
+        <w:rFonts w:ascii="Symbol" w:hAnsi="Symbol" w:cs="Symbol" w:hint="default"/>
+      </w:rPr>
+    </w:lvl>
+    <w:lvl w:ilvl="2">
+      <w:start w:val="1"/>
+      <w:numFmt w:val="bullet"/>
+      <w:lvlText w:val=""/>
+      <w:lvlJc w:val="left"/>
+      <w:pPr>
+        <w:tabs>
+          <w:tab w:val="num" w:pos="2127"/>
+        </w:tabs>
+        <w:ind w:left="2127" w:hanging="283"/>
+      </w:pPr>
+      <w:rPr>
+        <w:rFonts w:ascii="Symbol" w:hAnsi="Symbol" w:cs="Symbol" w:hint="default"/>
+      </w:rPr>
+    </w:lvl>
+    <w:lvl w:ilvl="3">
+      <w:start w:val="1"/>
+      <w:numFmt w:val="bullet"/>
+      <w:lvlText w:val=""/>
+      <w:lvlJc w:val="left"/>
+      <w:pPr>
+        <w:tabs>
+          <w:tab w:val="num" w:pos="2836"/>
+        </w:tabs>
+        <w:ind w:left="2836" w:hanging="283"/>
+      </w:pPr>
+      <w:rPr>
+        <w:rFonts w:ascii="Symbol" w:hAnsi="Symbol" w:cs="Symbol" w:hint="default"/>
+      </w:rPr>
+    </w:lvl>
+    <w:lvl w:ilvl="4">
+      <w:start w:val="1"/>
+      <w:numFmt w:val="bullet"/>
+      <w:lvlText w:val=""/>
+      <w:lvlJc w:val="left"/>
+      <w:pPr>
+        <w:tabs>
+          <w:tab w:val="num" w:pos="3545"/>
+        </w:tabs>
+        <w:ind w:left="3545" w:hanging="283"/>
+      </w:pPr>
+      <w:rPr>
+        <w:rFonts w:ascii="Symbol" w:hAnsi="Symbol" w:cs="Symbol" w:hint="default"/>
+      </w:rPr>
+    </w:lvl>
+    <w:lvl w:ilvl="5">
+      <w:start w:val="1"/>
+      <w:numFmt w:val="bullet"/>
+      <w:lvlText w:val=""/>
+      <w:lvlJc w:val="left"/>
+      <w:pPr>
+        <w:tabs>
+          <w:tab w:val="num" w:pos="4254"/>
+        </w:tabs>
+        <w:ind w:left="4254" w:hanging="283"/>
+      </w:pPr>
+      <w:rPr>
+        <w:rFonts w:ascii="Symbol" w:hAnsi="Symbol" w:cs="Symbol" w:hint="default"/>
+      </w:rPr>
+    </w:lvl>
+    <w:lvl w:ilvl="6">
+      <w:start w:val="1"/>
+      <w:numFmt w:val="bullet"/>
+      <w:lvlText w:val=""/>
+      <w:lvlJc w:val="left"/>
+      <w:pPr>
+        <w:tabs>
+          <w:tab w:val="num" w:pos="4963"/>
+        </w:tabs>
+        <w:ind w:left="4963" w:hanging="283"/>
+      </w:pPr>
+      <w:rPr>
+        <w:rFonts w:ascii="Symbol" w:hAnsi="Symbol" w:cs="Symbol" w:hint="default"/>
+      </w:rPr>
+    </w:lvl>
+    <w:lvl w:ilvl="7">
+      <w:start w:val="1"/>
+      <w:numFmt w:val="bullet"/>
+      <w:lvlText w:val=""/>
+      <w:lvlJc w:val="left"/>
+      <w:pPr>
+        <w:tabs>
+          <w:tab w:val="num" w:pos="5672"/>
+        </w:tabs>
+        <w:ind w:left="5672" w:hanging="283"/>
+      </w:pPr>
+      <w:rPr>
+        <w:rFonts w:ascii="Symbol" w:hAnsi="Symbol" w:cs="Symbol" w:hint="default"/>
+      </w:rPr>
+    </w:lvl>
+    <w:lvl w:ilvl="8">
+      <w:start w:val="1"/>
+      <w:numFmt w:val="bullet"/>
+      <w:lvlText w:val=""/>
+      <w:lvlJc w:val="left"/>
+      <w:pPr>
+        <w:tabs>
+          <w:tab w:val="num" w:pos="6381"/>
+        </w:tabs>
+        <w:ind w:left="6381" w:hanging="283"/>
+      </w:pPr>
+      <w:rPr>
+        <w:rFonts w:ascii="Symbol" w:hAnsi="Symbol" w:cs="Symbol" w:hint="default"/>
+      </w:rPr>
+    </w:lvl>
+  </w:abstractNum>
+  <w:abstractNum w:abstractNumId="13">
+    <w:lvl w:ilvl="0">
+      <w:start w:val="1"/>
+      <w:numFmt w:val="bullet"/>
+      <w:lvlText w:val=""/>
+      <w:lvlJc w:val="left"/>
+      <w:pPr>
+        <w:tabs>
+          <w:tab w:val="num" w:pos="709"/>
+        </w:tabs>
+        <w:ind w:left="709" w:hanging="283"/>
+      </w:pPr>
+      <w:rPr>
+        <w:rFonts w:ascii="Symbol" w:hAnsi="Symbol" w:cs="Symbol" w:hint="default"/>
+      </w:rPr>
+    </w:lvl>
+    <w:lvl w:ilvl="1">
+      <w:start w:val="1"/>
+      <w:numFmt w:val="bullet"/>
+      <w:lvlText w:val=""/>
+      <w:lvlJc w:val="left"/>
+      <w:pPr>
+        <w:tabs>
+          <w:tab w:val="num" w:pos="1418"/>
+        </w:tabs>
+        <w:ind w:left="1418" w:hanging="283"/>
+      </w:pPr>
+      <w:rPr>
+        <w:rFonts w:ascii="Symbol" w:hAnsi="Symbol" w:cs="Symbol" w:hint="default"/>
+      </w:rPr>
+    </w:lvl>
+    <w:lvl w:ilvl="2">
+      <w:start w:val="1"/>
+      <w:numFmt w:val="bullet"/>
+      <w:lvlText w:val=""/>
+      <w:lvlJc w:val="left"/>
+      <w:pPr>
+        <w:tabs>
+          <w:tab w:val="num" w:pos="2127"/>
+        </w:tabs>
+        <w:ind w:left="2127" w:hanging="283"/>
+      </w:pPr>
+      <w:rPr>
+        <w:rFonts w:ascii="Symbol" w:hAnsi="Symbol" w:cs="Symbol" w:hint="default"/>
+      </w:rPr>
+    </w:lvl>
+    <w:lvl w:ilvl="3">
+      <w:start w:val="1"/>
+      <w:numFmt w:val="bullet"/>
+      <w:lvlText w:val=""/>
+      <w:lvlJc w:val="left"/>
+      <w:pPr>
+        <w:tabs>
+          <w:tab w:val="num" w:pos="2836"/>
+        </w:tabs>
+        <w:ind w:left="2836" w:hanging="283"/>
+      </w:pPr>
+      <w:rPr>
+        <w:rFonts w:ascii="Symbol" w:hAnsi="Symbol" w:cs="Symbol" w:hint="default"/>
+      </w:rPr>
+    </w:lvl>
+    <w:lvl w:ilvl="4">
+      <w:start w:val="1"/>
+      <w:numFmt w:val="bullet"/>
+      <w:lvlText w:val=""/>
+      <w:lvlJc w:val="left"/>
+      <w:pPr>
+        <w:tabs>
+          <w:tab w:val="num" w:pos="3545"/>
+        </w:tabs>
+        <w:ind w:left="3545" w:hanging="283"/>
+      </w:pPr>
+      <w:rPr>
+        <w:rFonts w:ascii="Symbol" w:hAnsi="Symbol" w:cs="Symbol" w:hint="default"/>
+      </w:rPr>
+    </w:lvl>
+    <w:lvl w:ilvl="5">
+      <w:start w:val="1"/>
+      <w:numFmt w:val="bullet"/>
+      <w:lvlText w:val=""/>
+      <w:lvlJc w:val="left"/>
+      <w:pPr>
+        <w:tabs>
+          <w:tab w:val="num" w:pos="4254"/>
+        </w:tabs>
+        <w:ind w:left="4254" w:hanging="283"/>
+      </w:pPr>
+      <w:rPr>
+        <w:rFonts w:ascii="Symbol" w:hAnsi="Symbol" w:cs="Symbol" w:hint="default"/>
+      </w:rPr>
+    </w:lvl>
+    <w:lvl w:ilvl="6">
+      <w:start w:val="1"/>
+      <w:numFmt w:val="bullet"/>
+      <w:lvlText w:val=""/>
+      <w:lvlJc w:val="left"/>
+      <w:pPr>
+        <w:tabs>
+          <w:tab w:val="num" w:pos="4963"/>
+        </w:tabs>
+        <w:ind w:left="4963" w:hanging="283"/>
+      </w:pPr>
+      <w:rPr>
+        <w:rFonts w:ascii="Symbol" w:hAnsi="Symbol" w:cs="Symbol" w:hint="default"/>
+      </w:rPr>
+    </w:lvl>
+    <w:lvl w:ilvl="7">
+      <w:start w:val="1"/>
+      <w:numFmt w:val="bullet"/>
+      <w:lvlText w:val=""/>
+      <w:lvlJc w:val="left"/>
+      <w:pPr>
+        <w:tabs>
+          <w:tab w:val="num" w:pos="5672"/>
+        </w:tabs>
+        <w:ind w:left="5672" w:hanging="283"/>
+      </w:pPr>
+      <w:rPr>
+        <w:rFonts w:ascii="Symbol" w:hAnsi="Symbol" w:cs="Symbol" w:hint="default"/>
+      </w:rPr>
+    </w:lvl>
+    <w:lvl w:ilvl="8">
+      <w:start w:val="1"/>
+      <w:numFmt w:val="bullet"/>
+      <w:lvlText w:val=""/>
+      <w:lvlJc w:val="left"/>
+      <w:pPr>
+        <w:tabs>
+          <w:tab w:val="num" w:pos="6381"/>
+        </w:tabs>
+        <w:ind w:left="6381" w:hanging="283"/>
+      </w:pPr>
+      <w:rPr>
+        <w:rFonts w:ascii="Symbol" w:hAnsi="Symbol" w:cs="Symbol" w:hint="default"/>
+      </w:rPr>
+    </w:lvl>
+  </w:abstractNum>
+  <w:abstractNum w:abstractNumId="14">
+    <w:lvl w:ilvl="0">
+      <w:start w:val="1"/>
+      <w:numFmt w:val="bullet"/>
+      <w:lvlText w:val=""/>
+      <w:lvlJc w:val="left"/>
+      <w:pPr>
+        <w:tabs>
+          <w:tab w:val="num" w:pos="709"/>
+        </w:tabs>
+        <w:ind w:left="709" w:hanging="283"/>
+      </w:pPr>
+      <w:rPr>
+        <w:rFonts w:ascii="Symbol" w:hAnsi="Symbol" w:cs="Symbol" w:hint="default"/>
+      </w:rPr>
+    </w:lvl>
+    <w:lvl w:ilvl="1">
+      <w:start w:val="1"/>
+      <w:numFmt w:val="bullet"/>
+      <w:lvlText w:val=""/>
+      <w:lvlJc w:val="left"/>
+      <w:pPr>
+        <w:tabs>
+          <w:tab w:val="num" w:pos="1418"/>
+        </w:tabs>
+        <w:ind w:left="1418" w:hanging="283"/>
+      </w:pPr>
+      <w:rPr>
+        <w:rFonts w:ascii="Symbol" w:hAnsi="Symbol" w:cs="Symbol" w:hint="default"/>
+      </w:rPr>
+    </w:lvl>
+    <w:lvl w:ilvl="2">
+      <w:start w:val="1"/>
+      <w:numFmt w:val="bullet"/>
+      <w:lvlText w:val=""/>
+      <w:lvlJc w:val="left"/>
+      <w:pPr>
+        <w:tabs>
+          <w:tab w:val="num" w:pos="2127"/>
+        </w:tabs>
+        <w:ind w:left="2127" w:hanging="283"/>
+      </w:pPr>
+      <w:rPr>
+        <w:rFonts w:ascii="Symbol" w:hAnsi="Symbol" w:cs="Symbol" w:hint="default"/>
+      </w:rPr>
+    </w:lvl>
+    <w:lvl w:ilvl="3">
+      <w:start w:val="1"/>
+      <w:numFmt w:val="bullet"/>
+      <w:lvlText w:val=""/>
+      <w:lvlJc w:val="left"/>
+      <w:pPr>
+        <w:tabs>
+          <w:tab w:val="num" w:pos="2836"/>
+        </w:tabs>
+        <w:ind w:left="2836" w:hanging="283"/>
+      </w:pPr>
+      <w:rPr>
+        <w:rFonts w:ascii="Symbol" w:hAnsi="Symbol" w:cs="Symbol" w:hint="default"/>
+      </w:rPr>
+    </w:lvl>
+    <w:lvl w:ilvl="4">
+      <w:start w:val="1"/>
+      <w:numFmt w:val="bullet"/>
+      <w:lvlText w:val=""/>
+      <w:lvlJc w:val="left"/>
+      <w:pPr>
+        <w:tabs>
+          <w:tab w:val="num" w:pos="3545"/>
+        </w:tabs>
+        <w:ind w:left="3545" w:hanging="283"/>
+      </w:pPr>
+      <w:rPr>
+        <w:rFonts w:ascii="Symbol" w:hAnsi="Symbol" w:cs="Symbol" w:hint="default"/>
+      </w:rPr>
+    </w:lvl>
+    <w:lvl w:ilvl="5">
+      <w:start w:val="1"/>
+      <w:numFmt w:val="bullet"/>
+      <w:lvlText w:val=""/>
+      <w:lvlJc w:val="left"/>
+      <w:pPr>
+        <w:tabs>
+          <w:tab w:val="num" w:pos="4254"/>
+        </w:tabs>
+        <w:ind w:left="4254" w:hanging="283"/>
+      </w:pPr>
+      <w:rPr>
+        <w:rFonts w:ascii="Symbol" w:hAnsi="Symbol" w:cs="Symbol" w:hint="default"/>
+      </w:rPr>
+    </w:lvl>
+    <w:lvl w:ilvl="6">
+      <w:start w:val="1"/>
+      <w:numFmt w:val="bullet"/>
+      <w:lvlText w:val=""/>
+      <w:lvlJc w:val="left"/>
+      <w:pPr>
+        <w:tabs>
+          <w:tab w:val="num" w:pos="4963"/>
+        </w:tabs>
+        <w:ind w:left="4963" w:hanging="283"/>
+      </w:pPr>
+      <w:rPr>
+        <w:rFonts w:ascii="Symbol" w:hAnsi="Symbol" w:cs="Symbol" w:hint="default"/>
+      </w:rPr>
+    </w:lvl>
+    <w:lvl w:ilvl="7">
+      <w:start w:val="1"/>
+      <w:numFmt w:val="bullet"/>
+      <w:lvlText w:val=""/>
+      <w:lvlJc w:val="left"/>
+      <w:pPr>
+        <w:tabs>
+          <w:tab w:val="num" w:pos="5672"/>
+        </w:tabs>
+        <w:ind w:left="5672" w:hanging="283"/>
+      </w:pPr>
+      <w:rPr>
+        <w:rFonts w:ascii="Symbol" w:hAnsi="Symbol" w:cs="Symbol" w:hint="default"/>
+      </w:rPr>
+    </w:lvl>
+    <w:lvl w:ilvl="8">
+      <w:start w:val="1"/>
+      <w:numFmt w:val="bullet"/>
+      <w:lvlText w:val=""/>
+      <w:lvlJc w:val="left"/>
+      <w:pPr>
+        <w:tabs>
+          <w:tab w:val="num" w:pos="6381"/>
+        </w:tabs>
+        <w:ind w:left="6381" w:hanging="283"/>
+      </w:pPr>
+      <w:rPr>
+        <w:rFonts w:ascii="Symbol" w:hAnsi="Symbol" w:cs="Symbol" w:hint="default"/>
+      </w:rPr>
+    </w:lvl>
+  </w:abstractNum>
+  <w:abstractNum w:abstractNumId="15">
+    <w:lvl w:ilvl="0">
+      <w:start w:val="1"/>
+      <w:numFmt w:val="bullet"/>
+      <w:lvlText w:val=""/>
+      <w:lvlJc w:val="left"/>
+      <w:pPr>
+        <w:tabs>
+          <w:tab w:val="num" w:pos="709"/>
+        </w:tabs>
+        <w:ind w:left="709" w:hanging="283"/>
+      </w:pPr>
+      <w:rPr>
+        <w:rFonts w:ascii="Symbol" w:hAnsi="Symbol" w:cs="Symbol" w:hint="default"/>
+      </w:rPr>
+    </w:lvl>
+    <w:lvl w:ilvl="1">
+      <w:start w:val="1"/>
+      <w:numFmt w:val="bullet"/>
+      <w:lvlText w:val=""/>
+      <w:lvlJc w:val="left"/>
+      <w:pPr>
+        <w:tabs>
+          <w:tab w:val="num" w:pos="1418"/>
+        </w:tabs>
+        <w:ind w:left="1418" w:hanging="283"/>
+      </w:pPr>
+      <w:rPr>
+        <w:rFonts w:ascii="Symbol" w:hAnsi="Symbol" w:cs="Symbol" w:hint="default"/>
+      </w:rPr>
+    </w:lvl>
+    <w:lvl w:ilvl="2">
+      <w:start w:val="1"/>
+      <w:numFmt w:val="bullet"/>
+      <w:lvlText w:val=""/>
+      <w:lvlJc w:val="left"/>
+      <w:pPr>
+        <w:tabs>
+          <w:tab w:val="num" w:pos="2127"/>
+        </w:tabs>
+        <w:ind w:left="2127" w:hanging="283"/>
+      </w:pPr>
+      <w:rPr>
+        <w:rFonts w:ascii="Symbol" w:hAnsi="Symbol" w:cs="Symbol" w:hint="default"/>
+      </w:rPr>
+    </w:lvl>
+    <w:lvl w:ilvl="3">
+      <w:start w:val="1"/>
+      <w:numFmt w:val="bullet"/>
+      <w:lvlText w:val=""/>
+      <w:lvlJc w:val="left"/>
+      <w:pPr>
+        <w:tabs>
+          <w:tab w:val="num" w:pos="2836"/>
+        </w:tabs>
+        <w:ind w:left="2836" w:hanging="283"/>
+      </w:pPr>
+      <w:rPr>
+        <w:rFonts w:ascii="Symbol" w:hAnsi="Symbol" w:cs="Symbol" w:hint="default"/>
+      </w:rPr>
+    </w:lvl>
+    <w:lvl w:ilvl="4">
+      <w:start w:val="1"/>
+      <w:numFmt w:val="bullet"/>
+      <w:lvlText w:val=""/>
+      <w:lvlJc w:val="left"/>
+      <w:pPr>
+        <w:tabs>
+          <w:tab w:val="num" w:pos="3545"/>
+        </w:tabs>
+        <w:ind w:left="3545" w:hanging="283"/>
+      </w:pPr>
+      <w:rPr>
+        <w:rFonts w:ascii="Symbol" w:hAnsi="Symbol" w:cs="Symbol" w:hint="default"/>
+      </w:rPr>
+    </w:lvl>
+    <w:lvl w:ilvl="5">
+      <w:start w:val="1"/>
+      <w:numFmt w:val="bullet"/>
+      <w:lvlText w:val=""/>
+      <w:lvlJc w:val="left"/>
+      <w:pPr>
+        <w:tabs>
+          <w:tab w:val="num" w:pos="4254"/>
+        </w:tabs>
+        <w:ind w:left="4254" w:hanging="283"/>
+      </w:pPr>
+      <w:rPr>
+        <w:rFonts w:ascii="Symbol" w:hAnsi="Symbol" w:cs="Symbol" w:hint="default"/>
+      </w:rPr>
+    </w:lvl>
+    <w:lvl w:ilvl="6">
+      <w:start w:val="1"/>
+      <w:numFmt w:val="bullet"/>
+      <w:lvlText w:val=""/>
+      <w:lvlJc w:val="left"/>
+      <w:pPr>
+        <w:tabs>
+          <w:tab w:val="num" w:pos="4963"/>
+        </w:tabs>
+        <w:ind w:left="4963" w:hanging="283"/>
+      </w:pPr>
+      <w:rPr>
+        <w:rFonts w:ascii="Symbol" w:hAnsi="Symbol" w:cs="Symbol" w:hint="default"/>
+      </w:rPr>
+    </w:lvl>
+    <w:lvl w:ilvl="7">
+      <w:start w:val="1"/>
+      <w:numFmt w:val="bullet"/>
+      <w:lvlText w:val=""/>
+      <w:lvlJc w:val="left"/>
+      <w:pPr>
+        <w:tabs>
+          <w:tab w:val="num" w:pos="5672"/>
+        </w:tabs>
+        <w:ind w:left="5672" w:hanging="283"/>
+      </w:pPr>
+      <w:rPr>
+        <w:rFonts w:ascii="Symbol" w:hAnsi="Symbol" w:cs="Symbol" w:hint="default"/>
+      </w:rPr>
+    </w:lvl>
+    <w:lvl w:ilvl="8">
+      <w:start w:val="1"/>
+      <w:numFmt w:val="bullet"/>
+      <w:lvlText w:val=""/>
+      <w:lvlJc w:val="left"/>
+      <w:pPr>
+        <w:tabs>
+          <w:tab w:val="num" w:pos="6381"/>
+        </w:tabs>
+        <w:ind w:left="6381" w:hanging="283"/>
+      </w:pPr>
+      <w:rPr>
+        <w:rFonts w:ascii="Symbol" w:hAnsi="Symbol" w:cs="Symbol" w:hint="default"/>
+      </w:rPr>
+    </w:lvl>
+  </w:abstractNum>
+  <w:abstractNum w:abstractNumId="16">
+    <w:lvl w:ilvl="0">
+      <w:start w:val="1"/>
+      <w:numFmt w:val="bullet"/>
+      <w:lvlText w:val=""/>
+      <w:lvlJc w:val="left"/>
+      <w:pPr>
+        <w:tabs>
+          <w:tab w:val="num" w:pos="709"/>
+        </w:tabs>
+        <w:ind w:left="709" w:hanging="283"/>
+      </w:pPr>
+      <w:rPr>
+        <w:rFonts w:ascii="Symbol" w:hAnsi="Symbol" w:cs="Symbol" w:hint="default"/>
+      </w:rPr>
+    </w:lvl>
+    <w:lvl w:ilvl="1">
+      <w:start w:val="1"/>
+      <w:numFmt w:val="bullet"/>
+      <w:lvlText w:val=""/>
+      <w:lvlJc w:val="left"/>
+      <w:pPr>
+        <w:tabs>
+          <w:tab w:val="num" w:pos="1418"/>
+        </w:tabs>
+        <w:ind w:left="1418" w:hanging="283"/>
+      </w:pPr>
+      <w:rPr>
+        <w:rFonts w:ascii="Symbol" w:hAnsi="Symbol" w:cs="Symbol" w:hint="default"/>
+      </w:rPr>
+    </w:lvl>
+    <w:lvl w:ilvl="2">
+      <w:start w:val="1"/>
+      <w:numFmt w:val="bullet"/>
+      <w:lvlText w:val=""/>
+      <w:lvlJc w:val="left"/>
+      <w:pPr>
+        <w:tabs>
+          <w:tab w:val="num" w:pos="2127"/>
+        </w:tabs>
+        <w:ind w:left="2127" w:hanging="283"/>
+      </w:pPr>
+      <w:rPr>
+        <w:rFonts w:ascii="Symbol" w:hAnsi="Symbol" w:cs="Symbol" w:hint="default"/>
+      </w:rPr>
+    </w:lvl>
+    <w:lvl w:ilvl="3">
+      <w:start w:val="1"/>
+      <w:numFmt w:val="bullet"/>
+      <w:lvlText w:val=""/>
+      <w:lvlJc w:val="left"/>
+      <w:pPr>
+        <w:tabs>
+          <w:tab w:val="num" w:pos="2836"/>
+        </w:tabs>
+        <w:ind w:left="2836" w:hanging="283"/>
+      </w:pPr>
+      <w:rPr>
+        <w:rFonts w:ascii="Symbol" w:hAnsi="Symbol" w:cs="Symbol" w:hint="default"/>
+      </w:rPr>
+    </w:lvl>
+    <w:lvl w:ilvl="4">
+      <w:start w:val="1"/>
+      <w:numFmt w:val="bullet"/>
+      <w:lvlText w:val=""/>
+      <w:lvlJc w:val="left"/>
+      <w:pPr>
+        <w:tabs>
+          <w:tab w:val="num" w:pos="3545"/>
+        </w:tabs>
+        <w:ind w:left="3545" w:hanging="283"/>
+      </w:pPr>
+      <w:rPr>
+        <w:rFonts w:ascii="Symbol" w:hAnsi="Symbol" w:cs="Symbol" w:hint="default"/>
+      </w:rPr>
+    </w:lvl>
+    <w:lvl w:ilvl="5">
+      <w:start w:val="1"/>
+      <w:numFmt w:val="bullet"/>
+      <w:lvlText w:val=""/>
+      <w:lvlJc w:val="left"/>
+      <w:pPr>
+        <w:tabs>
+          <w:tab w:val="num" w:pos="4254"/>
+        </w:tabs>
+        <w:ind w:left="4254" w:hanging="283"/>
+      </w:pPr>
+      <w:rPr>
+        <w:rFonts w:ascii="Symbol" w:hAnsi="Symbol" w:cs="Symbol" w:hint="default"/>
+      </w:rPr>
+    </w:lvl>
+    <w:lvl w:ilvl="6">
+      <w:start w:val="1"/>
+      <w:numFmt w:val="bullet"/>
+      <w:lvlText w:val=""/>
+      <w:lvlJc w:val="left"/>
+      <w:pPr>
+        <w:tabs>
+          <w:tab w:val="num" w:pos="4963"/>
+        </w:tabs>
+        <w:ind w:left="4963" w:hanging="283"/>
+      </w:pPr>
+      <w:rPr>
+        <w:rFonts w:ascii="Symbol" w:hAnsi="Symbol" w:cs="Symbol" w:hint="default"/>
+      </w:rPr>
+    </w:lvl>
+    <w:lvl w:ilvl="7">
+      <w:start w:val="1"/>
+      <w:numFmt w:val="bullet"/>
+      <w:lvlText w:val=""/>
+      <w:lvlJc w:val="left"/>
+      <w:pPr>
+        <w:tabs>
+          <w:tab w:val="num" w:pos="5672"/>
+        </w:tabs>
+        <w:ind w:left="5672" w:hanging="283"/>
+      </w:pPr>
+      <w:rPr>
+        <w:rFonts w:ascii="Symbol" w:hAnsi="Symbol" w:cs="Symbol" w:hint="default"/>
+      </w:rPr>
+    </w:lvl>
+    <w:lvl w:ilvl="8">
+      <w:start w:val="1"/>
+      <w:numFmt w:val="bullet"/>
+      <w:lvlText w:val=""/>
+      <w:lvlJc w:val="left"/>
+      <w:pPr>
+        <w:tabs>
+          <w:tab w:val="num" w:pos="6381"/>
+        </w:tabs>
+        <w:ind w:left="6381" w:hanging="283"/>
+      </w:pPr>
+      <w:rPr>
+        <w:rFonts w:ascii="Symbol" w:hAnsi="Symbol" w:cs="Symbol" w:hint="default"/>
+      </w:rPr>
+    </w:lvl>
+  </w:abstractNum>
+  <w:abstractNum w:abstractNumId="17">
+    <w:lvl w:ilvl="0">
+      <w:start w:val="1"/>
+      <w:numFmt w:val="bullet"/>
+      <w:lvlText w:val=""/>
+      <w:lvlJc w:val="left"/>
+      <w:pPr>
+        <w:tabs>
+          <w:tab w:val="num" w:pos="709"/>
+        </w:tabs>
+        <w:ind w:left="709" w:hanging="283"/>
+      </w:pPr>
+      <w:rPr>
+        <w:rFonts w:ascii="Symbol" w:hAnsi="Symbol" w:cs="Symbol" w:hint="default"/>
+      </w:rPr>
+    </w:lvl>
+    <w:lvl w:ilvl="1">
+      <w:start w:val="1"/>
+      <w:numFmt w:val="bullet"/>
+      <w:lvlText w:val=""/>
+      <w:lvlJc w:val="left"/>
+      <w:pPr>
+        <w:tabs>
+          <w:tab w:val="num" w:pos="1418"/>
+        </w:tabs>
+        <w:ind w:left="1418" w:hanging="283"/>
+      </w:pPr>
+      <w:rPr>
+        <w:rFonts w:ascii="Symbol" w:hAnsi="Symbol" w:cs="Symbol" w:hint="default"/>
+      </w:rPr>
+    </w:lvl>
+    <w:lvl w:ilvl="2">
+      <w:start w:val="1"/>
+      <w:numFmt w:val="bullet"/>
+      <w:lvlText w:val=""/>
+      <w:lvlJc w:val="left"/>
+      <w:pPr>
+        <w:tabs>
+          <w:tab w:val="num" w:pos="2127"/>
+        </w:tabs>
+        <w:ind w:left="2127" w:hanging="283"/>
+      </w:pPr>
+      <w:rPr>
+        <w:rFonts w:ascii="Symbol" w:hAnsi="Symbol" w:cs="Symbol" w:hint="default"/>
+      </w:rPr>
+    </w:lvl>
+    <w:lvl w:ilvl="3">
+      <w:start w:val="1"/>
+      <w:numFmt w:val="bullet"/>
+      <w:lvlText w:val=""/>
+      <w:lvlJc w:val="left"/>
+      <w:pPr>
+        <w:tabs>
+          <w:tab w:val="num" w:pos="2836"/>
+        </w:tabs>
+        <w:ind w:left="2836" w:hanging="283"/>
+      </w:pPr>
+      <w:rPr>
+        <w:rFonts w:ascii="Symbol" w:hAnsi="Symbol" w:cs="Symbol" w:hint="default"/>
+      </w:rPr>
+    </w:lvl>
+    <w:lvl w:ilvl="4">
+      <w:start w:val="1"/>
+      <w:numFmt w:val="bullet"/>
+      <w:lvlText w:val=""/>
+      <w:lvlJc w:val="left"/>
+      <w:pPr>
+        <w:tabs>
+          <w:tab w:val="num" w:pos="3545"/>
+        </w:tabs>
+        <w:ind w:left="3545" w:hanging="283"/>
+      </w:pPr>
+      <w:rPr>
+        <w:rFonts w:ascii="Symbol" w:hAnsi="Symbol" w:cs="Symbol" w:hint="default"/>
+      </w:rPr>
+    </w:lvl>
+    <w:lvl w:ilvl="5">
+      <w:start w:val="1"/>
+      <w:numFmt w:val="bullet"/>
+      <w:lvlText w:val=""/>
+      <w:lvlJc w:val="left"/>
+      <w:pPr>
+        <w:tabs>
+          <w:tab w:val="num" w:pos="4254"/>
+        </w:tabs>
+        <w:ind w:left="4254" w:hanging="283"/>
+      </w:pPr>
+      <w:rPr>
+        <w:rFonts w:ascii="Symbol" w:hAnsi="Symbol" w:cs="Symbol" w:hint="default"/>
+      </w:rPr>
+    </w:lvl>
+    <w:lvl w:ilvl="6">
+      <w:start w:val="1"/>
+      <w:numFmt w:val="bullet"/>
+      <w:lvlText w:val=""/>
+      <w:lvlJc w:val="left"/>
+      <w:pPr>
+        <w:tabs>
+          <w:tab w:val="num" w:pos="4963"/>
+        </w:tabs>
+        <w:ind w:left="4963" w:hanging="283"/>
+      </w:pPr>
+      <w:rPr>
+        <w:rFonts w:ascii="Symbol" w:hAnsi="Symbol" w:cs="Symbol" w:hint="default"/>
+      </w:rPr>
+    </w:lvl>
+    <w:lvl w:ilvl="7">
+      <w:start w:val="1"/>
+      <w:numFmt w:val="bullet"/>
+      <w:lvlText w:val=""/>
+      <w:lvlJc w:val="left"/>
+      <w:pPr>
+        <w:tabs>
+          <w:tab w:val="num" w:pos="5672"/>
+        </w:tabs>
+        <w:ind w:left="5672" w:hanging="283"/>
+      </w:pPr>
+      <w:rPr>
+        <w:rFonts w:ascii="Symbol" w:hAnsi="Symbol" w:cs="Symbol" w:hint="default"/>
+      </w:rPr>
+    </w:lvl>
+    <w:lvl w:ilvl="8">
+      <w:start w:val="1"/>
+      <w:numFmt w:val="bullet"/>
+      <w:lvlText w:val=""/>
+      <w:lvlJc w:val="left"/>
+      <w:pPr>
+        <w:tabs>
+          <w:tab w:val="num" w:pos="6381"/>
+        </w:tabs>
+        <w:ind w:left="6381" w:hanging="283"/>
+      </w:pPr>
+      <w:rPr>
+        <w:rFonts w:ascii="Symbol" w:hAnsi="Symbol" w:cs="Symbol" w:hint="default"/>
+      </w:rPr>
+    </w:lvl>
+  </w:abstractNum>
+  <w:abstractNum w:abstractNumId="18">
+    <w:lvl w:ilvl="0">
+      <w:start w:val="1"/>
+      <w:numFmt w:val="bullet"/>
+      <w:lvlText w:val=""/>
+      <w:lvlJc w:val="left"/>
+      <w:pPr>
+        <w:tabs>
+          <w:tab w:val="num" w:pos="709"/>
+        </w:tabs>
+        <w:ind w:left="709" w:hanging="283"/>
+      </w:pPr>
+      <w:rPr>
+        <w:rFonts w:ascii="Symbol" w:hAnsi="Symbol" w:cs="Symbol" w:hint="default"/>
+      </w:rPr>
+    </w:lvl>
+    <w:lvl w:ilvl="1">
+      <w:start w:val="1"/>
+      <w:numFmt w:val="bullet"/>
+      <w:lvlText w:val=""/>
+      <w:lvlJc w:val="left"/>
+      <w:pPr>
+        <w:tabs>
+          <w:tab w:val="num" w:pos="1418"/>
+        </w:tabs>
+        <w:ind w:left="1418" w:hanging="283"/>
+      </w:pPr>
+      <w:rPr>
+        <w:rFonts w:ascii="Symbol" w:hAnsi="Symbol" w:cs="Symbol" w:hint="default"/>
+      </w:rPr>
+    </w:lvl>
+    <w:lvl w:ilvl="2">
+      <w:start w:val="1"/>
+      <w:numFmt w:val="bullet"/>
+      <w:lvlText w:val=""/>
+      <w:lvlJc w:val="left"/>
+      <w:pPr>
+        <w:tabs>
+          <w:tab w:val="num" w:pos="2127"/>
+        </w:tabs>
+        <w:ind w:left="2127" w:hanging="283"/>
+      </w:pPr>
+      <w:rPr>
+        <w:rFonts w:ascii="Symbol" w:hAnsi="Symbol" w:cs="Symbol" w:hint="default"/>
+      </w:rPr>
+    </w:lvl>
+    <w:lvl w:ilvl="3">
+      <w:start w:val="1"/>
+      <w:numFmt w:val="bullet"/>
+      <w:lvlText w:val=""/>
+      <w:lvlJc w:val="left"/>
+      <w:pPr>
+        <w:tabs>
+          <w:tab w:val="num" w:pos="2836"/>
+        </w:tabs>
+        <w:ind w:left="2836" w:hanging="283"/>
+      </w:pPr>
+      <w:rPr>
+        <w:rFonts w:ascii="Symbol" w:hAnsi="Symbol" w:cs="Symbol" w:hint="default"/>
+      </w:rPr>
+    </w:lvl>
+    <w:lvl w:ilvl="4">
+      <w:start w:val="1"/>
+      <w:numFmt w:val="bullet"/>
+      <w:lvlText w:val=""/>
+      <w:lvlJc w:val="left"/>
+      <w:pPr>
+        <w:tabs>
+          <w:tab w:val="num" w:pos="3545"/>
+        </w:tabs>
+        <w:ind w:left="3545" w:hanging="283"/>
+      </w:pPr>
+      <w:rPr>
+        <w:rFonts w:ascii="Symbol" w:hAnsi="Symbol" w:cs="Symbol" w:hint="default"/>
+      </w:rPr>
+    </w:lvl>
+    <w:lvl w:ilvl="5">
+      <w:start w:val="1"/>
+      <w:numFmt w:val="bullet"/>
+      <w:lvlText w:val=""/>
+      <w:lvlJc w:val="left"/>
+      <w:pPr>
+        <w:tabs>
+          <w:tab w:val="num" w:pos="4254"/>
+        </w:tabs>
+        <w:ind w:left="4254" w:hanging="283"/>
+      </w:pPr>
+      <w:rPr>
+        <w:rFonts w:ascii="Symbol" w:hAnsi="Symbol" w:cs="Symbol" w:hint="default"/>
+      </w:rPr>
+    </w:lvl>
+    <w:lvl w:ilvl="6">
+      <w:start w:val="1"/>
+      <w:numFmt w:val="bullet"/>
+      <w:lvlText w:val=""/>
+      <w:lvlJc w:val="left"/>
+      <w:pPr>
+        <w:tabs>
+          <w:tab w:val="num" w:pos="4963"/>
+        </w:tabs>
+        <w:ind w:left="4963" w:hanging="283"/>
+      </w:pPr>
+      <w:rPr>
+        <w:rFonts w:ascii="Symbol" w:hAnsi="Symbol" w:cs="Symbol" w:hint="default"/>
+      </w:rPr>
+    </w:lvl>
+    <w:lvl w:ilvl="7">
+      <w:start w:val="1"/>
+      <w:numFmt w:val="bullet"/>
+      <w:lvlText w:val=""/>
+      <w:lvlJc w:val="left"/>
+      <w:pPr>
+        <w:tabs>
+          <w:tab w:val="num" w:pos="5672"/>
+        </w:tabs>
+        <w:ind w:left="5672" w:hanging="283"/>
+      </w:pPr>
+      <w:rPr>
+        <w:rFonts w:ascii="Symbol" w:hAnsi="Symbol" w:cs="Symbol" w:hint="default"/>
+      </w:rPr>
+    </w:lvl>
+    <w:lvl w:ilvl="8">
+      <w:start w:val="1"/>
+      <w:numFmt w:val="bullet"/>
+      <w:lvlText w:val=""/>
+      <w:lvlJc w:val="left"/>
+      <w:pPr>
+        <w:tabs>
+          <w:tab w:val="num" w:pos="6381"/>
+        </w:tabs>
+        <w:ind w:left="6381" w:hanging="283"/>
+      </w:pPr>
+      <w:rPr>
+        <w:rFonts w:ascii="Symbol" w:hAnsi="Symbol" w:cs="Symbol" w:hint="default"/>
+      </w:rPr>
+    </w:lvl>
+  </w:abstractNum>
+  <w:abstractNum w:abstractNumId="19">
+    <w:lvl w:ilvl="0">
+      <w:start w:val="1"/>
+      <w:numFmt w:val="bullet"/>
+      <w:lvlText w:val=""/>
+      <w:lvlJc w:val="left"/>
+      <w:pPr>
+        <w:tabs>
+          <w:tab w:val="num" w:pos="709"/>
+        </w:tabs>
+        <w:ind w:left="709" w:hanging="283"/>
+      </w:pPr>
+      <w:rPr>
+        <w:rFonts w:ascii="Symbol" w:hAnsi="Symbol" w:cs="Symbol" w:hint="default"/>
+      </w:rPr>
+    </w:lvl>
+    <w:lvl w:ilvl="1">
+      <w:start w:val="1"/>
+      <w:numFmt w:val="bullet"/>
+      <w:lvlText w:val=""/>
+      <w:lvlJc w:val="left"/>
+      <w:pPr>
+        <w:tabs>
+          <w:tab w:val="num" w:pos="1418"/>
+        </w:tabs>
+        <w:ind w:left="1418" w:hanging="283"/>
+      </w:pPr>
+      <w:rPr>
+        <w:rFonts w:ascii="Symbol" w:hAnsi="Symbol" w:cs="Symbol" w:hint="default"/>
+      </w:rPr>
+    </w:lvl>
+    <w:lvl w:ilvl="2">
+      <w:start w:val="1"/>
+      <w:numFmt w:val="bullet"/>
+      <w:lvlText w:val=""/>
+      <w:lvlJc w:val="left"/>
+      <w:pPr>
+        <w:tabs>
+          <w:tab w:val="num" w:pos="2127"/>
+        </w:tabs>
+        <w:ind w:left="2127" w:hanging="283"/>
+      </w:pPr>
+      <w:rPr>
+        <w:rFonts w:ascii="Symbol" w:hAnsi="Symbol" w:cs="Symbol" w:hint="default"/>
+      </w:rPr>
+    </w:lvl>
+    <w:lvl w:ilvl="3">
+      <w:start w:val="1"/>
+      <w:numFmt w:val="bullet"/>
+      <w:lvlText w:val=""/>
+      <w:lvlJc w:val="left"/>
+      <w:pPr>
+        <w:tabs>
+          <w:tab w:val="num" w:pos="2836"/>
+        </w:tabs>
+        <w:ind w:left="2836" w:hanging="283"/>
+      </w:pPr>
+      <w:rPr>
+        <w:rFonts w:ascii="Symbol" w:hAnsi="Symbol" w:cs="Symbol" w:hint="default"/>
+      </w:rPr>
+    </w:lvl>
+    <w:lvl w:ilvl="4">
+      <w:start w:val="1"/>
+      <w:numFmt w:val="bullet"/>
+      <w:lvlText w:val=""/>
+      <w:lvlJc w:val="left"/>
+      <w:pPr>
+        <w:tabs>
+          <w:tab w:val="num" w:pos="3545"/>
+        </w:tabs>
+        <w:ind w:left="3545" w:hanging="283"/>
+      </w:pPr>
+      <w:rPr>
+        <w:rFonts w:ascii="Symbol" w:hAnsi="Symbol" w:cs="Symbol" w:hint="default"/>
+      </w:rPr>
+    </w:lvl>
+    <w:lvl w:ilvl="5">
+      <w:start w:val="1"/>
+      <w:numFmt w:val="bullet"/>
+      <w:lvlText w:val=""/>
+      <w:lvlJc w:val="left"/>
+      <w:pPr>
+        <w:tabs>
+          <w:tab w:val="num" w:pos="4254"/>
+        </w:tabs>
+        <w:ind w:left="4254" w:hanging="283"/>
+      </w:pPr>
+      <w:rPr>
+        <w:rFonts w:ascii="Symbol" w:hAnsi="Symbol" w:cs="Symbol" w:hint="default"/>
+      </w:rPr>
+    </w:lvl>
+    <w:lvl w:ilvl="6">
+      <w:start w:val="1"/>
+      <w:numFmt w:val="bullet"/>
+      <w:lvlText w:val=""/>
+      <w:lvlJc w:val="left"/>
+      <w:pPr>
+        <w:tabs>
+          <w:tab w:val="num" w:pos="4963"/>
+        </w:tabs>
+        <w:ind w:left="4963" w:hanging="283"/>
+      </w:pPr>
+      <w:rPr>
+        <w:rFonts w:ascii="Symbol" w:hAnsi="Symbol" w:cs="Symbol" w:hint="default"/>
+      </w:rPr>
+    </w:lvl>
+    <w:lvl w:ilvl="7">
+      <w:start w:val="1"/>
+      <w:numFmt w:val="bullet"/>
+      <w:lvlText w:val=""/>
+      <w:lvlJc w:val="left"/>
+      <w:pPr>
+        <w:tabs>
+          <w:tab w:val="num" w:pos="5672"/>
+        </w:tabs>
+        <w:ind w:left="5672" w:hanging="283"/>
+      </w:pPr>
+      <w:rPr>
+        <w:rFonts w:ascii="Symbol" w:hAnsi="Symbol" w:cs="Symbol" w:hint="default"/>
+      </w:rPr>
+    </w:lvl>
+    <w:lvl w:ilvl="8">
+      <w:start w:val="1"/>
+      <w:numFmt w:val="bullet"/>
+      <w:lvlText w:val=""/>
+      <w:lvlJc w:val="left"/>
+      <w:pPr>
+        <w:tabs>
+          <w:tab w:val="num" w:pos="6381"/>
+        </w:tabs>
+        <w:ind w:left="6381" w:hanging="283"/>
+      </w:pPr>
+      <w:rPr>
+        <w:rFonts w:ascii="Symbol" w:hAnsi="Symbol" w:cs="Symbol" w:hint="default"/>
+      </w:rPr>
+    </w:lvl>
+  </w:abstractNum>
+  <w:abstractNum w:abstractNumId="20">
+    <w:lvl w:ilvl="0">
+      <w:start w:val="1"/>
+      <w:numFmt w:val="bullet"/>
+      <w:lvlText w:val=""/>
+      <w:lvlJc w:val="left"/>
+      <w:pPr>
+        <w:tabs>
+          <w:tab w:val="num" w:pos="709"/>
+        </w:tabs>
+        <w:ind w:left="709" w:hanging="283"/>
+      </w:pPr>
+      <w:rPr>
+        <w:rFonts w:ascii="Symbol" w:hAnsi="Symbol" w:cs="Symbol" w:hint="default"/>
+      </w:rPr>
+    </w:lvl>
+    <w:lvl w:ilvl="1">
+      <w:start w:val="1"/>
+      <w:numFmt w:val="bullet"/>
+      <w:lvlText w:val=""/>
+      <w:lvlJc w:val="left"/>
+      <w:pPr>
+        <w:tabs>
+          <w:tab w:val="num" w:pos="1418"/>
+        </w:tabs>
+        <w:ind w:left="1418" w:hanging="283"/>
+      </w:pPr>
+      <w:rPr>
+        <w:rFonts w:ascii="Symbol" w:hAnsi="Symbol" w:cs="Symbol" w:hint="default"/>
+      </w:rPr>
+    </w:lvl>
+    <w:lvl w:ilvl="2">
+      <w:start w:val="1"/>
+      <w:numFmt w:val="bullet"/>
+      <w:lvlText w:val=""/>
+      <w:lvlJc w:val="left"/>
+      <w:pPr>
+        <w:tabs>
+          <w:tab w:val="num" w:pos="2127"/>
+        </w:tabs>
+        <w:ind w:left="2127" w:hanging="283"/>
+      </w:pPr>
+      <w:rPr>
+        <w:rFonts w:ascii="Symbol" w:hAnsi="Symbol" w:cs="Symbol" w:hint="default"/>
+      </w:rPr>
+    </w:lvl>
+    <w:lvl w:ilvl="3">
+      <w:start w:val="1"/>
+      <w:numFmt w:val="bullet"/>
+      <w:lvlText w:val=""/>
+      <w:lvlJc w:val="left"/>
+      <w:pPr>
+        <w:tabs>
+          <w:tab w:val="num" w:pos="2836"/>
+        </w:tabs>
+        <w:ind w:left="2836" w:hanging="283"/>
+      </w:pPr>
+      <w:rPr>
+        <w:rFonts w:ascii="Symbol" w:hAnsi="Symbol" w:cs="Symbol" w:hint="default"/>
+      </w:rPr>
+    </w:lvl>
+    <w:lvl w:ilvl="4">
+      <w:start w:val="1"/>
+      <w:numFmt w:val="bullet"/>
+      <w:lvlText w:val=""/>
+      <w:lvlJc w:val="left"/>
+      <w:pPr>
+        <w:tabs>
+          <w:tab w:val="num" w:pos="3545"/>
+        </w:tabs>
+        <w:ind w:left="3545" w:hanging="283"/>
+      </w:pPr>
+      <w:rPr>
+        <w:rFonts w:ascii="Symbol" w:hAnsi="Symbol" w:cs="Symbol" w:hint="default"/>
+      </w:rPr>
+    </w:lvl>
+    <w:lvl w:ilvl="5">
+      <w:start w:val="1"/>
+      <w:numFmt w:val="bullet"/>
+      <w:lvlText w:val=""/>
+      <w:lvlJc w:val="left"/>
+      <w:pPr>
+        <w:tabs>
+          <w:tab w:val="num" w:pos="4254"/>
+        </w:tabs>
+        <w:ind w:left="4254" w:hanging="283"/>
+      </w:pPr>
+      <w:rPr>
+        <w:rFonts w:ascii="Symbol" w:hAnsi="Symbol" w:cs="Symbol" w:hint="default"/>
+      </w:rPr>
+    </w:lvl>
+    <w:lvl w:ilvl="6">
+      <w:start w:val="1"/>
+      <w:numFmt w:val="bullet"/>
+      <w:lvlText w:val=""/>
+      <w:lvlJc w:val="left"/>
+      <w:pPr>
+        <w:tabs>
+          <w:tab w:val="num" w:pos="4963"/>
+        </w:tabs>
+        <w:ind w:left="4963" w:hanging="283"/>
+      </w:pPr>
+      <w:rPr>
+        <w:rFonts w:ascii="Symbol" w:hAnsi="Symbol" w:cs="Symbol" w:hint="default"/>
+      </w:rPr>
+    </w:lvl>
+    <w:lvl w:ilvl="7">
+      <w:start w:val="1"/>
+      <w:numFmt w:val="bullet"/>
+      <w:lvlText w:val=""/>
+      <w:lvlJc w:val="left"/>
+      <w:pPr>
+        <w:tabs>
+          <w:tab w:val="num" w:pos="5672"/>
+        </w:tabs>
+        <w:ind w:left="5672" w:hanging="283"/>
+      </w:pPr>
+      <w:rPr>
+        <w:rFonts w:ascii="Symbol" w:hAnsi="Symbol" w:cs="Symbol" w:hint="default"/>
+      </w:rPr>
+    </w:lvl>
+    <w:lvl w:ilvl="8">
+      <w:start w:val="1"/>
+      <w:numFmt w:val="bullet"/>
+      <w:lvlText w:val=""/>
+      <w:lvlJc w:val="left"/>
+      <w:pPr>
+        <w:tabs>
+          <w:tab w:val="num" w:pos="6381"/>
+        </w:tabs>
+        <w:ind w:left="6381" w:hanging="283"/>
+      </w:pPr>
+      <w:rPr>
+        <w:rFonts w:ascii="Symbol" w:hAnsi="Symbol" w:cs="Symbol" w:hint="default"/>
+      </w:rPr>
+    </w:lvl>
+  </w:abstractNum>
+  <w:abstractNum w:abstractNumId="21">
+    <w:lvl w:ilvl="0">
+      <w:start w:val="1"/>
+      <w:numFmt w:val="bullet"/>
+      <w:lvlText w:val=""/>
+      <w:lvlJc w:val="left"/>
+      <w:pPr>
+        <w:tabs>
+          <w:tab w:val="num" w:pos="709"/>
+        </w:tabs>
+        <w:ind w:left="709" w:hanging="283"/>
+      </w:pPr>
+      <w:rPr>
+        <w:rFonts w:ascii="Symbol" w:hAnsi="Symbol" w:cs="Symbol" w:hint="default"/>
+      </w:rPr>
+    </w:lvl>
+    <w:lvl w:ilvl="1">
+      <w:start w:val="1"/>
+      <w:numFmt w:val="bullet"/>
+      <w:lvlText w:val=""/>
+      <w:lvlJc w:val="left"/>
+      <w:pPr>
+        <w:tabs>
+          <w:tab w:val="num" w:pos="1418"/>
+        </w:tabs>
+        <w:ind w:left="1418" w:hanging="283"/>
+      </w:pPr>
+      <w:rPr>
+        <w:rFonts w:ascii="Symbol" w:hAnsi="Symbol" w:cs="Symbol" w:hint="default"/>
+      </w:rPr>
+    </w:lvl>
+    <w:lvl w:ilvl="2">
+      <w:start w:val="1"/>
+      <w:numFmt w:val="bullet"/>
+      <w:lvlText w:val=""/>
+      <w:lvlJc w:val="left"/>
+      <w:pPr>
+        <w:tabs>
+          <w:tab w:val="num" w:pos="2127"/>
+        </w:tabs>
+        <w:ind w:left="2127" w:hanging="283"/>
+      </w:pPr>
+      <w:rPr>
+        <w:rFonts w:ascii="Symbol" w:hAnsi="Symbol" w:cs="Symbol" w:hint="default"/>
+      </w:rPr>
+    </w:lvl>
+    <w:lvl w:ilvl="3">
+      <w:start w:val="1"/>
+      <w:numFmt w:val="bullet"/>
+      <w:lvlText w:val=""/>
+      <w:lvlJc w:val="left"/>
+      <w:pPr>
+        <w:tabs>
+          <w:tab w:val="num" w:pos="2836"/>
+        </w:tabs>
+        <w:ind w:left="2836" w:hanging="283"/>
+      </w:pPr>
+      <w:rPr>
+        <w:rFonts w:ascii="Symbol" w:hAnsi="Symbol" w:cs="Symbol" w:hint="default"/>
+      </w:rPr>
+    </w:lvl>
+    <w:lvl w:ilvl="4">
+      <w:start w:val="1"/>
+      <w:numFmt w:val="bullet"/>
+      <w:lvlText w:val=""/>
+      <w:lvlJc w:val="left"/>
+      <w:pPr>
+        <w:tabs>
+          <w:tab w:val="num" w:pos="3545"/>
+        </w:tabs>
+        <w:ind w:left="3545" w:hanging="283"/>
+      </w:pPr>
+      <w:rPr>
+        <w:rFonts w:ascii="Symbol" w:hAnsi="Symbol" w:cs="Symbol" w:hint="default"/>
+      </w:rPr>
+    </w:lvl>
+    <w:lvl w:ilvl="5">
+      <w:start w:val="1"/>
+      <w:numFmt w:val="bullet"/>
+      <w:lvlText w:val=""/>
+      <w:lvlJc w:val="left"/>
+      <w:pPr>
+        <w:tabs>
+          <w:tab w:val="num" w:pos="4254"/>
+        </w:tabs>
+        <w:ind w:left="4254" w:hanging="283"/>
+      </w:pPr>
+      <w:rPr>
+        <w:rFonts w:ascii="Symbol" w:hAnsi="Symbol" w:cs="Symbol" w:hint="default"/>
+      </w:rPr>
+    </w:lvl>
+    <w:lvl w:ilvl="6">
+      <w:start w:val="1"/>
+      <w:numFmt w:val="bullet"/>
+      <w:lvlText w:val=""/>
+      <w:lvlJc w:val="left"/>
+      <w:pPr>
+        <w:tabs>
+          <w:tab w:val="num" w:pos="4963"/>
+        </w:tabs>
+        <w:ind w:left="4963" w:hanging="283"/>
+      </w:pPr>
+      <w:rPr>
+        <w:rFonts w:ascii="Symbol" w:hAnsi="Symbol" w:cs="Symbol" w:hint="default"/>
+      </w:rPr>
+    </w:lvl>
+    <w:lvl w:ilvl="7">
+      <w:start w:val="1"/>
+      <w:numFmt w:val="bullet"/>
+      <w:lvlText w:val=""/>
+      <w:lvlJc w:val="left"/>
+      <w:pPr>
+        <w:tabs>
+          <w:tab w:val="num" w:pos="5672"/>
+        </w:tabs>
+        <w:ind w:left="5672" w:hanging="283"/>
+      </w:pPr>
+      <w:rPr>
+        <w:rFonts w:ascii="Symbol" w:hAnsi="Symbol" w:cs="Symbol" w:hint="default"/>
+      </w:rPr>
+    </w:lvl>
+    <w:lvl w:ilvl="8">
+      <w:start w:val="1"/>
+      <w:numFmt w:val="bullet"/>
+      <w:lvlText w:val=""/>
+      <w:lvlJc w:val="left"/>
+      <w:pPr>
+        <w:tabs>
+          <w:tab w:val="num" w:pos="6381"/>
+        </w:tabs>
+        <w:ind w:left="6381" w:hanging="283"/>
+      </w:pPr>
+      <w:rPr>
+        <w:rFonts w:ascii="Symbol" w:hAnsi="Symbol" w:cs="Symbol" w:hint="default"/>
+      </w:rPr>
+    </w:lvl>
+  </w:abstractNum>
+  <w:abstractNum w:abstractNumId="22">
+    <w:lvl w:ilvl="0">
+      <w:start w:val="1"/>
+      <w:numFmt w:val="bullet"/>
+      <w:lvlText w:val=""/>
+      <w:lvlJc w:val="left"/>
+      <w:pPr>
+        <w:tabs>
+          <w:tab w:val="num" w:pos="709"/>
+        </w:tabs>
+        <w:ind w:left="709" w:hanging="283"/>
+      </w:pPr>
+      <w:rPr>
+        <w:rFonts w:ascii="Symbol" w:hAnsi="Symbol" w:cs="Symbol" w:hint="default"/>
+      </w:rPr>
+    </w:lvl>
+    <w:lvl w:ilvl="1">
+      <w:start w:val="1"/>
+      <w:numFmt w:val="bullet"/>
+      <w:lvlText w:val=""/>
+      <w:lvlJc w:val="left"/>
+      <w:pPr>
+        <w:tabs>
+          <w:tab w:val="num" w:pos="1418"/>
+        </w:tabs>
+        <w:ind w:left="1418" w:hanging="283"/>
+      </w:pPr>
+      <w:rPr>
+        <w:rFonts w:ascii="Symbol" w:hAnsi="Symbol" w:cs="Symbol" w:hint="default"/>
+      </w:rPr>
+    </w:lvl>
+    <w:lvl w:ilvl="2">
+      <w:start w:val="1"/>
+      <w:numFmt w:val="bullet"/>
+      <w:lvlText w:val=""/>
+      <w:lvlJc w:val="left"/>
+      <w:pPr>
+        <w:tabs>
+          <w:tab w:val="num" w:pos="2127"/>
+        </w:tabs>
+        <w:ind w:left="2127" w:hanging="283"/>
+      </w:pPr>
+      <w:rPr>
+        <w:rFonts w:ascii="Symbol" w:hAnsi="Symbol" w:cs="Symbol" w:hint="default"/>
+      </w:rPr>
+    </w:lvl>
+    <w:lvl w:ilvl="3">
+      <w:start w:val="1"/>
+      <w:numFmt w:val="bullet"/>
+      <w:lvlText w:val=""/>
+      <w:lvlJc w:val="left"/>
+      <w:pPr>
+        <w:tabs>
+          <w:tab w:val="num" w:pos="2836"/>
+        </w:tabs>
+        <w:ind w:left="2836" w:hanging="283"/>
+      </w:pPr>
+      <w:rPr>
+        <w:rFonts w:ascii="Symbol" w:hAnsi="Symbol" w:cs="Symbol" w:hint="default"/>
+      </w:rPr>
+    </w:lvl>
+    <w:lvl w:ilvl="4">
+      <w:start w:val="1"/>
+      <w:numFmt w:val="bullet"/>
+      <w:lvlText w:val=""/>
+      <w:lvlJc w:val="left"/>
+      <w:pPr>
+        <w:tabs>
+          <w:tab w:val="num" w:pos="3545"/>
+        </w:tabs>
+        <w:ind w:left="3545" w:hanging="283"/>
+      </w:pPr>
+      <w:rPr>
+        <w:rFonts w:ascii="Symbol" w:hAnsi="Symbol" w:cs="Symbol" w:hint="default"/>
+      </w:rPr>
+    </w:lvl>
+    <w:lvl w:ilvl="5">
+      <w:start w:val="1"/>
+      <w:numFmt w:val="bullet"/>
+      <w:lvlText w:val=""/>
+      <w:lvlJc w:val="left"/>
+      <w:pPr>
+        <w:tabs>
+          <w:tab w:val="num" w:pos="4254"/>
+        </w:tabs>
+        <w:ind w:left="4254" w:hanging="283"/>
+      </w:pPr>
+      <w:rPr>
+        <w:rFonts w:ascii="Symbol" w:hAnsi="Symbol" w:cs="Symbol" w:hint="default"/>
+      </w:rPr>
+    </w:lvl>
+    <w:lvl w:ilvl="6">
+      <w:start w:val="1"/>
+      <w:numFmt w:val="bullet"/>
+      <w:lvlText w:val=""/>
+      <w:lvlJc w:val="left"/>
+      <w:pPr>
+        <w:tabs>
+          <w:tab w:val="num" w:pos="4963"/>
+        </w:tabs>
+        <w:ind w:left="4963" w:hanging="283"/>
+      </w:pPr>
+      <w:rPr>
+        <w:rFonts w:ascii="Symbol" w:hAnsi="Symbol" w:cs="Symbol" w:hint="default"/>
+      </w:rPr>
+    </w:lvl>
+    <w:lvl w:ilvl="7">
+      <w:start w:val="1"/>
+      <w:numFmt w:val="bullet"/>
+      <w:lvlText w:val=""/>
+      <w:lvlJc w:val="left"/>
+      <w:pPr>
+        <w:tabs>
+          <w:tab w:val="num" w:pos="5672"/>
+        </w:tabs>
+        <w:ind w:left="5672" w:hanging="283"/>
+      </w:pPr>
+      <w:rPr>
+        <w:rFonts w:ascii="Symbol" w:hAnsi="Symbol" w:cs="Symbol" w:hint="default"/>
+      </w:rPr>
+    </w:lvl>
+    <w:lvl w:ilvl="8">
+      <w:start w:val="1"/>
+      <w:numFmt w:val="bullet"/>
+      <w:lvlText w:val=""/>
+      <w:lvlJc w:val="left"/>
+      <w:pPr>
+        <w:tabs>
+          <w:tab w:val="num" w:pos="6381"/>
+        </w:tabs>
+        <w:ind w:left="6381" w:hanging="283"/>
+      </w:pPr>
+      <w:rPr>
+        <w:rFonts w:ascii="Symbol" w:hAnsi="Symbol" w:cs="Symbol" w:hint="default"/>
+      </w:rPr>
+    </w:lvl>
+  </w:abstractNum>
+  <w:abstractNum w:abstractNumId="23">
+    <w:lvl w:ilvl="0">
+      <w:start w:val="1"/>
+      <w:numFmt w:val="bullet"/>
+      <w:lvlText w:val=""/>
+      <w:lvlJc w:val="left"/>
+      <w:pPr>
+        <w:tabs>
+          <w:tab w:val="num" w:pos="709"/>
+        </w:tabs>
+        <w:ind w:left="709" w:hanging="283"/>
+      </w:pPr>
+      <w:rPr>
+        <w:rFonts w:ascii="Symbol" w:hAnsi="Symbol" w:cs="Symbol" w:hint="default"/>
+      </w:rPr>
+    </w:lvl>
+    <w:lvl w:ilvl="1">
+      <w:start w:val="1"/>
+      <w:numFmt w:val="bullet"/>
+      <w:lvlText w:val=""/>
+      <w:lvlJc w:val="left"/>
+      <w:pPr>
+        <w:tabs>
+          <w:tab w:val="num" w:pos="1418"/>
+        </w:tabs>
+        <w:ind w:left="1418" w:hanging="283"/>
+      </w:pPr>
+      <w:rPr>
+        <w:rFonts w:ascii="Symbol" w:hAnsi="Symbol" w:cs="Symbol" w:hint="default"/>
+      </w:rPr>
+    </w:lvl>
+    <w:lvl w:ilvl="2">
+      <w:start w:val="1"/>
+      <w:numFmt w:val="bullet"/>
+      <w:lvlText w:val=""/>
+      <w:lvlJc w:val="left"/>
+      <w:pPr>
+        <w:tabs>
+          <w:tab w:val="num" w:pos="2127"/>
+        </w:tabs>
+        <w:ind w:left="2127" w:hanging="283"/>
+      </w:pPr>
+      <w:rPr>
+        <w:rFonts w:ascii="Symbol" w:hAnsi="Symbol" w:cs="Symbol" w:hint="default"/>
+      </w:rPr>
+    </w:lvl>
+    <w:lvl w:ilvl="3">
+      <w:start w:val="1"/>
+      <w:numFmt w:val="bullet"/>
+      <w:lvlText w:val=""/>
+      <w:lvlJc w:val="left"/>
+      <w:pPr>
+        <w:tabs>
+          <w:tab w:val="num" w:pos="2836"/>
+        </w:tabs>
+        <w:ind w:left="2836" w:hanging="283"/>
+      </w:pPr>
+      <w:rPr>
+        <w:rFonts w:ascii="Symbol" w:hAnsi="Symbol" w:cs="Symbol" w:hint="default"/>
+      </w:rPr>
+    </w:lvl>
+    <w:lvl w:ilvl="4">
+      <w:start w:val="1"/>
+      <w:numFmt w:val="bullet"/>
+      <w:lvlText w:val=""/>
+      <w:lvlJc w:val="left"/>
+      <w:pPr>
+        <w:tabs>
+          <w:tab w:val="num" w:pos="3545"/>
+        </w:tabs>
+        <w:ind w:left="3545" w:hanging="283"/>
+      </w:pPr>
+      <w:rPr>
+        <w:rFonts w:ascii="Symbol" w:hAnsi="Symbol" w:cs="Symbol" w:hint="default"/>
+      </w:rPr>
+    </w:lvl>
+    <w:lvl w:ilvl="5">
+      <w:start w:val="1"/>
+      <w:numFmt w:val="bullet"/>
+      <w:lvlText w:val=""/>
+      <w:lvlJc w:val="left"/>
+      <w:pPr>
+        <w:tabs>
+          <w:tab w:val="num" w:pos="4254"/>
+        </w:tabs>
+        <w:ind w:left="4254" w:hanging="283"/>
+      </w:pPr>
+      <w:rPr>
+        <w:rFonts w:ascii="Symbol" w:hAnsi="Symbol" w:cs="Symbol" w:hint="default"/>
+      </w:rPr>
+    </w:lvl>
+    <w:lvl w:ilvl="6">
+      <w:start w:val="1"/>
+      <w:numFmt w:val="bullet"/>
+      <w:lvlText w:val=""/>
+      <w:lvlJc w:val="left"/>
+      <w:pPr>
+        <w:tabs>
+          <w:tab w:val="num" w:pos="4963"/>
+        </w:tabs>
+        <w:ind w:left="4963" w:hanging="283"/>
+      </w:pPr>
+      <w:rPr>
+        <w:rFonts w:ascii="Symbol" w:hAnsi="Symbol" w:cs="Symbol" w:hint="default"/>
+      </w:rPr>
+    </w:lvl>
+    <w:lvl w:ilvl="7">
+      <w:start w:val="1"/>
+      <w:numFmt w:val="bullet"/>
+      <w:lvlText w:val=""/>
+      <w:lvlJc w:val="left"/>
+      <w:pPr>
+        <w:tabs>
+          <w:tab w:val="num" w:pos="5672"/>
+        </w:tabs>
+        <w:ind w:left="5672" w:hanging="283"/>
+      </w:pPr>
+      <w:rPr>
+        <w:rFonts w:ascii="Symbol" w:hAnsi="Symbol" w:cs="Symbol" w:hint="default"/>
+      </w:rPr>
+    </w:lvl>
+    <w:lvl w:ilvl="8">
+      <w:start w:val="1"/>
+      <w:numFmt w:val="bullet"/>
+      <w:lvlText w:val=""/>
+      <w:lvlJc w:val="left"/>
+      <w:pPr>
+        <w:tabs>
+          <w:tab w:val="num" w:pos="6381"/>
+        </w:tabs>
+        <w:ind w:left="6381" w:hanging="283"/>
+      </w:pPr>
+      <w:rPr>
+        <w:rFonts w:ascii="Symbol" w:hAnsi="Symbol" w:cs="Symbol" w:hint="default"/>
+      </w:rPr>
+    </w:lvl>
+  </w:abstractNum>
+  <w:abstractNum w:abstractNumId="24">
+    <w:lvl w:ilvl="0">
+      <w:start w:val="1"/>
+      <w:numFmt w:val="bullet"/>
+      <w:lvlText w:val=""/>
+      <w:lvlJc w:val="left"/>
+      <w:pPr>
+        <w:tabs>
+          <w:tab w:val="num" w:pos="709"/>
+        </w:tabs>
+        <w:ind w:left="709" w:hanging="283"/>
+      </w:pPr>
+      <w:rPr>
+        <w:rFonts w:ascii="Symbol" w:hAnsi="Symbol" w:cs="Symbol" w:hint="default"/>
+      </w:rPr>
+    </w:lvl>
+    <w:lvl w:ilvl="1">
+      <w:start w:val="1"/>
+      <w:numFmt w:val="bullet"/>
+      <w:lvlText w:val=""/>
+      <w:lvlJc w:val="left"/>
+      <w:pPr>
+        <w:tabs>
+          <w:tab w:val="num" w:pos="1418"/>
+        </w:tabs>
+        <w:ind w:left="1418" w:hanging="283"/>
+      </w:pPr>
+      <w:rPr>
+        <w:rFonts w:ascii="Symbol" w:hAnsi="Symbol" w:cs="Symbol" w:hint="default"/>
+      </w:rPr>
+    </w:lvl>
+    <w:lvl w:ilvl="2">
+      <w:start w:val="1"/>
+      <w:numFmt w:val="bullet"/>
+      <w:lvlText w:val=""/>
+      <w:lvlJc w:val="left"/>
+      <w:pPr>
+        <w:tabs>
+          <w:tab w:val="num" w:pos="2127"/>
+        </w:tabs>
+        <w:ind w:left="2127" w:hanging="283"/>
+      </w:pPr>
+      <w:rPr>
+        <w:rFonts w:ascii="Symbol" w:hAnsi="Symbol" w:cs="Symbol" w:hint="default"/>
+      </w:rPr>
+    </w:lvl>
+    <w:lvl w:ilvl="3">
+      <w:start w:val="1"/>
+      <w:numFmt w:val="bullet"/>
+      <w:lvlText w:val=""/>
+      <w:lvlJc w:val="left"/>
+      <w:pPr>
+        <w:tabs>
+          <w:tab w:val="num" w:pos="2836"/>
+        </w:tabs>
+        <w:ind w:left="2836" w:hanging="283"/>
+      </w:pPr>
+      <w:rPr>
+        <w:rFonts w:ascii="Symbol" w:hAnsi="Symbol" w:cs="Symbol" w:hint="default"/>
+      </w:rPr>
+    </w:lvl>
+    <w:lvl w:ilvl="4">
+      <w:start w:val="1"/>
+      <w:numFmt w:val="bullet"/>
+      <w:lvlText w:val=""/>
+      <w:lvlJc w:val="left"/>
+      <w:pPr>
+        <w:tabs>
+          <w:tab w:val="num" w:pos="3545"/>
+        </w:tabs>
+        <w:ind w:left="3545" w:hanging="283"/>
+      </w:pPr>
+      <w:rPr>
+        <w:rFonts w:ascii="Symbol" w:hAnsi="Symbol" w:cs="Symbol" w:hint="default"/>
+      </w:rPr>
+    </w:lvl>
+    <w:lvl w:ilvl="5">
+      <w:start w:val="1"/>
+      <w:numFmt w:val="bullet"/>
+      <w:lvlText w:val=""/>
+      <w:lvlJc w:val="left"/>
+      <w:pPr>
+        <w:tabs>
+          <w:tab w:val="num" w:pos="4254"/>
+        </w:tabs>
+        <w:ind w:left="4254" w:hanging="283"/>
+      </w:pPr>
+      <w:rPr>
+        <w:rFonts w:ascii="Symbol" w:hAnsi="Symbol" w:cs="Symbol" w:hint="default"/>
+      </w:rPr>
+    </w:lvl>
+    <w:lvl w:ilvl="6">
+      <w:start w:val="1"/>
+      <w:numFmt w:val="bullet"/>
+      <w:lvlText w:val=""/>
+      <w:lvlJc w:val="left"/>
+      <w:pPr>
+        <w:tabs>
+          <w:tab w:val="num" w:pos="4963"/>
+        </w:tabs>
+        <w:ind w:left="4963" w:hanging="283"/>
+      </w:pPr>
+      <w:rPr>
+        <w:rFonts w:ascii="Symbol" w:hAnsi="Symbol" w:cs="Symbol" w:hint="default"/>
+      </w:rPr>
+    </w:lvl>
+    <w:lvl w:ilvl="7">
+      <w:start w:val="1"/>
+      <w:numFmt w:val="bullet"/>
+      <w:lvlText w:val=""/>
+      <w:lvlJc w:val="left"/>
+      <w:pPr>
+        <w:tabs>
+          <w:tab w:val="num" w:pos="5672"/>
+        </w:tabs>
+        <w:ind w:left="5672" w:hanging="283"/>
+      </w:pPr>
+      <w:rPr>
+        <w:rFonts w:ascii="Symbol" w:hAnsi="Symbol" w:cs="Symbol" w:hint="default"/>
+      </w:rPr>
+    </w:lvl>
+    <w:lvl w:ilvl="8">
+      <w:start w:val="1"/>
+      <w:numFmt w:val="bullet"/>
+      <w:lvlText w:val=""/>
+      <w:lvlJc w:val="left"/>
+      <w:pPr>
+        <w:tabs>
+          <w:tab w:val="num" w:pos="6381"/>
+        </w:tabs>
+        <w:ind w:left="6381" w:hanging="283"/>
+      </w:pPr>
+      <w:rPr>
+        <w:rFonts w:ascii="Symbol" w:hAnsi="Symbol" w:cs="Symbol" w:hint="default"/>
+      </w:rPr>
+    </w:lvl>
+  </w:abstractNum>
+  <w:abstractNum w:abstractNumId="25">
+    <w:lvl w:ilvl="0">
+      <w:start w:val="1"/>
+      <w:numFmt w:val="bullet"/>
+      <w:lvlText w:val=""/>
+      <w:lvlJc w:val="left"/>
+      <w:pPr>
+        <w:tabs>
+          <w:tab w:val="num" w:pos="709"/>
+        </w:tabs>
+        <w:ind w:left="709" w:hanging="283"/>
+      </w:pPr>
+      <w:rPr>
+        <w:rFonts w:ascii="Symbol" w:hAnsi="Symbol" w:cs="Symbol" w:hint="default"/>
+      </w:rPr>
+    </w:lvl>
+    <w:lvl w:ilvl="1">
+      <w:start w:val="1"/>
+      <w:numFmt w:val="bullet"/>
+      <w:lvlText w:val=""/>
+      <w:lvlJc w:val="left"/>
+      <w:pPr>
+        <w:tabs>
+          <w:tab w:val="num" w:pos="1418"/>
+        </w:tabs>
+        <w:ind w:left="1418" w:hanging="283"/>
+      </w:pPr>
+      <w:rPr>
+        <w:rFonts w:ascii="Symbol" w:hAnsi="Symbol" w:cs="Symbol" w:hint="default"/>
+      </w:rPr>
+    </w:lvl>
+    <w:lvl w:ilvl="2">
+      <w:start w:val="1"/>
+      <w:numFmt w:val="bullet"/>
+      <w:lvlText w:val=""/>
+      <w:lvlJc w:val="left"/>
+      <w:pPr>
+        <w:tabs>
+          <w:tab w:val="num" w:pos="2127"/>
+        </w:tabs>
+        <w:ind w:left="2127" w:hanging="283"/>
+      </w:pPr>
+      <w:rPr>
+        <w:rFonts w:ascii="Symbol" w:hAnsi="Symbol" w:cs="Symbol" w:hint="default"/>
+      </w:rPr>
+    </w:lvl>
+    <w:lvl w:ilvl="3">
+      <w:start w:val="1"/>
+      <w:numFmt w:val="bullet"/>
+      <w:lvlText w:val=""/>
+      <w:lvlJc w:val="left"/>
+      <w:pPr>
+        <w:tabs>
+          <w:tab w:val="num" w:pos="2836"/>
+        </w:tabs>
+        <w:ind w:left="2836" w:hanging="283"/>
+      </w:pPr>
+      <w:rPr>
+        <w:rFonts w:ascii="Symbol" w:hAnsi="Symbol" w:cs="Symbol" w:hint="default"/>
+      </w:rPr>
+    </w:lvl>
+    <w:lvl w:ilvl="4">
+      <w:start w:val="1"/>
+      <w:numFmt w:val="bullet"/>
+      <w:lvlText w:val=""/>
+      <w:lvlJc w:val="left"/>
+      <w:pPr>
+        <w:tabs>
+          <w:tab w:val="num" w:pos="3545"/>
+        </w:tabs>
+        <w:ind w:left="3545" w:hanging="283"/>
+      </w:pPr>
+      <w:rPr>
+        <w:rFonts w:ascii="Symbol" w:hAnsi="Symbol" w:cs="Symbol" w:hint="default"/>
+      </w:rPr>
+    </w:lvl>
+    <w:lvl w:ilvl="5">
+      <w:start w:val="1"/>
+      <w:numFmt w:val="bullet"/>
+      <w:lvlText w:val=""/>
+      <w:lvlJc w:val="left"/>
+      <w:pPr>
+        <w:tabs>
+          <w:tab w:val="num" w:pos="4254"/>
+        </w:tabs>
+        <w:ind w:left="4254" w:hanging="283"/>
+      </w:pPr>
+      <w:rPr>
+        <w:rFonts w:ascii="Symbol" w:hAnsi="Symbol" w:cs="Symbol" w:hint="default"/>
+      </w:rPr>
+    </w:lvl>
+    <w:lvl w:ilvl="6">
+      <w:start w:val="1"/>
+      <w:numFmt w:val="bullet"/>
+      <w:lvlText w:val=""/>
+      <w:lvlJc w:val="left"/>
+      <w:pPr>
+        <w:tabs>
+          <w:tab w:val="num" w:pos="4963"/>
+        </w:tabs>
+        <w:ind w:left="4963" w:hanging="283"/>
+      </w:pPr>
+      <w:rPr>
+        <w:rFonts w:ascii="Symbol" w:hAnsi="Symbol" w:cs="Symbol" w:hint="default"/>
+      </w:rPr>
+    </w:lvl>
+    <w:lvl w:ilvl="7">
+      <w:start w:val="1"/>
+      <w:numFmt w:val="bullet"/>
+      <w:lvlText w:val=""/>
+      <w:lvlJc w:val="left"/>
+      <w:pPr>
+        <w:tabs>
+          <w:tab w:val="num" w:pos="5672"/>
+        </w:tabs>
+        <w:ind w:left="5672" w:hanging="283"/>
+      </w:pPr>
+      <w:rPr>
+        <w:rFonts w:ascii="Symbol" w:hAnsi="Symbol" w:cs="Symbol" w:hint="default"/>
+      </w:rPr>
+    </w:lvl>
+    <w:lvl w:ilvl="8">
+      <w:start w:val="1"/>
+      <w:numFmt w:val="bullet"/>
+      <w:lvlText w:val=""/>
+      <w:lvlJc w:val="left"/>
+      <w:pPr>
+        <w:tabs>
+          <w:tab w:val="num" w:pos="6381"/>
+        </w:tabs>
+        <w:ind w:left="6381" w:hanging="283"/>
+      </w:pPr>
+      <w:rPr>
+        <w:rFonts w:ascii="Symbol" w:hAnsi="Symbol" w:cs="Symbol" w:hint="default"/>
+      </w:rPr>
+    </w:lvl>
+  </w:abstractNum>
+  <w:abstractNum w:abstractNumId="26">
+    <w:lvl w:ilvl="0">
+      <w:start w:val="1"/>
+      <w:numFmt w:val="bullet"/>
+      <w:lvlText w:val=""/>
+      <w:lvlJc w:val="left"/>
+      <w:pPr>
+        <w:tabs>
+          <w:tab w:val="num" w:pos="709"/>
+        </w:tabs>
+        <w:ind w:left="709" w:hanging="283"/>
+      </w:pPr>
+      <w:rPr>
+        <w:rFonts w:ascii="Symbol" w:hAnsi="Symbol" w:cs="Symbol" w:hint="default"/>
+      </w:rPr>
+    </w:lvl>
+    <w:lvl w:ilvl="1">
+      <w:start w:val="1"/>
+      <w:numFmt w:val="bullet"/>
+      <w:lvlText w:val=""/>
+      <w:lvlJc w:val="left"/>
+      <w:pPr>
+        <w:tabs>
+          <w:tab w:val="num" w:pos="1418"/>
+        </w:tabs>
+        <w:ind w:left="1418" w:hanging="283"/>
+      </w:pPr>
+      <w:rPr>
+        <w:rFonts w:ascii="Symbol" w:hAnsi="Symbol" w:cs="Symbol" w:hint="default"/>
+      </w:rPr>
+    </w:lvl>
+    <w:lvl w:ilvl="2">
+      <w:start w:val="1"/>
+      <w:numFmt w:val="bullet"/>
+      <w:lvlText w:val=""/>
+      <w:lvlJc w:val="left"/>
+      <w:pPr>
+        <w:tabs>
+          <w:tab w:val="num" w:pos="2127"/>
+        </w:tabs>
+        <w:ind w:left="2127" w:hanging="283"/>
+      </w:pPr>
+      <w:rPr>
+        <w:rFonts w:ascii="Symbol" w:hAnsi="Symbol" w:cs="Symbol" w:hint="default"/>
+      </w:rPr>
+    </w:lvl>
+    <w:lvl w:ilvl="3">
+      <w:start w:val="1"/>
+      <w:numFmt w:val="bullet"/>
+      <w:lvlText w:val=""/>
+      <w:lvlJc w:val="left"/>
+      <w:pPr>
+        <w:tabs>
+          <w:tab w:val="num" w:pos="2836"/>
+        </w:tabs>
+        <w:ind w:left="2836" w:hanging="283"/>
+      </w:pPr>
+      <w:rPr>
+        <w:rFonts w:ascii="Symbol" w:hAnsi="Symbol" w:cs="Symbol" w:hint="default"/>
+      </w:rPr>
+    </w:lvl>
+    <w:lvl w:ilvl="4">
+      <w:start w:val="1"/>
+      <w:numFmt w:val="bullet"/>
+      <w:lvlText w:val=""/>
+      <w:lvlJc w:val="left"/>
+      <w:pPr>
+        <w:tabs>
+          <w:tab w:val="num" w:pos="3545"/>
+        </w:tabs>
+        <w:ind w:left="3545" w:hanging="283"/>
+      </w:pPr>
+      <w:rPr>
+        <w:rFonts w:ascii="Symbol" w:hAnsi="Symbol" w:cs="Symbol" w:hint="default"/>
+      </w:rPr>
+    </w:lvl>
+    <w:lvl w:ilvl="5">
+      <w:start w:val="1"/>
+      <w:numFmt w:val="bullet"/>
+      <w:lvlText w:val=""/>
+      <w:lvlJc w:val="left"/>
+      <w:pPr>
+        <w:tabs>
+          <w:tab w:val="num" w:pos="4254"/>
+        </w:tabs>
+        <w:ind w:left="4254" w:hanging="283"/>
+      </w:pPr>
+      <w:rPr>
+        <w:rFonts w:ascii="Symbol" w:hAnsi="Symbol" w:cs="Symbol" w:hint="default"/>
+      </w:rPr>
+    </w:lvl>
+    <w:lvl w:ilvl="6">
+      <w:start w:val="1"/>
+      <w:numFmt w:val="bullet"/>
+      <w:lvlText w:val=""/>
+      <w:lvlJc w:val="left"/>
+      <w:pPr>
+        <w:tabs>
+          <w:tab w:val="num" w:pos="4963"/>
+        </w:tabs>
+        <w:ind w:left="4963" w:hanging="283"/>
+      </w:pPr>
+      <w:rPr>
+        <w:rFonts w:ascii="Symbol" w:hAnsi="Symbol" w:cs="Symbol" w:hint="default"/>
+      </w:rPr>
+    </w:lvl>
+    <w:lvl w:ilvl="7">
+      <w:start w:val="1"/>
+      <w:numFmt w:val="bullet"/>
+      <w:lvlText w:val=""/>
+      <w:lvlJc w:val="left"/>
+      <w:pPr>
+        <w:tabs>
+          <w:tab w:val="num" w:pos="5672"/>
+        </w:tabs>
+        <w:ind w:left="5672" w:hanging="283"/>
+      </w:pPr>
+      <w:rPr>
+        <w:rFonts w:ascii="Symbol" w:hAnsi="Symbol" w:cs="Symbol" w:hint="default"/>
+      </w:rPr>
+    </w:lvl>
+    <w:lvl w:ilvl="8">
+      <w:start w:val="1"/>
+      <w:numFmt w:val="bullet"/>
+      <w:lvlText w:val=""/>
+      <w:lvlJc w:val="left"/>
+      <w:pPr>
+        <w:tabs>
+          <w:tab w:val="num" w:pos="6381"/>
+        </w:tabs>
+        <w:ind w:left="6381" w:hanging="283"/>
+      </w:pPr>
+      <w:rPr>
+        <w:rFonts w:ascii="Symbol" w:hAnsi="Symbol" w:cs="Symbol" w:hint="default"/>
+      </w:rPr>
+    </w:lvl>
+  </w:abstractNum>
+  <w:abstractNum w:abstractNumId="27">
+    <w:lvl w:ilvl="0">
+      <w:start w:val="1"/>
+      <w:numFmt w:val="bullet"/>
+      <w:lvlText w:val=""/>
+      <w:lvlJc w:val="left"/>
+      <w:pPr>
+        <w:tabs>
+          <w:tab w:val="num" w:pos="709"/>
+        </w:tabs>
+        <w:ind w:left="709" w:hanging="283"/>
+      </w:pPr>
+      <w:rPr>
+        <w:rFonts w:ascii="Symbol" w:hAnsi="Symbol" w:cs="Symbol" w:hint="default"/>
+      </w:rPr>
+    </w:lvl>
+    <w:lvl w:ilvl="1">
+      <w:start w:val="1"/>
+      <w:numFmt w:val="bullet"/>
+      <w:lvlText w:val=""/>
+      <w:lvlJc w:val="left"/>
+      <w:pPr>
+        <w:tabs>
+          <w:tab w:val="num" w:pos="1418"/>
+        </w:tabs>
+        <w:ind w:left="1418" w:hanging="283"/>
+      </w:pPr>
+      <w:rPr>
+        <w:rFonts w:ascii="Symbol" w:hAnsi="Symbol" w:cs="Symbol" w:hint="default"/>
+      </w:rPr>
+    </w:lvl>
+    <w:lvl w:ilvl="2">
+      <w:start w:val="1"/>
+      <w:numFmt w:val="bullet"/>
+      <w:lvlText w:val=""/>
+      <w:lvlJc w:val="left"/>
+      <w:pPr>
+        <w:tabs>
+          <w:tab w:val="num" w:pos="2127"/>
+        </w:tabs>
+        <w:ind w:left="2127" w:hanging="283"/>
+      </w:pPr>
+      <w:rPr>
+        <w:rFonts w:ascii="Symbol" w:hAnsi="Symbol" w:cs="Symbol" w:hint="default"/>
+      </w:rPr>
+    </w:lvl>
+    <w:lvl w:ilvl="3">
+      <w:start w:val="1"/>
+      <w:numFmt w:val="bullet"/>
+      <w:lvlText w:val=""/>
+      <w:lvlJc w:val="left"/>
+      <w:pPr>
+        <w:tabs>
+          <w:tab w:val="num" w:pos="2836"/>
+        </w:tabs>
+        <w:ind w:left="2836" w:hanging="283"/>
+      </w:pPr>
+      <w:rPr>
+        <w:rFonts w:ascii="Symbol" w:hAnsi="Symbol" w:cs="Symbol" w:hint="default"/>
+      </w:rPr>
+    </w:lvl>
+    <w:lvl w:ilvl="4">
+      <w:start w:val="1"/>
+      <w:numFmt w:val="bullet"/>
+      <w:lvlText w:val=""/>
+      <w:lvlJc w:val="left"/>
+      <w:pPr>
+        <w:tabs>
+          <w:tab w:val="num" w:pos="3545"/>
+        </w:tabs>
+        <w:ind w:left="3545" w:hanging="283"/>
+      </w:pPr>
+      <w:rPr>
+        <w:rFonts w:ascii="Symbol" w:hAnsi="Symbol" w:cs="Symbol" w:hint="default"/>
+      </w:rPr>
+    </w:lvl>
+    <w:lvl w:ilvl="5">
+      <w:start w:val="1"/>
+      <w:numFmt w:val="bullet"/>
+      <w:lvlText w:val=""/>
+      <w:lvlJc w:val="left"/>
+      <w:pPr>
+        <w:tabs>
+          <w:tab w:val="num" w:pos="4254"/>
+        </w:tabs>
+        <w:ind w:left="4254" w:hanging="283"/>
+      </w:pPr>
+      <w:rPr>
+        <w:rFonts w:ascii="Symbol" w:hAnsi="Symbol" w:cs="Symbol" w:hint="default"/>
+      </w:rPr>
+    </w:lvl>
+    <w:lvl w:ilvl="6">
+      <w:start w:val="1"/>
+      <w:numFmt w:val="bullet"/>
+      <w:lvlText w:val=""/>
+      <w:lvlJc w:val="left"/>
+      <w:pPr>
+        <w:tabs>
+          <w:tab w:val="num" w:pos="4963"/>
+        </w:tabs>
+        <w:ind w:left="4963" w:hanging="283"/>
+      </w:pPr>
+      <w:rPr>
+        <w:rFonts w:ascii="Symbol" w:hAnsi="Symbol" w:cs="Symbol" w:hint="default"/>
+      </w:rPr>
+    </w:lvl>
+    <w:lvl w:ilvl="7">
+      <w:start w:val="1"/>
+      <w:numFmt w:val="bullet"/>
+      <w:lvlText w:val=""/>
+      <w:lvlJc w:val="left"/>
+      <w:pPr>
+        <w:tabs>
+          <w:tab w:val="num" w:pos="5672"/>
+        </w:tabs>
+        <w:ind w:left="5672" w:hanging="283"/>
+      </w:pPr>
+      <w:rPr>
+        <w:rFonts w:ascii="Symbol" w:hAnsi="Symbol" w:cs="Symbol" w:hint="default"/>
+      </w:rPr>
+    </w:lvl>
+    <w:lvl w:ilvl="8">
+      <w:start w:val="1"/>
+      <w:numFmt w:val="bullet"/>
+      <w:lvlText w:val=""/>
+      <w:lvlJc w:val="left"/>
+      <w:pPr>
+        <w:tabs>
+          <w:tab w:val="num" w:pos="6381"/>
+        </w:tabs>
+        <w:ind w:left="6381" w:hanging="283"/>
+      </w:pPr>
+      <w:rPr>
+        <w:rFonts w:ascii="Symbol" w:hAnsi="Symbol" w:cs="Symbol" w:hint="default"/>
+      </w:rPr>
+    </w:lvl>
+  </w:abstractNum>
+  <w:abstractNum w:abstractNumId="28">
+    <w:lvl w:ilvl="0">
+      <w:start w:val="1"/>
+      <w:numFmt w:val="bullet"/>
+      <w:lvlText w:val=""/>
+      <w:lvlJc w:val="left"/>
+      <w:pPr>
+        <w:tabs>
+          <w:tab w:val="num" w:pos="709"/>
+        </w:tabs>
+        <w:ind w:left="709" w:hanging="283"/>
+      </w:pPr>
+      <w:rPr>
+        <w:rFonts w:ascii="Symbol" w:hAnsi="Symbol" w:cs="Symbol" w:hint="default"/>
+      </w:rPr>
+    </w:lvl>
+    <w:lvl w:ilvl="1">
+      <w:start w:val="1"/>
+      <w:numFmt w:val="bullet"/>
+      <w:lvlText w:val=""/>
+      <w:lvlJc w:val="left"/>
+      <w:pPr>
+        <w:tabs>
+          <w:tab w:val="num" w:pos="1418"/>
+        </w:tabs>
+        <w:ind w:left="1418" w:hanging="283"/>
+      </w:pPr>
+      <w:rPr>
+        <w:rFonts w:ascii="Symbol" w:hAnsi="Symbol" w:cs="Symbol" w:hint="default"/>
+      </w:rPr>
+    </w:lvl>
+    <w:lvl w:ilvl="2">
+      <w:start w:val="1"/>
+      <w:numFmt w:val="bullet"/>
+      <w:lvlText w:val=""/>
+      <w:lvlJc w:val="left"/>
+      <w:pPr>
+        <w:tabs>
+          <w:tab w:val="num" w:pos="2127"/>
+        </w:tabs>
+        <w:ind w:left="2127" w:hanging="283"/>
+      </w:pPr>
+      <w:rPr>
+        <w:rFonts w:ascii="Symbol" w:hAnsi="Symbol" w:cs="Symbol" w:hint="default"/>
+      </w:rPr>
+    </w:lvl>
+    <w:lvl w:ilvl="3">
+      <w:start w:val="1"/>
+      <w:numFmt w:val="bullet"/>
+      <w:lvlText w:val=""/>
+      <w:lvlJc w:val="left"/>
+      <w:pPr>
+        <w:tabs>
+          <w:tab w:val="num" w:pos="2836"/>
+        </w:tabs>
+        <w:ind w:left="2836" w:hanging="283"/>
+      </w:pPr>
+      <w:rPr>
+        <w:rFonts w:ascii="Symbol" w:hAnsi="Symbol" w:cs="Symbol" w:hint="default"/>
+      </w:rPr>
+    </w:lvl>
+    <w:lvl w:ilvl="4">
+      <w:start w:val="1"/>
+      <w:numFmt w:val="bullet"/>
+      <w:lvlText w:val=""/>
+      <w:lvlJc w:val="left"/>
+      <w:pPr>
+        <w:tabs>
+          <w:tab w:val="num" w:pos="3545"/>
+        </w:tabs>
+        <w:ind w:left="3545" w:hanging="283"/>
+      </w:pPr>
+      <w:rPr>
+        <w:rFonts w:ascii="Symbol" w:hAnsi="Symbol" w:cs="Symbol" w:hint="default"/>
+      </w:rPr>
+    </w:lvl>
+    <w:lvl w:ilvl="5">
+      <w:start w:val="1"/>
+      <w:numFmt w:val="bullet"/>
+      <w:lvlText w:val=""/>
+      <w:lvlJc w:val="left"/>
+      <w:pPr>
+        <w:tabs>
+          <w:tab w:val="num" w:pos="4254"/>
+        </w:tabs>
+        <w:ind w:left="4254" w:hanging="283"/>
+      </w:pPr>
+      <w:rPr>
+        <w:rFonts w:ascii="Symbol" w:hAnsi="Symbol" w:cs="Symbol" w:hint="default"/>
+      </w:rPr>
+    </w:lvl>
+    <w:lvl w:ilvl="6">
+      <w:start w:val="1"/>
+      <w:numFmt w:val="bullet"/>
+      <w:lvlText w:val=""/>
+      <w:lvlJc w:val="left"/>
+      <w:pPr>
+        <w:tabs>
+          <w:tab w:val="num" w:pos="4963"/>
+        </w:tabs>
+        <w:ind w:left="4963" w:hanging="283"/>
+      </w:pPr>
+      <w:rPr>
+        <w:rFonts w:ascii="Symbol" w:hAnsi="Symbol" w:cs="Symbol" w:hint="default"/>
+      </w:rPr>
+    </w:lvl>
+    <w:lvl w:ilvl="7">
+      <w:start w:val="1"/>
+      <w:numFmt w:val="bullet"/>
+      <w:lvlText w:val=""/>
+      <w:lvlJc w:val="left"/>
+      <w:pPr>
+        <w:tabs>
+          <w:tab w:val="num" w:pos="5672"/>
+        </w:tabs>
+        <w:ind w:left="5672" w:hanging="283"/>
+      </w:pPr>
+      <w:rPr>
+        <w:rFonts w:ascii="Symbol" w:hAnsi="Symbol" w:cs="Symbol" w:hint="default"/>
+      </w:rPr>
+    </w:lvl>
+    <w:lvl w:ilvl="8">
+      <w:start w:val="1"/>
+      <w:numFmt w:val="bullet"/>
+      <w:lvlText w:val=""/>
+      <w:lvlJc w:val="left"/>
+      <w:pPr>
+        <w:tabs>
+          <w:tab w:val="num" w:pos="6381"/>
+        </w:tabs>
+        <w:ind w:left="6381" w:hanging="283"/>
+      </w:pPr>
+      <w:rPr>
+        <w:rFonts w:ascii="Symbol" w:hAnsi="Symbol" w:cs="Symbol" w:hint="default"/>
+      </w:rPr>
+    </w:lvl>
+  </w:abstractNum>
+  <w:abstractNum w:abstractNumId="29">
+    <w:lvl w:ilvl="0">
+      <w:start w:val="1"/>
+      <w:numFmt w:val="none"/>
+      <w:suff w:val="nothing"/>
+      <w:lvlText w:val=""/>
+      <w:lvlJc w:val="left"/>
+      <w:pPr>
+        <w:tabs>
+          <w:tab w:val="num" w:pos="0"/>
+        </w:tabs>
+        <w:ind w:left="0" w:hanging="0"/>
+      </w:pPr>
+    </w:lvl>
+    <w:lvl w:ilvl="1">
+      <w:start w:val="1"/>
+      <w:numFmt w:val="none"/>
+      <w:suff w:val="nothing"/>
+      <w:lvlText w:val=""/>
+      <w:lvlJc w:val="left"/>
+      <w:pPr>
+        <w:tabs>
+          <w:tab w:val="num" w:pos="0"/>
+        </w:tabs>
+        <w:ind w:left="0" w:hanging="0"/>
+      </w:pPr>
+    </w:lvl>
+    <w:lvl w:ilvl="2">
+      <w:start w:val="1"/>
+      <w:numFmt w:val="none"/>
+      <w:suff w:val="nothing"/>
+      <w:lvlText w:val=""/>
+      <w:lvlJc w:val="left"/>
+      <w:pPr>
+        <w:tabs>
+          <w:tab w:val="num" w:pos="0"/>
+        </w:tabs>
+        <w:ind w:left="0" w:hanging="0"/>
+      </w:pPr>
+    </w:lvl>
+    <w:lvl w:ilvl="3">
+      <w:start w:val="1"/>
+      <w:numFmt w:val="none"/>
+      <w:suff w:val="nothing"/>
+      <w:lvlText w:val=""/>
+      <w:lvlJc w:val="left"/>
+      <w:pPr>
+        <w:tabs>
+          <w:tab w:val="num" w:pos="0"/>
+        </w:tabs>
+        <w:ind w:left="0" w:hanging="0"/>
+      </w:pPr>
+    </w:lvl>
+    <w:lvl w:ilvl="4">
+      <w:start w:val="1"/>
+      <w:numFmt w:val="none"/>
+      <w:suff w:val="nothing"/>
+      <w:lvlText w:val=""/>
+      <w:lvlJc w:val="left"/>
+      <w:pPr>
+        <w:tabs>
+          <w:tab w:val="num" w:pos="0"/>
+        </w:tabs>
+        <w:ind w:left="0" w:hanging="0"/>
+      </w:pPr>
+    </w:lvl>
+    <w:lvl w:ilvl="5">
+      <w:start w:val="1"/>
+      <w:numFmt w:val="none"/>
+      <w:suff w:val="nothing"/>
+      <w:lvlText w:val=""/>
+      <w:lvlJc w:val="left"/>
+      <w:pPr>
+        <w:tabs>
+          <w:tab w:val="num" w:pos="0"/>
+        </w:tabs>
+        <w:ind w:left="0" w:hanging="0"/>
+      </w:pPr>
+    </w:lvl>
+    <w:lvl w:ilvl="6">
+      <w:start w:val="1"/>
+      <w:numFmt w:val="none"/>
+      <w:suff w:val="nothing"/>
+      <w:lvlText w:val=""/>
+      <w:lvlJc w:val="left"/>
+      <w:pPr>
+        <w:tabs>
+          <w:tab w:val="num" w:pos="0"/>
+        </w:tabs>
+        <w:ind w:left="0" w:hanging="0"/>
+      </w:pPr>
+    </w:lvl>
+    <w:lvl w:ilvl="7">
+      <w:start w:val="1"/>
+      <w:numFmt w:val="none"/>
+      <w:suff w:val="nothing"/>
+      <w:lvlText w:val=""/>
+      <w:lvlJc w:val="left"/>
+      <w:pPr>
+        <w:tabs>
+          <w:tab w:val="num" w:pos="0"/>
+        </w:tabs>
+        <w:ind w:left="0" w:hanging="0"/>
+      </w:pPr>
+    </w:lvl>
+    <w:lvl w:ilvl="8">
+      <w:start w:val="1"/>
+      <w:numFmt w:val="none"/>
+      <w:suff w:val="nothing"/>
+      <w:lvlText w:val=""/>
+      <w:lvlJc w:val="left"/>
+      <w:pPr>
+        <w:tabs>
+          <w:tab w:val="num" w:pos="0"/>
+        </w:tabs>
+        <w:ind w:left="0" w:hanging="0"/>
+      </w:pPr>
     </w:lvl>
   </w:abstractNum>
   <w:num w:numId="1">
@@ -5075,6 +10414,60 @@
   <w:num w:numId="11">
     <w:abstractNumId w:val="11"/>
   </w:num>
+  <w:num w:numId="12">
+    <w:abstractNumId w:val="12"/>
+  </w:num>
+  <w:num w:numId="13">
+    <w:abstractNumId w:val="13"/>
+  </w:num>
+  <w:num w:numId="14">
+    <w:abstractNumId w:val="14"/>
+  </w:num>
+  <w:num w:numId="15">
+    <w:abstractNumId w:val="15"/>
+  </w:num>
+  <w:num w:numId="16">
+    <w:abstractNumId w:val="16"/>
+  </w:num>
+  <w:num w:numId="17">
+    <w:abstractNumId w:val="17"/>
+  </w:num>
+  <w:num w:numId="18">
+    <w:abstractNumId w:val="18"/>
+  </w:num>
+  <w:num w:numId="19">
+    <w:abstractNumId w:val="19"/>
+  </w:num>
+  <w:num w:numId="20">
+    <w:abstractNumId w:val="20"/>
+  </w:num>
+  <w:num w:numId="21">
+    <w:abstractNumId w:val="21"/>
+  </w:num>
+  <w:num w:numId="22">
+    <w:abstractNumId w:val="22"/>
+  </w:num>
+  <w:num w:numId="23">
+    <w:abstractNumId w:val="23"/>
+  </w:num>
+  <w:num w:numId="24">
+    <w:abstractNumId w:val="24"/>
+  </w:num>
+  <w:num w:numId="25">
+    <w:abstractNumId w:val="25"/>
+  </w:num>
+  <w:num w:numId="26">
+    <w:abstractNumId w:val="26"/>
+  </w:num>
+  <w:num w:numId="27">
+    <w:abstractNumId w:val="27"/>
+  </w:num>
+  <w:num w:numId="28">
+    <w:abstractNumId w:val="28"/>
+  </w:num>
+  <w:num w:numId="29">
+    <w:abstractNumId w:val="29"/>
+  </w:num>
 </w:numbering>
 </file>
 
@@ -5102,9 +10495,7 @@
     <w:pPr>
       <w:widowControl/>
       <w:suppressAutoHyphens w:val="true"/>
-      <w:kinsoku w:val="true"/>
-      <w:overflowPunct w:val="true"/>
-      <w:autoSpaceDE w:val="true"/>
+      <w:overflowPunct w:val="false"/>
       <w:bidi w:val="0"/>
       <w:spacing w:lineRule="auto" w:line="240" w:before="0" w:after="0"/>
       <w:jc w:val="left"/>
@@ -5514,7 +10905,14 @@
       <w:rFonts w:ascii="OpenSymbol" w:hAnsi="OpenSymbol" w:eastAsia="OpenSymbol" w:cs="OpenSymbol"/>
     </w:rPr>
   </w:style>
-  <w:style w:type="paragraph" w:styleId="Style6">
+  <w:style w:type="character" w:styleId="Style6">
+    <w:name w:val="Первинний текст"/>
+    <w:qFormat/>
+    <w:rPr>
+      <w:rFonts w:ascii="Liberation Mono" w:hAnsi="Liberation Mono" w:eastAsia="Liberation Mono" w:cs="Liberation Mono"/>
+    </w:rPr>
+  </w:style>
+  <w:style w:type="paragraph" w:styleId="Style7">
     <w:name w:val="Заголовок"/>
     <w:basedOn w:val="Normal"/>
     <w:next w:val="BodyText"/>
@@ -5561,7 +10959,7 @@
       <w:szCs w:val="24"/>
     </w:rPr>
   </w:style>
-  <w:style w:type="paragraph" w:styleId="Style7">
+  <w:style w:type="paragraph" w:styleId="Style8">
     <w:name w:val="Покажчик"/>
     <w:basedOn w:val="Normal"/>
     <w:qFormat/>
@@ -5675,7 +11073,7 @@
       <w:lang w:val="ru-RU" w:eastAsia="ru-RU"/>
     </w:rPr>
   </w:style>
-  <w:style w:type="paragraph" w:styleId="Style8">
+  <w:style w:type="paragraph" w:styleId="Style9">
     <w:name w:val="Верхній і нижній колонтитули"/>
     <w:basedOn w:val="Normal"/>
     <w:qFormat/>
@@ -5707,21 +11105,74 @@
     <w:pPr/>
     <w:rPr/>
   </w:style>
-  <w:style w:type="paragraph" w:styleId="Style9">
+  <w:style w:type="paragraph" w:styleId="Style10">
     <w:name w:val="Рисунок"/>
     <w:basedOn w:val="Caption"/>
     <w:qFormat/>
     <w:pPr/>
     <w:rPr/>
   </w:style>
-  <w:style w:type="paragraph" w:styleId="Style10">
+  <w:style w:type="paragraph" w:styleId="Style11">
     <w:name w:val="Вміст рамки"/>
     <w:basedOn w:val="Normal"/>
     <w:qFormat/>
     <w:pPr/>
     <w:rPr/>
   </w:style>
-  <w:style w:type="numbering" w:styleId="Style11">
+  <w:style w:type="paragraph" w:styleId="Style12">
+    <w:name w:val="Горизонтальна лінія"/>
+    <w:basedOn w:val="Normal"/>
+    <w:next w:val="BodyText"/>
+    <w:qFormat/>
+    <w:pPr>
+      <w:suppressLineNumbers/>
+      <w:pBdr>
+        <w:bottom w:val="double" w:sz="2" w:space="0" w:color="808080"/>
+      </w:pBdr>
+      <w:spacing w:before="0" w:after="283"/>
+    </w:pPr>
+    <w:rPr>
+      <w:sz w:val="12"/>
+      <w:szCs w:val="12"/>
+    </w:rPr>
+  </w:style>
+  <w:style w:type="paragraph" w:styleId="Style13">
+    <w:name w:val="Текст у вказаному форматі"/>
+    <w:basedOn w:val="Normal"/>
+    <w:qFormat/>
+    <w:pPr>
+      <w:spacing w:before="0" w:after="0"/>
+    </w:pPr>
+    <w:rPr>
+      <w:rFonts w:ascii="Liberation Mono" w:hAnsi="Liberation Mono" w:eastAsia="Liberation Mono" w:cs="Liberation Mono"/>
+      <w:sz w:val="20"/>
+      <w:szCs w:val="20"/>
+    </w:rPr>
+  </w:style>
+  <w:style w:type="paragraph" w:styleId="Style14">
+    <w:name w:val="Вміст таблиці"/>
+    <w:basedOn w:val="Normal"/>
+    <w:qFormat/>
+    <w:pPr>
+      <w:widowControl w:val="false"/>
+      <w:suppressLineNumbers/>
+    </w:pPr>
+    <w:rPr/>
+  </w:style>
+  <w:style w:type="paragraph" w:styleId="Style15">
+    <w:name w:val="Заголовок таблиці"/>
+    <w:basedOn w:val="Style14"/>
+    <w:qFormat/>
+    <w:pPr>
+      <w:suppressLineNumbers/>
+      <w:jc w:val="center"/>
+    </w:pPr>
+    <w:rPr>
+      <w:b/>
+      <w:bCs/>
+    </w:rPr>
+  </w:style>
+  <w:style w:type="numbering" w:styleId="Style16">
     <w:name w:val="Без маркерів"/>
     <w:qFormat/>
   </w:style>
